--- a/0.report/빅데이터20기_3조_세미프로젝트_보고서_2장.docx
+++ b/0.report/빅데이터20기_3조_세미프로젝트_보고서_2장.docx
@@ -230,7 +230,7 @@
                                       <w:t xml:space="preserve">했다. </w:t>
                                     </w:r>
                                     <w:r>
-                                      <w:t>이를 통해 분류 문제에서는 데이터 특성에 따라 평가 지표 선택과 임계</w:t>
+                                      <w:t>평가 지표 선택과 임계</w:t>
                                     </w:r>
                                     <w:r>
                                       <w:rPr>
@@ -239,7 +239,13 @@
                                       <w:t xml:space="preserve"> </w:t>
                                     </w:r>
                                     <w:r>
-                                      <w:t>값 설정 전략이 달라져야 함을 확인하였다.</w:t>
+                                      <w:t xml:space="preserve">값 설정 </w:t>
+                                    </w:r>
+                                    <w:r>
+                                      <w:rPr>
+                                        <w:rFonts w:hint="eastAsia"/>
+                                      </w:rPr>
+                                      <w:t>전략에 따른 다양한 모델 앙상블과 교차검증을 통해 높은 ROC-AUC와 Recall을 달성하여 불만족 고객을 조기에 식별할 수 있는 가능성을 확인하고, 고객 유지 전략에 활용할 수 있는 근거를 제시했다.</w:t>
                                     </w:r>
                                   </w:sdtContent>
                                 </w:sdt>
@@ -295,7 +301,7 @@
                                 <w:t xml:space="preserve">했다. </w:t>
                               </w:r>
                               <w:r>
-                                <w:t>이를 통해 분류 문제에서는 데이터 특성에 따라 평가 지표 선택과 임계</w:t>
+                                <w:t>평가 지표 선택과 임계</w:t>
                               </w:r>
                               <w:r>
                                 <w:rPr>
@@ -304,7 +310,13 @@
                                 <w:t xml:space="preserve"> </w:t>
                               </w:r>
                               <w:r>
-                                <w:t>값 설정 전략이 달라져야 함을 확인하였다.</w:t>
+                                <w:t xml:space="preserve">값 설정 </w:t>
+                              </w:r>
+                              <w:r>
+                                <w:rPr>
+                                  <w:rFonts w:hint="eastAsia"/>
+                                </w:rPr>
+                                <w:t>전략에 따른 다양한 모델 앙상블과 교차검증을 통해 높은 ROC-AUC와 Recall을 달성하여 불만족 고객을 조기에 식별할 수 있는 가능성을 확인하고, 고객 유지 전략에 활용할 수 있는 근거를 제시했다.</w:t>
                               </w:r>
                             </w:sdtContent>
                           </w:sdt>
@@ -831,13 +843,13 @@
           <w:r>
             <w:fldChar w:fldCharType="separate"/>
           </w:r>
-          <w:hyperlink w:anchor="_Toc216688280" w:history="1">
+          <w:hyperlink w:anchor="_Toc216702254" w:history="1">
             <w:r>
               <w:rPr>
                 <w:rStyle w:val="af9"/>
                 <w:noProof/>
               </w:rPr>
-              <w:t>2. 산탄데르 고객 만족평가</w:t>
+              <w:t>2. 산탄데르 은행 고객 만족평가</w:t>
             </w:r>
             <w:r>
               <w:rPr>
@@ -858,7 +870,7 @@
                 <w:noProof/>
                 <w:webHidden/>
               </w:rPr>
-              <w:instrText xml:space="preserve"> PAGEREF _Toc216688280 \h </w:instrText>
+              <w:instrText xml:space="preserve"> PAGEREF _Toc216702254 \h </w:instrText>
             </w:r>
             <w:r>
               <w:rPr>
@@ -878,7 +890,7 @@
                 <w:noProof/>
                 <w:webHidden/>
               </w:rPr>
-              <w:t>2</w:t>
+              <w:t>3</w:t>
             </w:r>
             <w:r>
               <w:rPr>
@@ -903,7 +915,7 @@
               <w14:ligatures w14:val="standardContextual"/>
             </w:rPr>
           </w:pPr>
-          <w:hyperlink w:anchor="_Toc216688281" w:history="1">
+          <w:hyperlink w:anchor="_Toc216702255" w:history="1">
             <w:r>
               <w:rPr>
                 <w:rStyle w:val="af9"/>
@@ -930,7 +942,7 @@
                 <w:noProof/>
                 <w:webHidden/>
               </w:rPr>
-              <w:instrText xml:space="preserve"> PAGEREF _Toc216688281 \h </w:instrText>
+              <w:instrText xml:space="preserve"> PAGEREF _Toc216702255 \h </w:instrText>
             </w:r>
             <w:r>
               <w:rPr>
@@ -950,7 +962,97 @@
                 <w:noProof/>
                 <w:webHidden/>
               </w:rPr>
-              <w:t>2</w:t>
+              <w:t>3</w:t>
+            </w:r>
+            <w:r>
+              <w:rPr>
+                <w:noProof/>
+                <w:webHidden/>
+              </w:rPr>
+              <w:fldChar w:fldCharType="end"/>
+            </w:r>
+          </w:hyperlink>
+        </w:p>
+        <w:p>
+          <w:pPr>
+            <w:pStyle w:val="31"/>
+            <w:tabs>
+              <w:tab w:val="left" w:pos="1320"/>
+              <w:tab w:val="right" w:leader="dot" w:pos="8494"/>
+            </w:tabs>
+            <w:rPr>
+              <w:rFonts w:cstheme="minorBidi"/>
+              <w:noProof/>
+              <w:kern w:val="2"/>
+              <w:szCs w:val="24"/>
+              <w14:ligatures w14:val="standardContextual"/>
+            </w:rPr>
+          </w:pPr>
+          <w:hyperlink w:anchor="_Toc216702256" w:history="1">
+            <w:r>
+              <w:rPr>
+                <w:rStyle w:val="af9"/>
+                <w:noProof/>
+              </w:rPr>
+              <w:t>2.1.1</w:t>
+            </w:r>
+            <w:r>
+              <w:rPr>
+                <w:rFonts w:cstheme="minorBidi"/>
+                <w:noProof/>
+                <w:kern w:val="2"/>
+                <w:szCs w:val="24"/>
+                <w14:ligatures w14:val="standardContextual"/>
+              </w:rPr>
+              <w:tab/>
+            </w:r>
+            <w:r>
+              <w:rPr>
+                <w:rStyle w:val="af9"/>
+                <w:noProof/>
+              </w:rPr>
+              <w:t>문제 정의</w:t>
+            </w:r>
+            <w:r>
+              <w:rPr>
+                <w:noProof/>
+                <w:webHidden/>
+              </w:rPr>
+              <w:tab/>
+            </w:r>
+            <w:r>
+              <w:rPr>
+                <w:noProof/>
+                <w:webHidden/>
+              </w:rPr>
+              <w:fldChar w:fldCharType="begin"/>
+            </w:r>
+            <w:r>
+              <w:rPr>
+                <w:noProof/>
+                <w:webHidden/>
+              </w:rPr>
+              <w:instrText xml:space="preserve"> PAGEREF _Toc216702256 \h </w:instrText>
+            </w:r>
+            <w:r>
+              <w:rPr>
+                <w:noProof/>
+                <w:webHidden/>
+              </w:rPr>
+            </w:r>
+            <w:r>
+              <w:rPr>
+                <w:noProof/>
+                <w:webHidden/>
+              </w:rPr>
+              <w:fldChar w:fldCharType="separate"/>
+            </w:r>
+            <w:r>
+              <w:rPr>
+                <w:noProof/>
+                <w:webHidden/>
+              </w:rPr>
+              <w:t>3</w:t>
             </w:r>
             <w:r>
               <w:rPr>
@@ -975,13 +1077,13 @@
               <w14:ligatures w14:val="standardContextual"/>
             </w:rPr>
           </w:pPr>
-          <w:hyperlink w:anchor="_Toc216688282" w:history="1">
+          <w:hyperlink w:anchor="_Toc216702257" w:history="1">
             <w:r>
               <w:rPr>
                 <w:rStyle w:val="af9"/>
                 <w:noProof/>
               </w:rPr>
-              <w:t>2.1.1문제 정의</w:t>
+              <w:t>2.1.2 데이터 설명</w:t>
             </w:r>
             <w:r>
               <w:rPr>
@@ -1002,7 +1104,7 @@
                 <w:noProof/>
                 <w:webHidden/>
               </w:rPr>
-              <w:instrText xml:space="preserve"> PAGEREF _Toc216688282 \h </w:instrText>
+              <w:instrText xml:space="preserve"> PAGEREF _Toc216702257 \h </w:instrText>
             </w:r>
             <w:r>
               <w:rPr>
@@ -1022,7 +1124,87 @@
                 <w:noProof/>
                 <w:webHidden/>
               </w:rPr>
-              <w:t>2</w:t>
+              <w:t>7</w:t>
+            </w:r>
+            <w:r>
+              <w:rPr>
+                <w:noProof/>
+                <w:webHidden/>
+              </w:rPr>
+              <w:fldChar w:fldCharType="end"/>
+            </w:r>
+          </w:hyperlink>
+        </w:p>
+        <w:p>
+          <w:pPr>
+            <w:pStyle w:val="20"/>
+            <w:tabs>
+              <w:tab w:val="right" w:leader="dot" w:pos="8494"/>
+            </w:tabs>
+            <w:rPr>
+              <w:rFonts w:cstheme="minorBidi"/>
+              <w:noProof/>
+              <w:kern w:val="2"/>
+              <w:szCs w:val="24"/>
+              <w14:ligatures w14:val="standardContextual"/>
+            </w:rPr>
+          </w:pPr>
+          <w:hyperlink w:anchor="_Toc216702258" w:history="1">
+            <w:r>
+              <w:rPr>
+                <w:rStyle w:val="af9"/>
+                <w:noProof/>
+              </w:rPr>
+              <w:t xml:space="preserve">2.2 </w:t>
+            </w:r>
+            <w:r>
+              <w:rPr>
+                <w:rStyle w:val="af9"/>
+                <w:bCs/>
+                <w:noProof/>
+              </w:rPr>
+              <w:t>탐색적 데이터 분석 (EDA)</w:t>
+            </w:r>
+            <w:r>
+              <w:rPr>
+                <w:noProof/>
+                <w:webHidden/>
+              </w:rPr>
+              <w:tab/>
+            </w:r>
+            <w:r>
+              <w:rPr>
+                <w:noProof/>
+                <w:webHidden/>
+              </w:rPr>
+              <w:fldChar w:fldCharType="begin"/>
+            </w:r>
+            <w:r>
+              <w:rPr>
+                <w:noProof/>
+                <w:webHidden/>
+              </w:rPr>
+              <w:instrText xml:space="preserve"> PAGEREF _Toc216702258 \h </w:instrText>
+            </w:r>
+            <w:r>
+              <w:rPr>
+                <w:noProof/>
+                <w:webHidden/>
+              </w:rPr>
+            </w:r>
+            <w:r>
+              <w:rPr>
+                <w:noProof/>
+                <w:webHidden/>
+              </w:rPr>
+              <w:fldChar w:fldCharType="separate"/>
+            </w:r>
+            <w:r>
+              <w:rPr>
+                <w:noProof/>
+                <w:webHidden/>
+              </w:rPr>
+              <w:t>17</w:t>
             </w:r>
             <w:r>
               <w:rPr>
@@ -1047,13 +1229,13 @@
               <w14:ligatures w14:val="standardContextual"/>
             </w:rPr>
           </w:pPr>
-          <w:hyperlink w:anchor="_Toc216688283" w:history="1">
+          <w:hyperlink w:anchor="_Toc216702259" w:history="1">
             <w:r>
               <w:rPr>
                 <w:rStyle w:val="af9"/>
                 <w:noProof/>
               </w:rPr>
-              <w:t>2.1.2 데이터 설명</w:t>
+              <w:t>2.2.1 통계적 요약</w:t>
             </w:r>
             <w:r>
               <w:rPr>
@@ -1074,7 +1256,7 @@
                 <w:noProof/>
                 <w:webHidden/>
               </w:rPr>
-              <w:instrText xml:space="preserve"> PAGEREF _Toc216688283 \h </w:instrText>
+              <w:instrText xml:space="preserve"> PAGEREF _Toc216702259 \h </w:instrText>
             </w:r>
             <w:r>
               <w:rPr>
@@ -1094,7 +1276,151 @@
                 <w:noProof/>
                 <w:webHidden/>
               </w:rPr>
-              <w:t>6</w:t>
+              <w:t>17</w:t>
+            </w:r>
+            <w:r>
+              <w:rPr>
+                <w:noProof/>
+                <w:webHidden/>
+              </w:rPr>
+              <w:fldChar w:fldCharType="end"/>
+            </w:r>
+          </w:hyperlink>
+        </w:p>
+        <w:p>
+          <w:pPr>
+            <w:pStyle w:val="31"/>
+            <w:tabs>
+              <w:tab w:val="right" w:leader="dot" w:pos="8494"/>
+            </w:tabs>
+            <w:rPr>
+              <w:rFonts w:cstheme="minorBidi"/>
+              <w:noProof/>
+              <w:kern w:val="2"/>
+              <w:szCs w:val="24"/>
+              <w14:ligatures w14:val="standardContextual"/>
+            </w:rPr>
+          </w:pPr>
+          <w:hyperlink w:anchor="_Toc216702260" w:history="1">
+            <w:r>
+              <w:rPr>
+                <w:rStyle w:val="af9"/>
+                <w:noProof/>
+              </w:rPr>
+              <w:t>2.2.2 시각화 분석</w:t>
+            </w:r>
+            <w:r>
+              <w:rPr>
+                <w:noProof/>
+                <w:webHidden/>
+              </w:rPr>
+              <w:tab/>
+            </w:r>
+            <w:r>
+              <w:rPr>
+                <w:noProof/>
+                <w:webHidden/>
+              </w:rPr>
+              <w:fldChar w:fldCharType="begin"/>
+            </w:r>
+            <w:r>
+              <w:rPr>
+                <w:noProof/>
+                <w:webHidden/>
+              </w:rPr>
+              <w:instrText xml:space="preserve"> PAGEREF _Toc216702260 \h </w:instrText>
+            </w:r>
+            <w:r>
+              <w:rPr>
+                <w:noProof/>
+                <w:webHidden/>
+              </w:rPr>
+            </w:r>
+            <w:r>
+              <w:rPr>
+                <w:noProof/>
+                <w:webHidden/>
+              </w:rPr>
+              <w:fldChar w:fldCharType="separate"/>
+            </w:r>
+            <w:r>
+              <w:rPr>
+                <w:noProof/>
+                <w:webHidden/>
+              </w:rPr>
+              <w:t>19</w:t>
+            </w:r>
+            <w:r>
+              <w:rPr>
+                <w:noProof/>
+                <w:webHidden/>
+              </w:rPr>
+              <w:fldChar w:fldCharType="end"/>
+            </w:r>
+          </w:hyperlink>
+        </w:p>
+        <w:p>
+          <w:pPr>
+            <w:pStyle w:val="31"/>
+            <w:tabs>
+              <w:tab w:val="right" w:leader="dot" w:pos="8494"/>
+            </w:tabs>
+            <w:rPr>
+              <w:rFonts w:cstheme="minorBidi"/>
+              <w:noProof/>
+              <w:kern w:val="2"/>
+              <w:szCs w:val="24"/>
+              <w14:ligatures w14:val="standardContextual"/>
+            </w:rPr>
+          </w:pPr>
+          <w:hyperlink w:anchor="_Toc216702261" w:history="1">
+            <w:r>
+              <w:rPr>
+                <w:rStyle w:val="af9"/>
+                <w:noProof/>
+              </w:rPr>
+              <w:t>2.2.3 발견된 문제점</w:t>
+            </w:r>
+            <w:r>
+              <w:rPr>
+                <w:noProof/>
+                <w:webHidden/>
+              </w:rPr>
+              <w:tab/>
+            </w:r>
+            <w:r>
+              <w:rPr>
+                <w:noProof/>
+                <w:webHidden/>
+              </w:rPr>
+              <w:fldChar w:fldCharType="begin"/>
+            </w:r>
+            <w:r>
+              <w:rPr>
+                <w:noProof/>
+                <w:webHidden/>
+              </w:rPr>
+              <w:instrText xml:space="preserve"> PAGEREF _Toc216702261 \h </w:instrText>
+            </w:r>
+            <w:r>
+              <w:rPr>
+                <w:noProof/>
+                <w:webHidden/>
+              </w:rPr>
+            </w:r>
+            <w:r>
+              <w:rPr>
+                <w:noProof/>
+                <w:webHidden/>
+              </w:rPr>
+              <w:fldChar w:fldCharType="separate"/>
+            </w:r>
+            <w:r>
+              <w:rPr>
+                <w:noProof/>
+                <w:webHidden/>
+              </w:rPr>
+              <w:t>21</w:t>
             </w:r>
             <w:r>
               <w:rPr>
@@ -1119,21 +1445,36 @@
               <w14:ligatures w14:val="standardContextual"/>
             </w:rPr>
           </w:pPr>
-          <w:hyperlink w:anchor="_Toc216688284" w:history="1">
+          <w:hyperlink w:anchor="_Toc216702262" w:history="1">
             <w:r>
               <w:rPr>
                 <w:rStyle w:val="af9"/>
                 <w:noProof/>
               </w:rPr>
-              <w:t xml:space="preserve">2.2 </w:t>
+              <w:t xml:space="preserve">2.3 </w:t>
             </w:r>
             <w:r>
               <w:rPr>
                 <w:rStyle w:val="af9"/>
-                <w:bCs/>
+                <w:rFonts w:ascii="맑은 고딕" w:eastAsia="맑은 고딕" w:hAnsi="맑은 고딕" w:cs="맑은 고딕"/>
                 <w:noProof/>
               </w:rPr>
-              <w:t>탐색적 데이터 분석 (EDA)</w:t>
+              <w:t>데이터</w:t>
+            </w:r>
+            <w:r>
+              <w:rPr>
+                <w:rStyle w:val="af9"/>
+                <w:noProof/>
+              </w:rPr>
+              <w:t xml:space="preserve"> </w:t>
+            </w:r>
+            <w:r>
+              <w:rPr>
+                <w:rStyle w:val="af9"/>
+                <w:rFonts w:ascii="맑은 고딕" w:eastAsia="맑은 고딕" w:hAnsi="맑은 고딕" w:cs="맑은 고딕"/>
+                <w:noProof/>
+              </w:rPr>
+              <w:t>전처리</w:t>
             </w:r>
             <w:r>
               <w:rPr>
@@ -1154,7 +1495,7 @@
                 <w:noProof/>
                 <w:webHidden/>
               </w:rPr>
-              <w:instrText xml:space="preserve"> PAGEREF _Toc216688284 \h </w:instrText>
+              <w:instrText xml:space="preserve"> PAGEREF _Toc216702262 \h </w:instrText>
             </w:r>
             <w:r>
               <w:rPr>
@@ -1174,7 +1515,7 @@
                 <w:noProof/>
                 <w:webHidden/>
               </w:rPr>
-              <w:t>17</w:t>
+              <w:t>26</w:t>
             </w:r>
             <w:r>
               <w:rPr>
@@ -1199,13 +1540,36 @@
               <w14:ligatures w14:val="standardContextual"/>
             </w:rPr>
           </w:pPr>
-          <w:hyperlink w:anchor="_Toc216688285" w:history="1">
+          <w:hyperlink w:anchor="_Toc216702263" w:history="1">
             <w:r>
               <w:rPr>
                 <w:rStyle w:val="af9"/>
                 <w:noProof/>
               </w:rPr>
-              <w:t>2.2.1 통계적 요약</w:t>
+              <w:t xml:space="preserve">2.3.1 </w:t>
+            </w:r>
+            <w:r>
+              <w:rPr>
+                <w:rStyle w:val="af9"/>
+                <w:rFonts w:ascii="맑은 고딕" w:eastAsia="맑은 고딕" w:hAnsi="맑은 고딕" w:cs="맑은 고딕"/>
+                <w:noProof/>
+              </w:rPr>
+              <w:t>결측치</w:t>
+            </w:r>
+            <w:r>
+              <w:rPr>
+                <w:rStyle w:val="af9"/>
+                <w:noProof/>
+              </w:rPr>
+              <w:t xml:space="preserve"> </w:t>
+            </w:r>
+            <w:r>
+              <w:rPr>
+                <w:rStyle w:val="af9"/>
+                <w:rFonts w:ascii="맑은 고딕" w:eastAsia="맑은 고딕" w:hAnsi="맑은 고딕" w:cs="맑은 고딕"/>
+                <w:noProof/>
+              </w:rPr>
+              <w:t>처리</w:t>
             </w:r>
             <w:r>
               <w:rPr>
@@ -1226,7 +1590,7 @@
                 <w:noProof/>
                 <w:webHidden/>
               </w:rPr>
-              <w:instrText xml:space="preserve"> PAGEREF _Toc216688285 \h </w:instrText>
+              <w:instrText xml:space="preserve"> PAGEREF _Toc216702263 \h </w:instrText>
             </w:r>
             <w:r>
               <w:rPr>
@@ -1246,7 +1610,7 @@
                 <w:noProof/>
                 <w:webHidden/>
               </w:rPr>
-              <w:t>17</w:t>
+              <w:t>26</w:t>
             </w:r>
             <w:r>
               <w:rPr>
@@ -1271,13 +1635,81 @@
               <w14:ligatures w14:val="standardContextual"/>
             </w:rPr>
           </w:pPr>
-          <w:hyperlink w:anchor="_Toc216688286" w:history="1">
+          <w:hyperlink w:anchor="_Toc216702264" w:history="1">
             <w:r>
               <w:rPr>
                 <w:rStyle w:val="af9"/>
                 <w:noProof/>
               </w:rPr>
-              <w:t>2.2.2 시각화 분석</w:t>
+              <w:t xml:space="preserve">2.3.2 Zero </w:t>
+            </w:r>
+            <w:r>
+              <w:rPr>
+                <w:rStyle w:val="af9"/>
+                <w:rFonts w:ascii="맑은 고딕" w:eastAsia="맑은 고딕" w:hAnsi="맑은 고딕" w:cs="맑은 고딕"/>
+                <w:noProof/>
+              </w:rPr>
+              <w:t>값의</w:t>
+            </w:r>
+            <w:r>
+              <w:rPr>
+                <w:rStyle w:val="af9"/>
+                <w:noProof/>
+              </w:rPr>
+              <w:t xml:space="preserve"> </w:t>
+            </w:r>
+            <w:r>
+              <w:rPr>
+                <w:rStyle w:val="af9"/>
+                <w:rFonts w:ascii="맑은 고딕" w:eastAsia="맑은 고딕" w:hAnsi="맑은 고딕" w:cs="맑은 고딕"/>
+                <w:noProof/>
+              </w:rPr>
+              <w:t>의미</w:t>
+            </w:r>
+            <w:r>
+              <w:rPr>
+                <w:rStyle w:val="af9"/>
+                <w:noProof/>
+              </w:rPr>
+              <w:t xml:space="preserve"> </w:t>
+            </w:r>
+            <w:r>
+              <w:rPr>
+                <w:rStyle w:val="af9"/>
+                <w:rFonts w:ascii="맑은 고딕" w:eastAsia="맑은 고딕" w:hAnsi="맑은 고딕" w:cs="맑은 고딕"/>
+                <w:noProof/>
+              </w:rPr>
+              <w:t>파악</w:t>
+            </w:r>
+            <w:r>
+              <w:rPr>
+                <w:rStyle w:val="af9"/>
+                <w:noProof/>
+              </w:rPr>
+              <w:t xml:space="preserve"> </w:t>
+            </w:r>
+            <w:r>
+              <w:rPr>
+                <w:rStyle w:val="af9"/>
+                <w:rFonts w:ascii="맑은 고딕" w:eastAsia="맑은 고딕" w:hAnsi="맑은 고딕" w:cs="맑은 고딕"/>
+                <w:noProof/>
+              </w:rPr>
+              <w:t>및</w:t>
+            </w:r>
+            <w:r>
+              <w:rPr>
+                <w:rStyle w:val="af9"/>
+                <w:noProof/>
+              </w:rPr>
+              <w:t xml:space="preserve"> </w:t>
+            </w:r>
+            <w:r>
+              <w:rPr>
+                <w:rStyle w:val="af9"/>
+                <w:rFonts w:ascii="맑은 고딕" w:eastAsia="맑은 고딕" w:hAnsi="맑은 고딕" w:cs="맑은 고딕"/>
+                <w:noProof/>
+              </w:rPr>
+              <w:t>처리</w:t>
             </w:r>
             <w:r>
               <w:rPr>
@@ -1298,7 +1730,7 @@
                 <w:noProof/>
                 <w:webHidden/>
               </w:rPr>
-              <w:instrText xml:space="preserve"> PAGEREF _Toc216688286 \h </w:instrText>
+              <w:instrText xml:space="preserve"> PAGEREF _Toc216702264 \h </w:instrText>
             </w:r>
             <w:r>
               <w:rPr>
@@ -1318,7 +1750,7 @@
                 <w:noProof/>
                 <w:webHidden/>
               </w:rPr>
-              <w:t>19</w:t>
+              <w:t>27</w:t>
             </w:r>
             <w:r>
               <w:rPr>
@@ -1343,13 +1775,66 @@
               <w14:ligatures w14:val="standardContextual"/>
             </w:rPr>
           </w:pPr>
-          <w:hyperlink w:anchor="_Toc216688287" w:history="1">
+          <w:hyperlink w:anchor="_Toc216702265" w:history="1">
             <w:r>
               <w:rPr>
                 <w:rStyle w:val="af9"/>
                 <w:noProof/>
               </w:rPr>
-              <w:t>2.2.3 발견된 문제점</w:t>
+              <w:t xml:space="preserve">2.3.2 </w:t>
+            </w:r>
+            <w:r>
+              <w:rPr>
+                <w:rStyle w:val="af9"/>
+                <w:rFonts w:ascii="맑은 고딕" w:eastAsia="맑은 고딕" w:hAnsi="맑은 고딕" w:cs="맑은 고딕"/>
+                <w:noProof/>
+              </w:rPr>
+              <w:t>상관관계</w:t>
+            </w:r>
+            <w:r>
+              <w:rPr>
+                <w:rStyle w:val="af9"/>
+                <w:noProof/>
+              </w:rPr>
+              <w:t xml:space="preserve"> </w:t>
+            </w:r>
+            <w:r>
+              <w:rPr>
+                <w:rStyle w:val="af9"/>
+                <w:rFonts w:ascii="맑은 고딕" w:eastAsia="맑은 고딕" w:hAnsi="맑은 고딕" w:cs="맑은 고딕"/>
+                <w:noProof/>
+              </w:rPr>
+              <w:t>기반</w:t>
+            </w:r>
+            <w:r>
+              <w:rPr>
+                <w:rStyle w:val="af9"/>
+                <w:noProof/>
+              </w:rPr>
+              <w:t xml:space="preserve"> </w:t>
+            </w:r>
+            <w:r>
+              <w:rPr>
+                <w:rStyle w:val="af9"/>
+                <w:rFonts w:ascii="맑은 고딕" w:eastAsia="맑은 고딕" w:hAnsi="맑은 고딕" w:cs="맑은 고딕"/>
+                <w:noProof/>
+              </w:rPr>
+              <w:t>피처</w:t>
+            </w:r>
+            <w:r>
+              <w:rPr>
+                <w:rStyle w:val="af9"/>
+                <w:noProof/>
+              </w:rPr>
+              <w:t xml:space="preserve"> </w:t>
+            </w:r>
+            <w:r>
+              <w:rPr>
+                <w:rStyle w:val="af9"/>
+                <w:rFonts w:ascii="맑은 고딕" w:eastAsia="맑은 고딕" w:hAnsi="맑은 고딕" w:cs="맑은 고딕"/>
+                <w:noProof/>
+              </w:rPr>
+              <w:t>제거</w:t>
             </w:r>
             <w:r>
               <w:rPr>
@@ -1370,7 +1855,7 @@
                 <w:noProof/>
                 <w:webHidden/>
               </w:rPr>
-              <w:instrText xml:space="preserve"> PAGEREF _Toc216688287 \h </w:instrText>
+              <w:instrText xml:space="preserve"> PAGEREF _Toc216702265 \h </w:instrText>
             </w:r>
             <w:r>
               <w:rPr>
@@ -1390,7 +1875,429 @@
                 <w:noProof/>
                 <w:webHidden/>
               </w:rPr>
-              <w:t>21</w:t>
+              <w:t>27</w:t>
+            </w:r>
+            <w:r>
+              <w:rPr>
+                <w:noProof/>
+                <w:webHidden/>
+              </w:rPr>
+              <w:fldChar w:fldCharType="end"/>
+            </w:r>
+          </w:hyperlink>
+        </w:p>
+        <w:p>
+          <w:pPr>
+            <w:pStyle w:val="31"/>
+            <w:tabs>
+              <w:tab w:val="right" w:leader="dot" w:pos="8494"/>
+            </w:tabs>
+            <w:rPr>
+              <w:rFonts w:cstheme="minorBidi"/>
+              <w:noProof/>
+              <w:kern w:val="2"/>
+              <w:szCs w:val="24"/>
+              <w14:ligatures w14:val="standardContextual"/>
+            </w:rPr>
+          </w:pPr>
+          <w:hyperlink w:anchor="_Toc216702266" w:history="1">
+            <w:r>
+              <w:rPr>
+                <w:rStyle w:val="af9"/>
+                <w:noProof/>
+              </w:rPr>
+              <w:t xml:space="preserve">2.3.3 </w:t>
+            </w:r>
+            <w:r>
+              <w:rPr>
+                <w:rStyle w:val="af9"/>
+                <w:rFonts w:ascii="맑은 고딕" w:eastAsia="맑은 고딕" w:hAnsi="맑은 고딕" w:cs="맑은 고딕"/>
+                <w:noProof/>
+              </w:rPr>
+              <w:t>이상치</w:t>
+            </w:r>
+            <w:r>
+              <w:rPr>
+                <w:rStyle w:val="af9"/>
+                <w:noProof/>
+              </w:rPr>
+              <w:t xml:space="preserve"> </w:t>
+            </w:r>
+            <w:r>
+              <w:rPr>
+                <w:rStyle w:val="af9"/>
+                <w:rFonts w:ascii="맑은 고딕" w:eastAsia="맑은 고딕" w:hAnsi="맑은 고딕" w:cs="맑은 고딕"/>
+                <w:noProof/>
+              </w:rPr>
+              <w:t>처리</w:t>
+            </w:r>
+            <w:r>
+              <w:rPr>
+                <w:noProof/>
+                <w:webHidden/>
+              </w:rPr>
+              <w:tab/>
+            </w:r>
+            <w:r>
+              <w:rPr>
+                <w:noProof/>
+                <w:webHidden/>
+              </w:rPr>
+              <w:fldChar w:fldCharType="begin"/>
+            </w:r>
+            <w:r>
+              <w:rPr>
+                <w:noProof/>
+                <w:webHidden/>
+              </w:rPr>
+              <w:instrText xml:space="preserve"> PAGEREF _Toc216702266 \h </w:instrText>
+            </w:r>
+            <w:r>
+              <w:rPr>
+                <w:noProof/>
+                <w:webHidden/>
+              </w:rPr>
+            </w:r>
+            <w:r>
+              <w:rPr>
+                <w:noProof/>
+                <w:webHidden/>
+              </w:rPr>
+              <w:fldChar w:fldCharType="separate"/>
+            </w:r>
+            <w:r>
+              <w:rPr>
+                <w:noProof/>
+                <w:webHidden/>
+              </w:rPr>
+              <w:t>28</w:t>
+            </w:r>
+            <w:r>
+              <w:rPr>
+                <w:noProof/>
+                <w:webHidden/>
+              </w:rPr>
+              <w:fldChar w:fldCharType="end"/>
+            </w:r>
+          </w:hyperlink>
+        </w:p>
+        <w:p>
+          <w:pPr>
+            <w:pStyle w:val="31"/>
+            <w:tabs>
+              <w:tab w:val="right" w:leader="dot" w:pos="8494"/>
+            </w:tabs>
+            <w:rPr>
+              <w:rFonts w:cstheme="minorBidi"/>
+              <w:noProof/>
+              <w:kern w:val="2"/>
+              <w:szCs w:val="24"/>
+              <w14:ligatures w14:val="standardContextual"/>
+            </w:rPr>
+          </w:pPr>
+          <w:hyperlink w:anchor="_Toc216702267" w:history="1">
+            <w:r>
+              <w:rPr>
+                <w:rStyle w:val="af9"/>
+                <w:noProof/>
+              </w:rPr>
+              <w:t>2.3.4 로그 변환을 통한 고왜도 보정</w:t>
+            </w:r>
+            <w:r>
+              <w:rPr>
+                <w:noProof/>
+                <w:webHidden/>
+              </w:rPr>
+              <w:tab/>
+            </w:r>
+            <w:r>
+              <w:rPr>
+                <w:noProof/>
+                <w:webHidden/>
+              </w:rPr>
+              <w:fldChar w:fldCharType="begin"/>
+            </w:r>
+            <w:r>
+              <w:rPr>
+                <w:noProof/>
+                <w:webHidden/>
+              </w:rPr>
+              <w:instrText xml:space="preserve"> PAGEREF _Toc216702267 \h </w:instrText>
+            </w:r>
+            <w:r>
+              <w:rPr>
+                <w:noProof/>
+                <w:webHidden/>
+              </w:rPr>
+            </w:r>
+            <w:r>
+              <w:rPr>
+                <w:noProof/>
+                <w:webHidden/>
+              </w:rPr>
+              <w:fldChar w:fldCharType="separate"/>
+            </w:r>
+            <w:r>
+              <w:rPr>
+                <w:noProof/>
+                <w:webHidden/>
+              </w:rPr>
+              <w:t>29</w:t>
+            </w:r>
+            <w:r>
+              <w:rPr>
+                <w:noProof/>
+                <w:webHidden/>
+              </w:rPr>
+              <w:fldChar w:fldCharType="end"/>
+            </w:r>
+          </w:hyperlink>
+        </w:p>
+        <w:p>
+          <w:pPr>
+            <w:pStyle w:val="31"/>
+            <w:tabs>
+              <w:tab w:val="right" w:leader="dot" w:pos="8494"/>
+            </w:tabs>
+            <w:rPr>
+              <w:rFonts w:cstheme="minorBidi"/>
+              <w:noProof/>
+              <w:kern w:val="2"/>
+              <w:szCs w:val="24"/>
+              <w14:ligatures w14:val="standardContextual"/>
+            </w:rPr>
+          </w:pPr>
+          <w:hyperlink w:anchor="_Toc216702268" w:history="1">
+            <w:r>
+              <w:rPr>
+                <w:rStyle w:val="af9"/>
+                <w:noProof/>
+              </w:rPr>
+              <w:t xml:space="preserve">2.3.5 </w:t>
+            </w:r>
+            <w:r>
+              <w:rPr>
+                <w:rStyle w:val="af9"/>
+                <w:rFonts w:ascii="맑은 고딕" w:eastAsia="맑은 고딕" w:hAnsi="맑은 고딕" w:cs="맑은 고딕"/>
+                <w:noProof/>
+              </w:rPr>
+              <w:t>인코딩</w:t>
+            </w:r>
+            <w:r>
+              <w:rPr>
+                <w:noProof/>
+                <w:webHidden/>
+              </w:rPr>
+              <w:tab/>
+            </w:r>
+            <w:r>
+              <w:rPr>
+                <w:noProof/>
+                <w:webHidden/>
+              </w:rPr>
+              <w:fldChar w:fldCharType="begin"/>
+            </w:r>
+            <w:r>
+              <w:rPr>
+                <w:noProof/>
+                <w:webHidden/>
+              </w:rPr>
+              <w:instrText xml:space="preserve"> PAGEREF _Toc216702268 \h </w:instrText>
+            </w:r>
+            <w:r>
+              <w:rPr>
+                <w:noProof/>
+                <w:webHidden/>
+              </w:rPr>
+            </w:r>
+            <w:r>
+              <w:rPr>
+                <w:noProof/>
+                <w:webHidden/>
+              </w:rPr>
+              <w:fldChar w:fldCharType="separate"/>
+            </w:r>
+            <w:r>
+              <w:rPr>
+                <w:noProof/>
+                <w:webHidden/>
+              </w:rPr>
+              <w:t>29</w:t>
+            </w:r>
+            <w:r>
+              <w:rPr>
+                <w:noProof/>
+                <w:webHidden/>
+              </w:rPr>
+              <w:fldChar w:fldCharType="end"/>
+            </w:r>
+          </w:hyperlink>
+        </w:p>
+        <w:p>
+          <w:pPr>
+            <w:pStyle w:val="31"/>
+            <w:tabs>
+              <w:tab w:val="right" w:leader="dot" w:pos="8494"/>
+            </w:tabs>
+            <w:rPr>
+              <w:rFonts w:cstheme="minorBidi"/>
+              <w:noProof/>
+              <w:kern w:val="2"/>
+              <w:szCs w:val="24"/>
+              <w14:ligatures w14:val="standardContextual"/>
+            </w:rPr>
+          </w:pPr>
+          <w:hyperlink w:anchor="_Toc216702269" w:history="1">
+            <w:r>
+              <w:rPr>
+                <w:rStyle w:val="af9"/>
+                <w:noProof/>
+              </w:rPr>
+              <w:t xml:space="preserve">2.3.6 </w:t>
+            </w:r>
+            <w:r>
+              <w:rPr>
+                <w:rStyle w:val="af9"/>
+                <w:rFonts w:ascii="맑은 고딕" w:eastAsia="맑은 고딕" w:hAnsi="맑은 고딕" w:cs="맑은 고딕"/>
+                <w:noProof/>
+              </w:rPr>
+              <w:t>스케일링</w:t>
+            </w:r>
+            <w:r>
+              <w:rPr>
+                <w:noProof/>
+                <w:webHidden/>
+              </w:rPr>
+              <w:tab/>
+            </w:r>
+            <w:r>
+              <w:rPr>
+                <w:noProof/>
+                <w:webHidden/>
+              </w:rPr>
+              <w:fldChar w:fldCharType="begin"/>
+            </w:r>
+            <w:r>
+              <w:rPr>
+                <w:noProof/>
+                <w:webHidden/>
+              </w:rPr>
+              <w:instrText xml:space="preserve"> PAGEREF _Toc216702269 \h </w:instrText>
+            </w:r>
+            <w:r>
+              <w:rPr>
+                <w:noProof/>
+                <w:webHidden/>
+              </w:rPr>
+            </w:r>
+            <w:r>
+              <w:rPr>
+                <w:noProof/>
+                <w:webHidden/>
+              </w:rPr>
+              <w:fldChar w:fldCharType="separate"/>
+            </w:r>
+            <w:r>
+              <w:rPr>
+                <w:noProof/>
+                <w:webHidden/>
+              </w:rPr>
+              <w:t>29</w:t>
+            </w:r>
+            <w:r>
+              <w:rPr>
+                <w:noProof/>
+                <w:webHidden/>
+              </w:rPr>
+              <w:fldChar w:fldCharType="end"/>
+            </w:r>
+          </w:hyperlink>
+        </w:p>
+        <w:p>
+          <w:pPr>
+            <w:pStyle w:val="31"/>
+            <w:tabs>
+              <w:tab w:val="right" w:leader="dot" w:pos="8494"/>
+            </w:tabs>
+            <w:rPr>
+              <w:rFonts w:cstheme="minorBidi"/>
+              <w:noProof/>
+              <w:kern w:val="2"/>
+              <w:szCs w:val="24"/>
+              <w14:ligatures w14:val="standardContextual"/>
+            </w:rPr>
+          </w:pPr>
+          <w:hyperlink w:anchor="_Toc216702270" w:history="1">
+            <w:r>
+              <w:rPr>
+                <w:rStyle w:val="af9"/>
+                <w:noProof/>
+              </w:rPr>
+              <w:t xml:space="preserve">2.3.8 </w:t>
+            </w:r>
+            <w:r>
+              <w:rPr>
+                <w:rStyle w:val="af9"/>
+                <w:rFonts w:ascii="맑은 고딕" w:eastAsia="맑은 고딕" w:hAnsi="맑은 고딕" w:cs="맑은 고딕"/>
+                <w:noProof/>
+              </w:rPr>
+              <w:t>최종</w:t>
+            </w:r>
+            <w:r>
+              <w:rPr>
+                <w:rStyle w:val="af9"/>
+                <w:noProof/>
+              </w:rPr>
+              <w:t xml:space="preserve"> Feature </w:t>
+            </w:r>
+            <w:r>
+              <w:rPr>
+                <w:rStyle w:val="af9"/>
+                <w:rFonts w:ascii="맑은 고딕" w:eastAsia="맑은 고딕" w:hAnsi="맑은 고딕" w:cs="맑은 고딕"/>
+                <w:noProof/>
+              </w:rPr>
+              <w:t>요약</w:t>
+            </w:r>
+            <w:r>
+              <w:rPr>
+                <w:noProof/>
+                <w:webHidden/>
+              </w:rPr>
+              <w:tab/>
+            </w:r>
+            <w:r>
+              <w:rPr>
+                <w:noProof/>
+                <w:webHidden/>
+              </w:rPr>
+              <w:fldChar w:fldCharType="begin"/>
+            </w:r>
+            <w:r>
+              <w:rPr>
+                <w:noProof/>
+                <w:webHidden/>
+              </w:rPr>
+              <w:instrText xml:space="preserve"> PAGEREF _Toc216702270 \h </w:instrText>
+            </w:r>
+            <w:r>
+              <w:rPr>
+                <w:noProof/>
+                <w:webHidden/>
+              </w:rPr>
+            </w:r>
+            <w:r>
+              <w:rPr>
+                <w:noProof/>
+                <w:webHidden/>
+              </w:rPr>
+              <w:fldChar w:fldCharType="separate"/>
+            </w:r>
+            <w:r>
+              <w:rPr>
+                <w:noProof/>
+                <w:webHidden/>
+              </w:rPr>
+              <w:t>29</w:t>
             </w:r>
             <w:r>
               <w:rPr>
@@ -1415,36 +2322,13 @@
               <w14:ligatures w14:val="standardContextual"/>
             </w:rPr>
           </w:pPr>
-          <w:hyperlink w:anchor="_Toc216688288" w:history="1">
+          <w:hyperlink w:anchor="_Toc216702271" w:history="1">
             <w:r>
               <w:rPr>
                 <w:rStyle w:val="af9"/>
                 <w:noProof/>
               </w:rPr>
-              <w:t xml:space="preserve">2.3 </w:t>
-            </w:r>
-            <w:r>
-              <w:rPr>
-                <w:rStyle w:val="af9"/>
-                <w:rFonts w:ascii="맑은 고딕" w:eastAsia="맑은 고딕" w:hAnsi="맑은 고딕" w:cs="맑은 고딕"/>
-                <w:noProof/>
-              </w:rPr>
-              <w:t>데이터</w:t>
-            </w:r>
-            <w:r>
-              <w:rPr>
-                <w:rStyle w:val="af9"/>
-                <w:noProof/>
-              </w:rPr>
-              <w:t xml:space="preserve"> </w:t>
-            </w:r>
-            <w:r>
-              <w:rPr>
-                <w:rStyle w:val="af9"/>
-                <w:rFonts w:ascii="맑은 고딕" w:eastAsia="맑은 고딕" w:hAnsi="맑은 고딕" w:cs="맑은 고딕"/>
-                <w:noProof/>
-              </w:rPr>
-              <w:t>전처리</w:t>
+              <w:t>2.4 모델링</w:t>
             </w:r>
             <w:r>
               <w:rPr>
@@ -1465,7 +2349,7 @@
                 <w:noProof/>
                 <w:webHidden/>
               </w:rPr>
-              <w:instrText xml:space="preserve"> PAGEREF _Toc216688288 \h </w:instrText>
+              <w:instrText xml:space="preserve"> PAGEREF _Toc216702271 \h </w:instrText>
             </w:r>
             <w:r>
               <w:rPr>
@@ -1485,7 +2369,7 @@
                 <w:noProof/>
                 <w:webHidden/>
               </w:rPr>
-              <w:t>26</w:t>
+              <w:t>31</w:t>
             </w:r>
             <w:r>
               <w:rPr>
@@ -1510,36 +2394,21 @@
               <w14:ligatures w14:val="standardContextual"/>
             </w:rPr>
           </w:pPr>
-          <w:hyperlink w:anchor="_Toc216688289" w:history="1">
+          <w:hyperlink w:anchor="_Toc216702272" w:history="1">
             <w:r>
               <w:rPr>
                 <w:rStyle w:val="af9"/>
                 <w:noProof/>
               </w:rPr>
-              <w:t xml:space="preserve">2.3.1 </w:t>
+              <w:t xml:space="preserve">2.4.1 </w:t>
             </w:r>
             <w:r>
               <w:rPr>
                 <w:rStyle w:val="af9"/>
-                <w:rFonts w:ascii="맑은 고딕" w:eastAsia="맑은 고딕" w:hAnsi="맑은 고딕" w:cs="맑은 고딕"/>
+                <w:bCs/>
                 <w:noProof/>
               </w:rPr>
-              <w:t>결측치</w:t>
-            </w:r>
-            <w:r>
-              <w:rPr>
-                <w:rStyle w:val="af9"/>
-                <w:noProof/>
-              </w:rPr>
-              <w:t xml:space="preserve"> </w:t>
-            </w:r>
-            <w:r>
-              <w:rPr>
-                <w:rStyle w:val="af9"/>
-                <w:rFonts w:ascii="맑은 고딕" w:eastAsia="맑은 고딕" w:hAnsi="맑은 고딕" w:cs="맑은 고딕"/>
-                <w:noProof/>
-              </w:rPr>
-              <w:t>처리</w:t>
+              <w:t>학습/검증 데이터 분할</w:t>
             </w:r>
             <w:r>
               <w:rPr>
@@ -1560,7 +2429,7 @@
                 <w:noProof/>
                 <w:webHidden/>
               </w:rPr>
-              <w:instrText xml:space="preserve"> PAGEREF _Toc216688289 \h </w:instrText>
+              <w:instrText xml:space="preserve"> PAGEREF _Toc216702272 \h </w:instrText>
             </w:r>
             <w:r>
               <w:rPr>
@@ -1580,7 +2449,7 @@
                 <w:noProof/>
                 <w:webHidden/>
               </w:rPr>
-              <w:t>26</w:t>
+              <w:t>31</w:t>
             </w:r>
             <w:r>
               <w:rPr>
@@ -1605,81 +2474,13 @@
               <w14:ligatures w14:val="standardContextual"/>
             </w:rPr>
           </w:pPr>
-          <w:hyperlink w:anchor="_Toc216688290" w:history="1">
+          <w:hyperlink w:anchor="_Toc216702273" w:history="1">
             <w:r>
               <w:rPr>
                 <w:rStyle w:val="af9"/>
                 <w:noProof/>
               </w:rPr>
-              <w:t xml:space="preserve">2.3.2 Zero </w:t>
-            </w:r>
-            <w:r>
-              <w:rPr>
-                <w:rStyle w:val="af9"/>
-                <w:rFonts w:ascii="맑은 고딕" w:eastAsia="맑은 고딕" w:hAnsi="맑은 고딕" w:cs="맑은 고딕"/>
-                <w:noProof/>
-              </w:rPr>
-              <w:t>값의</w:t>
-            </w:r>
-            <w:r>
-              <w:rPr>
-                <w:rStyle w:val="af9"/>
-                <w:noProof/>
-              </w:rPr>
-              <w:t xml:space="preserve"> </w:t>
-            </w:r>
-            <w:r>
-              <w:rPr>
-                <w:rStyle w:val="af9"/>
-                <w:rFonts w:ascii="맑은 고딕" w:eastAsia="맑은 고딕" w:hAnsi="맑은 고딕" w:cs="맑은 고딕"/>
-                <w:noProof/>
-              </w:rPr>
-              <w:t>의미</w:t>
-            </w:r>
-            <w:r>
-              <w:rPr>
-                <w:rStyle w:val="af9"/>
-                <w:noProof/>
-              </w:rPr>
-              <w:t xml:space="preserve"> </w:t>
-            </w:r>
-            <w:r>
-              <w:rPr>
-                <w:rStyle w:val="af9"/>
-                <w:rFonts w:ascii="맑은 고딕" w:eastAsia="맑은 고딕" w:hAnsi="맑은 고딕" w:cs="맑은 고딕"/>
-                <w:noProof/>
-              </w:rPr>
-              <w:t>파악</w:t>
-            </w:r>
-            <w:r>
-              <w:rPr>
-                <w:rStyle w:val="af9"/>
-                <w:noProof/>
-              </w:rPr>
-              <w:t xml:space="preserve"> </w:t>
-            </w:r>
-            <w:r>
-              <w:rPr>
-                <w:rStyle w:val="af9"/>
-                <w:rFonts w:ascii="맑은 고딕" w:eastAsia="맑은 고딕" w:hAnsi="맑은 고딕" w:cs="맑은 고딕"/>
-                <w:noProof/>
-              </w:rPr>
-              <w:t>및</w:t>
-            </w:r>
-            <w:r>
-              <w:rPr>
-                <w:rStyle w:val="af9"/>
-                <w:noProof/>
-              </w:rPr>
-              <w:t xml:space="preserve"> </w:t>
-            </w:r>
-            <w:r>
-              <w:rPr>
-                <w:rStyle w:val="af9"/>
-                <w:rFonts w:ascii="맑은 고딕" w:eastAsia="맑은 고딕" w:hAnsi="맑은 고딕" w:cs="맑은 고딕"/>
-                <w:noProof/>
-              </w:rPr>
-              <w:t>처리</w:t>
+              <w:t>2.4.2 베이스라인 모델</w:t>
             </w:r>
             <w:r>
               <w:rPr>
@@ -1700,7 +2501,7 @@
                 <w:noProof/>
                 <w:webHidden/>
               </w:rPr>
-              <w:instrText xml:space="preserve"> PAGEREF _Toc216688290 \h </w:instrText>
+              <w:instrText xml:space="preserve"> PAGEREF _Toc216702273 \h </w:instrText>
             </w:r>
             <w:r>
               <w:rPr>
@@ -1720,7 +2521,7 @@
                 <w:noProof/>
                 <w:webHidden/>
               </w:rPr>
-              <w:t>27</w:t>
+              <w:t>32</w:t>
             </w:r>
             <w:r>
               <w:rPr>
@@ -1745,66 +2546,13 @@
               <w14:ligatures w14:val="standardContextual"/>
             </w:rPr>
           </w:pPr>
-          <w:hyperlink w:anchor="_Toc216688291" w:history="1">
+          <w:hyperlink w:anchor="_Toc216702274" w:history="1">
             <w:r>
               <w:rPr>
                 <w:rStyle w:val="af9"/>
                 <w:noProof/>
               </w:rPr>
-              <w:t xml:space="preserve">2.3.2 </w:t>
-            </w:r>
-            <w:r>
-              <w:rPr>
-                <w:rStyle w:val="af9"/>
-                <w:rFonts w:ascii="맑은 고딕" w:eastAsia="맑은 고딕" w:hAnsi="맑은 고딕" w:cs="맑은 고딕"/>
-                <w:noProof/>
-              </w:rPr>
-              <w:t>상관관계</w:t>
-            </w:r>
-            <w:r>
-              <w:rPr>
-                <w:rStyle w:val="af9"/>
-                <w:noProof/>
-              </w:rPr>
-              <w:t xml:space="preserve"> </w:t>
-            </w:r>
-            <w:r>
-              <w:rPr>
-                <w:rStyle w:val="af9"/>
-                <w:rFonts w:ascii="맑은 고딕" w:eastAsia="맑은 고딕" w:hAnsi="맑은 고딕" w:cs="맑은 고딕"/>
-                <w:noProof/>
-              </w:rPr>
-              <w:t>기반</w:t>
-            </w:r>
-            <w:r>
-              <w:rPr>
-                <w:rStyle w:val="af9"/>
-                <w:noProof/>
-              </w:rPr>
-              <w:t xml:space="preserve"> </w:t>
-            </w:r>
-            <w:r>
-              <w:rPr>
-                <w:rStyle w:val="af9"/>
-                <w:rFonts w:ascii="맑은 고딕" w:eastAsia="맑은 고딕" w:hAnsi="맑은 고딕" w:cs="맑은 고딕"/>
-                <w:noProof/>
-              </w:rPr>
-              <w:t>피처</w:t>
-            </w:r>
-            <w:r>
-              <w:rPr>
-                <w:rStyle w:val="af9"/>
-                <w:noProof/>
-              </w:rPr>
-              <w:t xml:space="preserve"> </w:t>
-            </w:r>
-            <w:r>
-              <w:rPr>
-                <w:rStyle w:val="af9"/>
-                <w:rFonts w:ascii="맑은 고딕" w:eastAsia="맑은 고딕" w:hAnsi="맑은 고딕" w:cs="맑은 고딕"/>
-                <w:noProof/>
-              </w:rPr>
-              <w:t>제거</w:t>
+              <w:t>2.4.3 모델 선정</w:t>
             </w:r>
             <w:r>
               <w:rPr>
@@ -1825,7 +2573,7 @@
                 <w:noProof/>
                 <w:webHidden/>
               </w:rPr>
-              <w:instrText xml:space="preserve"> PAGEREF _Toc216688291 \h </w:instrText>
+              <w:instrText xml:space="preserve"> PAGEREF _Toc216702274 \h </w:instrText>
             </w:r>
             <w:r>
               <w:rPr>
@@ -1845,7 +2593,7 @@
                 <w:noProof/>
                 <w:webHidden/>
               </w:rPr>
-              <w:t>27</w:t>
+              <w:t>34</w:t>
             </w:r>
             <w:r>
               <w:rPr>
@@ -1870,36 +2618,13 @@
               <w14:ligatures w14:val="standardContextual"/>
             </w:rPr>
           </w:pPr>
-          <w:hyperlink w:anchor="_Toc216688292" w:history="1">
+          <w:hyperlink w:anchor="_Toc216702275" w:history="1">
             <w:r>
               <w:rPr>
                 <w:rStyle w:val="af9"/>
                 <w:noProof/>
               </w:rPr>
-              <w:t xml:space="preserve">2.3.3 </w:t>
-            </w:r>
-            <w:r>
-              <w:rPr>
-                <w:rStyle w:val="af9"/>
-                <w:rFonts w:ascii="맑은 고딕" w:eastAsia="맑은 고딕" w:hAnsi="맑은 고딕" w:cs="맑은 고딕"/>
-                <w:noProof/>
-              </w:rPr>
-              <w:t>이상치</w:t>
-            </w:r>
-            <w:r>
-              <w:rPr>
-                <w:rStyle w:val="af9"/>
-                <w:noProof/>
-              </w:rPr>
-              <w:t xml:space="preserve"> </w:t>
-            </w:r>
-            <w:r>
-              <w:rPr>
-                <w:rStyle w:val="af9"/>
-                <w:rFonts w:ascii="맑은 고딕" w:eastAsia="맑은 고딕" w:hAnsi="맑은 고딕" w:cs="맑은 고딕"/>
-                <w:noProof/>
-              </w:rPr>
-              <w:t>처리</w:t>
+              <w:t>2.4.4 하이퍼파라미터 튜닝</w:t>
             </w:r>
             <w:r>
               <w:rPr>
@@ -1920,7 +2645,7 @@
                 <w:noProof/>
                 <w:webHidden/>
               </w:rPr>
-              <w:instrText xml:space="preserve"> PAGEREF _Toc216688292 \h </w:instrText>
+              <w:instrText xml:space="preserve"> PAGEREF _Toc216702275 \h </w:instrText>
             </w:r>
             <w:r>
               <w:rPr>
@@ -1940,7 +2665,7 @@
                 <w:noProof/>
                 <w:webHidden/>
               </w:rPr>
-              <w:t>28</w:t>
+              <w:t>35</w:t>
             </w:r>
             <w:r>
               <w:rPr>
@@ -1965,13 +2690,13 @@
               <w14:ligatures w14:val="standardContextual"/>
             </w:rPr>
           </w:pPr>
-          <w:hyperlink w:anchor="_Toc216688293" w:history="1">
+          <w:hyperlink w:anchor="_Toc216702276" w:history="1">
             <w:r>
               <w:rPr>
                 <w:rStyle w:val="af9"/>
                 <w:noProof/>
               </w:rPr>
-              <w:t>2.3.4 로그 변환을 통한 고왜도 보정</w:t>
+              <w:t>2.4.5 모델 성능 비교</w:t>
             </w:r>
             <w:r>
               <w:rPr>
@@ -1992,7 +2717,7 @@
                 <w:noProof/>
                 <w:webHidden/>
               </w:rPr>
-              <w:instrText xml:space="preserve"> PAGEREF _Toc216688293 \h </w:instrText>
+              <w:instrText xml:space="preserve"> PAGEREF _Toc216702276 \h </w:instrText>
             </w:r>
             <w:r>
               <w:rPr>
@@ -2012,7 +2737,79 @@
                 <w:noProof/>
                 <w:webHidden/>
               </w:rPr>
-              <w:t>29</w:t>
+              <w:t>40</w:t>
+            </w:r>
+            <w:r>
+              <w:rPr>
+                <w:noProof/>
+                <w:webHidden/>
+              </w:rPr>
+              <w:fldChar w:fldCharType="end"/>
+            </w:r>
+          </w:hyperlink>
+        </w:p>
+        <w:p>
+          <w:pPr>
+            <w:pStyle w:val="20"/>
+            <w:tabs>
+              <w:tab w:val="right" w:leader="dot" w:pos="8494"/>
+            </w:tabs>
+            <w:rPr>
+              <w:rFonts w:cstheme="minorBidi"/>
+              <w:noProof/>
+              <w:kern w:val="2"/>
+              <w:szCs w:val="24"/>
+              <w14:ligatures w14:val="standardContextual"/>
+            </w:rPr>
+          </w:pPr>
+          <w:hyperlink w:anchor="_Toc216702277" w:history="1">
+            <w:r>
+              <w:rPr>
+                <w:rStyle w:val="af9"/>
+                <w:noProof/>
+              </w:rPr>
+              <w:t>2.5 모델 평가</w:t>
+            </w:r>
+            <w:r>
+              <w:rPr>
+                <w:noProof/>
+                <w:webHidden/>
+              </w:rPr>
+              <w:tab/>
+            </w:r>
+            <w:r>
+              <w:rPr>
+                <w:noProof/>
+                <w:webHidden/>
+              </w:rPr>
+              <w:fldChar w:fldCharType="begin"/>
+            </w:r>
+            <w:r>
+              <w:rPr>
+                <w:noProof/>
+                <w:webHidden/>
+              </w:rPr>
+              <w:instrText xml:space="preserve"> PAGEREF _Toc216702277 \h </w:instrText>
+            </w:r>
+            <w:r>
+              <w:rPr>
+                <w:noProof/>
+                <w:webHidden/>
+              </w:rPr>
+            </w:r>
+            <w:r>
+              <w:rPr>
+                <w:noProof/>
+                <w:webHidden/>
+              </w:rPr>
+              <w:fldChar w:fldCharType="separate"/>
+            </w:r>
+            <w:r>
+              <w:rPr>
+                <w:noProof/>
+                <w:webHidden/>
+              </w:rPr>
+              <w:t>42</w:t>
             </w:r>
             <w:r>
               <w:rPr>
@@ -2037,21 +2834,13 @@
               <w14:ligatures w14:val="standardContextual"/>
             </w:rPr>
           </w:pPr>
-          <w:hyperlink w:anchor="_Toc216688294" w:history="1">
+          <w:hyperlink w:anchor="_Toc216702278" w:history="1">
             <w:r>
               <w:rPr>
                 <w:rStyle w:val="af9"/>
                 <w:noProof/>
               </w:rPr>
-              <w:t xml:space="preserve">2.3.5 </w:t>
-            </w:r>
-            <w:r>
-              <w:rPr>
-                <w:rStyle w:val="af9"/>
-                <w:rFonts w:ascii="맑은 고딕" w:eastAsia="맑은 고딕" w:hAnsi="맑은 고딕" w:cs="맑은 고딕"/>
-                <w:noProof/>
-              </w:rPr>
-              <w:t>인코딩</w:t>
+              <w:t>2.5.1 평가지표</w:t>
             </w:r>
             <w:r>
               <w:rPr>
@@ -2072,7 +2861,7 @@
                 <w:noProof/>
                 <w:webHidden/>
               </w:rPr>
-              <w:instrText xml:space="preserve"> PAGEREF _Toc216688294 \h </w:instrText>
+              <w:instrText xml:space="preserve"> PAGEREF _Toc216702278 \h </w:instrText>
             </w:r>
             <w:r>
               <w:rPr>
@@ -2092,7 +2881,7 @@
                 <w:noProof/>
                 <w:webHidden/>
               </w:rPr>
-              <w:t>29</w:t>
+              <w:t>42</w:t>
             </w:r>
             <w:r>
               <w:rPr>
@@ -2117,21 +2906,13 @@
               <w14:ligatures w14:val="standardContextual"/>
             </w:rPr>
           </w:pPr>
-          <w:hyperlink w:anchor="_Toc216688295" w:history="1">
+          <w:hyperlink w:anchor="_Toc216702279" w:history="1">
             <w:r>
               <w:rPr>
                 <w:rStyle w:val="af9"/>
                 <w:noProof/>
               </w:rPr>
-              <w:t xml:space="preserve">2.3.6 </w:t>
-            </w:r>
-            <w:r>
-              <w:rPr>
-                <w:rStyle w:val="af9"/>
-                <w:rFonts w:ascii="맑은 고딕" w:eastAsia="맑은 고딕" w:hAnsi="맑은 고딕" w:cs="맑은 고딕"/>
-                <w:noProof/>
-              </w:rPr>
-              <w:t>스케일링</w:t>
+              <w:t>2.5.2 Feature Importance</w:t>
             </w:r>
             <w:r>
               <w:rPr>
@@ -2152,7 +2933,7 @@
                 <w:noProof/>
                 <w:webHidden/>
               </w:rPr>
-              <w:instrText xml:space="preserve"> PAGEREF _Toc216688295 \h </w:instrText>
+              <w:instrText xml:space="preserve"> PAGEREF _Toc216702279 \h </w:instrText>
             </w:r>
             <w:r>
               <w:rPr>
@@ -2172,7 +2953,7 @@
                 <w:noProof/>
                 <w:webHidden/>
               </w:rPr>
-              <w:t>29</w:t>
+              <w:t>46</w:t>
             </w:r>
             <w:r>
               <w:rPr>
@@ -2197,36 +2978,85 @@
               <w14:ligatures w14:val="standardContextual"/>
             </w:rPr>
           </w:pPr>
-          <w:hyperlink w:anchor="_Toc216688296" w:history="1">
+          <w:hyperlink w:anchor="_Toc216702280" w:history="1">
             <w:r>
               <w:rPr>
                 <w:rStyle w:val="af9"/>
                 <w:noProof/>
               </w:rPr>
-              <w:t xml:space="preserve">2.3.8 </w:t>
-            </w:r>
-            <w:r>
-              <w:rPr>
-                <w:rStyle w:val="af9"/>
-                <w:rFonts w:ascii="맑은 고딕" w:eastAsia="맑은 고딕" w:hAnsi="맑은 고딕" w:cs="맑은 고딕"/>
+              <w:t>2.5.3 예측 결과 분석</w:t>
+            </w:r>
+            <w:r>
+              <w:rPr>
                 <w:noProof/>
-              </w:rPr>
-              <w:t>최종</w:t>
-            </w:r>
+                <w:webHidden/>
+              </w:rPr>
+              <w:tab/>
+            </w:r>
+            <w:r>
+              <w:rPr>
+                <w:noProof/>
+                <w:webHidden/>
+              </w:rPr>
+              <w:fldChar w:fldCharType="begin"/>
+            </w:r>
+            <w:r>
+              <w:rPr>
+                <w:noProof/>
+                <w:webHidden/>
+              </w:rPr>
+              <w:instrText xml:space="preserve"> PAGEREF _Toc216702280 \h </w:instrText>
+            </w:r>
+            <w:r>
+              <w:rPr>
+                <w:noProof/>
+                <w:webHidden/>
+              </w:rPr>
+            </w:r>
+            <w:r>
+              <w:rPr>
+                <w:noProof/>
+                <w:webHidden/>
+              </w:rPr>
+              <w:fldChar w:fldCharType="separate"/>
+            </w:r>
+            <w:r>
+              <w:rPr>
+                <w:noProof/>
+                <w:webHidden/>
+              </w:rPr>
+              <w:t>48</w:t>
+            </w:r>
+            <w:r>
+              <w:rPr>
+                <w:noProof/>
+                <w:webHidden/>
+              </w:rPr>
+              <w:fldChar w:fldCharType="end"/>
+            </w:r>
+          </w:hyperlink>
+        </w:p>
+        <w:p>
+          <w:pPr>
+            <w:pStyle w:val="31"/>
+            <w:tabs>
+              <w:tab w:val="right" w:leader="dot" w:pos="8494"/>
+            </w:tabs>
+            <w:rPr>
+              <w:rFonts w:cstheme="minorBidi"/>
+              <w:noProof/>
+              <w:kern w:val="2"/>
+              <w:szCs w:val="24"/>
+              <w14:ligatures w14:val="standardContextual"/>
+            </w:rPr>
+          </w:pPr>
+          <w:hyperlink w:anchor="_Toc216702281" w:history="1">
             <w:r>
               <w:rPr>
                 <w:rStyle w:val="af9"/>
                 <w:noProof/>
               </w:rPr>
-              <w:t xml:space="preserve"> Feature </w:t>
-            </w:r>
-            <w:r>
-              <w:rPr>
-                <w:rStyle w:val="af9"/>
-                <w:rFonts w:ascii="맑은 고딕" w:eastAsia="맑은 고딕" w:hAnsi="맑은 고딕" w:cs="맑은 고딕"/>
-                <w:noProof/>
-              </w:rPr>
-              <w:t>요약</w:t>
+              <w:t>2.5.4 모델 해석</w:t>
             </w:r>
             <w:r>
               <w:rPr>
@@ -2247,7 +3077,7 @@
                 <w:noProof/>
                 <w:webHidden/>
               </w:rPr>
-              <w:instrText xml:space="preserve"> PAGEREF _Toc216688296 \h </w:instrText>
+              <w:instrText xml:space="preserve"> PAGEREF _Toc216702281 \h </w:instrText>
             </w:r>
             <w:r>
               <w:rPr>
@@ -2267,7 +3097,80 @@
                 <w:noProof/>
                 <w:webHidden/>
               </w:rPr>
-              <w:t>29</w:t>
+              <w:t>51</w:t>
+            </w:r>
+            <w:r>
+              <w:rPr>
+                <w:noProof/>
+                <w:webHidden/>
+              </w:rPr>
+              <w:fldChar w:fldCharType="end"/>
+            </w:r>
+          </w:hyperlink>
+        </w:p>
+        <w:p>
+          <w:pPr>
+            <w:pStyle w:val="31"/>
+            <w:tabs>
+              <w:tab w:val="right" w:leader="dot" w:pos="8494"/>
+            </w:tabs>
+            <w:rPr>
+              <w:rFonts w:cstheme="minorBidi"/>
+              <w:noProof/>
+              <w:kern w:val="2"/>
+              <w:szCs w:val="24"/>
+              <w14:ligatures w14:val="standardContextual"/>
+            </w:rPr>
+          </w:pPr>
+          <w:hyperlink w:anchor="_Toc216702282" w:history="1">
+            <w:r>
+              <w:rPr>
+                <w:rStyle w:val="af9"/>
+                <w:iCs/>
+                <w:noProof/>
+              </w:rPr>
+              <w:t>2.5.4.2</w:t>
+            </w:r>
+            <w:r>
+              <w:rPr>
+                <w:noProof/>
+                <w:webHidden/>
+              </w:rPr>
+              <w:tab/>
+            </w:r>
+            <w:r>
+              <w:rPr>
+                <w:noProof/>
+                <w:webHidden/>
+              </w:rPr>
+              <w:fldChar w:fldCharType="begin"/>
+            </w:r>
+            <w:r>
+              <w:rPr>
+                <w:noProof/>
+                <w:webHidden/>
+              </w:rPr>
+              <w:instrText xml:space="preserve"> PAGEREF _Toc216702282 \h </w:instrText>
+            </w:r>
+            <w:r>
+              <w:rPr>
+                <w:noProof/>
+                <w:webHidden/>
+              </w:rPr>
+            </w:r>
+            <w:r>
+              <w:rPr>
+                <w:noProof/>
+                <w:webHidden/>
+              </w:rPr>
+              <w:fldChar w:fldCharType="separate"/>
+            </w:r>
+            <w:r>
+              <w:rPr>
+                <w:noProof/>
+                <w:webHidden/>
+              </w:rPr>
+              <w:t>53</w:t>
             </w:r>
             <w:r>
               <w:rPr>
@@ -2292,13 +3195,13 @@
               <w14:ligatures w14:val="standardContextual"/>
             </w:rPr>
           </w:pPr>
-          <w:hyperlink w:anchor="_Toc216688297" w:history="1">
+          <w:hyperlink w:anchor="_Toc216702283" w:history="1">
             <w:r>
               <w:rPr>
                 <w:rStyle w:val="af9"/>
                 <w:noProof/>
               </w:rPr>
-              <w:t>2.4 모델링</w:t>
+              <w:t>2.6 결론 및 시사점</w:t>
             </w:r>
             <w:r>
               <w:rPr>
@@ -2319,7 +3222,7 @@
                 <w:noProof/>
                 <w:webHidden/>
               </w:rPr>
-              <w:instrText xml:space="preserve"> PAGEREF _Toc216688297 \h </w:instrText>
+              <w:instrText xml:space="preserve"> PAGEREF _Toc216702283 \h </w:instrText>
             </w:r>
             <w:r>
               <w:rPr>
@@ -2339,7 +3242,7 @@
                 <w:noProof/>
                 <w:webHidden/>
               </w:rPr>
-              <w:t>31</w:t>
+              <w:t>57</w:t>
             </w:r>
             <w:r>
               <w:rPr>
@@ -2364,21 +3267,13 @@
               <w14:ligatures w14:val="standardContextual"/>
             </w:rPr>
           </w:pPr>
-          <w:hyperlink w:anchor="_Toc216688298" w:history="1">
+          <w:hyperlink w:anchor="_Toc216702284" w:history="1">
             <w:r>
               <w:rPr>
                 <w:rStyle w:val="af9"/>
                 <w:noProof/>
               </w:rPr>
-              <w:t xml:space="preserve">2.4.1 </w:t>
-            </w:r>
-            <w:r>
-              <w:rPr>
-                <w:rStyle w:val="af9"/>
-                <w:bCs/>
-                <w:noProof/>
-              </w:rPr>
-              <w:t>학습/검증 데이터 분할</w:t>
+              <w:t>2.6.1 결론</w:t>
             </w:r>
             <w:r>
               <w:rPr>
@@ -2399,7 +3294,7 @@
                 <w:noProof/>
                 <w:webHidden/>
               </w:rPr>
-              <w:instrText xml:space="preserve"> PAGEREF _Toc216688298 \h </w:instrText>
+              <w:instrText xml:space="preserve"> PAGEREF _Toc216702284 \h </w:instrText>
             </w:r>
             <w:r>
               <w:rPr>
@@ -2419,7 +3314,7 @@
                 <w:noProof/>
                 <w:webHidden/>
               </w:rPr>
-              <w:t>31</w:t>
+              <w:t>57</w:t>
             </w:r>
             <w:r>
               <w:rPr>
@@ -2444,13 +3339,13 @@
               <w14:ligatures w14:val="standardContextual"/>
             </w:rPr>
           </w:pPr>
-          <w:hyperlink w:anchor="_Toc216688299" w:history="1">
+          <w:hyperlink w:anchor="_Toc216702285" w:history="1">
             <w:r>
               <w:rPr>
                 <w:rStyle w:val="af9"/>
                 <w:noProof/>
               </w:rPr>
-              <w:t>2.4.2 베이스라인 모델</w:t>
+              <w:t>2.6.2 최종결론 정리</w:t>
             </w:r>
             <w:r>
               <w:rPr>
@@ -2471,7 +3366,7 @@
                 <w:noProof/>
                 <w:webHidden/>
               </w:rPr>
-              <w:instrText xml:space="preserve"> PAGEREF _Toc216688299 \h </w:instrText>
+              <w:instrText xml:space="preserve"> PAGEREF _Toc216702285 \h </w:instrText>
             </w:r>
             <w:r>
               <w:rPr>
@@ -2491,7 +3386,7 @@
                 <w:noProof/>
                 <w:webHidden/>
               </w:rPr>
-              <w:t>32</w:t>
+              <w:t>58</w:t>
             </w:r>
             <w:r>
               <w:rPr>
@@ -2516,13 +3411,13 @@
               <w14:ligatures w14:val="standardContextual"/>
             </w:rPr>
           </w:pPr>
-          <w:hyperlink w:anchor="_Toc216688300" w:history="1">
+          <w:hyperlink w:anchor="_Toc216702286" w:history="1">
             <w:r>
               <w:rPr>
                 <w:rStyle w:val="af9"/>
                 <w:noProof/>
               </w:rPr>
-              <w:t>2.4.3 모델 선정</w:t>
+              <w:t>2.6.3 시사점과 한계점 및 제언</w:t>
             </w:r>
             <w:r>
               <w:rPr>
@@ -2543,7 +3438,7 @@
                 <w:noProof/>
                 <w:webHidden/>
               </w:rPr>
-              <w:instrText xml:space="preserve"> PAGEREF _Toc216688300 \h </w:instrText>
+              <w:instrText xml:space="preserve"> PAGEREF _Toc216702286 \h </w:instrText>
             </w:r>
             <w:r>
               <w:rPr>
@@ -2563,7 +3458,79 @@
                 <w:noProof/>
                 <w:webHidden/>
               </w:rPr>
-              <w:t>34</w:t>
+              <w:t>58</w:t>
+            </w:r>
+            <w:r>
+              <w:rPr>
+                <w:noProof/>
+                <w:webHidden/>
+              </w:rPr>
+              <w:fldChar w:fldCharType="end"/>
+            </w:r>
+          </w:hyperlink>
+        </w:p>
+        <w:p>
+          <w:pPr>
+            <w:pStyle w:val="20"/>
+            <w:tabs>
+              <w:tab w:val="right" w:leader="dot" w:pos="8494"/>
+            </w:tabs>
+            <w:rPr>
+              <w:rFonts w:cstheme="minorBidi"/>
+              <w:noProof/>
+              <w:kern w:val="2"/>
+              <w:szCs w:val="24"/>
+              <w14:ligatures w14:val="standardContextual"/>
+            </w:rPr>
+          </w:pPr>
+          <w:hyperlink w:anchor="_Toc216702287" w:history="1">
+            <w:r>
+              <w:rPr>
+                <w:rStyle w:val="af9"/>
+                <w:noProof/>
+              </w:rPr>
+              <w:t>2.7 부록</w:t>
+            </w:r>
+            <w:r>
+              <w:rPr>
+                <w:noProof/>
+                <w:webHidden/>
+              </w:rPr>
+              <w:tab/>
+            </w:r>
+            <w:r>
+              <w:rPr>
+                <w:noProof/>
+                <w:webHidden/>
+              </w:rPr>
+              <w:fldChar w:fldCharType="begin"/>
+            </w:r>
+            <w:r>
+              <w:rPr>
+                <w:noProof/>
+                <w:webHidden/>
+              </w:rPr>
+              <w:instrText xml:space="preserve"> PAGEREF _Toc216702287 \h </w:instrText>
+            </w:r>
+            <w:r>
+              <w:rPr>
+                <w:noProof/>
+                <w:webHidden/>
+              </w:rPr>
+            </w:r>
+            <w:r>
+              <w:rPr>
+                <w:noProof/>
+                <w:webHidden/>
+              </w:rPr>
+              <w:fldChar w:fldCharType="separate"/>
+            </w:r>
+            <w:r>
+              <w:rPr>
+                <w:noProof/>
+                <w:webHidden/>
+              </w:rPr>
+              <w:t>60</w:t>
             </w:r>
             <w:r>
               <w:rPr>
@@ -2588,13 +3555,13 @@
               <w14:ligatures w14:val="standardContextual"/>
             </w:rPr>
           </w:pPr>
-          <w:hyperlink w:anchor="_Toc216688301" w:history="1">
+          <w:hyperlink w:anchor="_Toc216702288" w:history="1">
             <w:r>
               <w:rPr>
                 <w:rStyle w:val="af9"/>
                 <w:noProof/>
               </w:rPr>
-              <w:t>2.4.4 하이퍼파라미터 튜닝</w:t>
+              <w:t>2.7.1 코드 저장소</w:t>
             </w:r>
             <w:r>
               <w:rPr>
@@ -2615,7 +3582,7 @@
                 <w:noProof/>
                 <w:webHidden/>
               </w:rPr>
-              <w:instrText xml:space="preserve"> PAGEREF _Toc216688301 \h </w:instrText>
+              <w:instrText xml:space="preserve"> PAGEREF _Toc216702288 \h </w:instrText>
             </w:r>
             <w:r>
               <w:rPr>
@@ -2635,7 +3602,7 @@
                 <w:noProof/>
                 <w:webHidden/>
               </w:rPr>
-              <w:t>35</w:t>
+              <w:t>60</w:t>
             </w:r>
             <w:r>
               <w:rPr>
@@ -2660,13 +3627,13 @@
               <w14:ligatures w14:val="standardContextual"/>
             </w:rPr>
           </w:pPr>
-          <w:hyperlink w:anchor="_Toc216688302" w:history="1">
+          <w:hyperlink w:anchor="_Toc216702289" w:history="1">
             <w:r>
               <w:rPr>
                 <w:rStyle w:val="af9"/>
                 <w:noProof/>
               </w:rPr>
-              <w:t>2.4.5 모델 성능 비교</w:t>
+              <w:t>2.7.2 실행 환경</w:t>
             </w:r>
             <w:r>
               <w:rPr>
@@ -2687,7 +3654,7 @@
                 <w:noProof/>
                 <w:webHidden/>
               </w:rPr>
-              <w:instrText xml:space="preserve"> PAGEREF _Toc216688302 \h </w:instrText>
+              <w:instrText xml:space="preserve"> PAGEREF _Toc216702289 \h </w:instrText>
             </w:r>
             <w:r>
               <w:rPr>
@@ -2707,512 +3674,7 @@
                 <w:noProof/>
                 <w:webHidden/>
               </w:rPr>
-              <w:t>40</w:t>
-            </w:r>
-            <w:r>
-              <w:rPr>
-                <w:noProof/>
-                <w:webHidden/>
-              </w:rPr>
-              <w:fldChar w:fldCharType="end"/>
-            </w:r>
-          </w:hyperlink>
-        </w:p>
-        <w:p>
-          <w:pPr>
-            <w:pStyle w:val="20"/>
-            <w:tabs>
-              <w:tab w:val="right" w:leader="dot" w:pos="8494"/>
-            </w:tabs>
-            <w:rPr>
-              <w:rFonts w:cstheme="minorBidi"/>
-              <w:noProof/>
-              <w:kern w:val="2"/>
-              <w:szCs w:val="24"/>
-              <w14:ligatures w14:val="standardContextual"/>
-            </w:rPr>
-          </w:pPr>
-          <w:hyperlink w:anchor="_Toc216688303" w:history="1">
-            <w:r>
-              <w:rPr>
-                <w:rStyle w:val="af9"/>
-                <w:noProof/>
-              </w:rPr>
-              <w:t>2.5 모델 평가</w:t>
-            </w:r>
-            <w:r>
-              <w:rPr>
-                <w:noProof/>
-                <w:webHidden/>
-              </w:rPr>
-              <w:tab/>
-            </w:r>
-            <w:r>
-              <w:rPr>
-                <w:noProof/>
-                <w:webHidden/>
-              </w:rPr>
-              <w:fldChar w:fldCharType="begin"/>
-            </w:r>
-            <w:r>
-              <w:rPr>
-                <w:noProof/>
-                <w:webHidden/>
-              </w:rPr>
-              <w:instrText xml:space="preserve"> PAGEREF _Toc216688303 \h </w:instrText>
-            </w:r>
-            <w:r>
-              <w:rPr>
-                <w:noProof/>
-                <w:webHidden/>
-              </w:rPr>
-            </w:r>
-            <w:r>
-              <w:rPr>
-                <w:noProof/>
-                <w:webHidden/>
-              </w:rPr>
-              <w:fldChar w:fldCharType="separate"/>
-            </w:r>
-            <w:r>
-              <w:rPr>
-                <w:noProof/>
-                <w:webHidden/>
-              </w:rPr>
-              <w:t>42</w:t>
-            </w:r>
-            <w:r>
-              <w:rPr>
-                <w:noProof/>
-                <w:webHidden/>
-              </w:rPr>
-              <w:fldChar w:fldCharType="end"/>
-            </w:r>
-          </w:hyperlink>
-        </w:p>
-        <w:p>
-          <w:pPr>
-            <w:pStyle w:val="31"/>
-            <w:tabs>
-              <w:tab w:val="right" w:leader="dot" w:pos="8494"/>
-            </w:tabs>
-            <w:rPr>
-              <w:rFonts w:cstheme="minorBidi"/>
-              <w:noProof/>
-              <w:kern w:val="2"/>
-              <w:szCs w:val="24"/>
-              <w14:ligatures w14:val="standardContextual"/>
-            </w:rPr>
-          </w:pPr>
-          <w:hyperlink w:anchor="_Toc216688304" w:history="1">
-            <w:r>
-              <w:rPr>
-                <w:rStyle w:val="af9"/>
-                <w:noProof/>
-              </w:rPr>
-              <w:t>2.5.1 평가지표</w:t>
-            </w:r>
-            <w:r>
-              <w:rPr>
-                <w:noProof/>
-                <w:webHidden/>
-              </w:rPr>
-              <w:tab/>
-            </w:r>
-            <w:r>
-              <w:rPr>
-                <w:noProof/>
-                <w:webHidden/>
-              </w:rPr>
-              <w:fldChar w:fldCharType="begin"/>
-            </w:r>
-            <w:r>
-              <w:rPr>
-                <w:noProof/>
-                <w:webHidden/>
-              </w:rPr>
-              <w:instrText xml:space="preserve"> PAGEREF _Toc216688304 \h </w:instrText>
-            </w:r>
-            <w:r>
-              <w:rPr>
-                <w:noProof/>
-                <w:webHidden/>
-              </w:rPr>
-            </w:r>
-            <w:r>
-              <w:rPr>
-                <w:noProof/>
-                <w:webHidden/>
-              </w:rPr>
-              <w:fldChar w:fldCharType="separate"/>
-            </w:r>
-            <w:r>
-              <w:rPr>
-                <w:noProof/>
-                <w:webHidden/>
-              </w:rPr>
-              <w:t>42</w:t>
-            </w:r>
-            <w:r>
-              <w:rPr>
-                <w:noProof/>
-                <w:webHidden/>
-              </w:rPr>
-              <w:fldChar w:fldCharType="end"/>
-            </w:r>
-          </w:hyperlink>
-        </w:p>
-        <w:p>
-          <w:pPr>
-            <w:pStyle w:val="31"/>
-            <w:tabs>
-              <w:tab w:val="right" w:leader="dot" w:pos="8494"/>
-            </w:tabs>
-            <w:rPr>
-              <w:rFonts w:cstheme="minorBidi"/>
-              <w:noProof/>
-              <w:kern w:val="2"/>
-              <w:szCs w:val="24"/>
-              <w14:ligatures w14:val="standardContextual"/>
-            </w:rPr>
-          </w:pPr>
-          <w:hyperlink w:anchor="_Toc216688305" w:history="1">
-            <w:r>
-              <w:rPr>
-                <w:rStyle w:val="af9"/>
-                <w:noProof/>
-              </w:rPr>
-              <w:t>2.5.2 Feature Importance</w:t>
-            </w:r>
-            <w:r>
-              <w:rPr>
-                <w:noProof/>
-                <w:webHidden/>
-              </w:rPr>
-              <w:tab/>
-            </w:r>
-            <w:r>
-              <w:rPr>
-                <w:noProof/>
-                <w:webHidden/>
-              </w:rPr>
-              <w:fldChar w:fldCharType="begin"/>
-            </w:r>
-            <w:r>
-              <w:rPr>
-                <w:noProof/>
-                <w:webHidden/>
-              </w:rPr>
-              <w:instrText xml:space="preserve"> PAGEREF _Toc216688305 \h </w:instrText>
-            </w:r>
-            <w:r>
-              <w:rPr>
-                <w:noProof/>
-                <w:webHidden/>
-              </w:rPr>
-            </w:r>
-            <w:r>
-              <w:rPr>
-                <w:noProof/>
-                <w:webHidden/>
-              </w:rPr>
-              <w:fldChar w:fldCharType="separate"/>
-            </w:r>
-            <w:r>
-              <w:rPr>
-                <w:noProof/>
-                <w:webHidden/>
-              </w:rPr>
-              <w:t>46</w:t>
-            </w:r>
-            <w:r>
-              <w:rPr>
-                <w:noProof/>
-                <w:webHidden/>
-              </w:rPr>
-              <w:fldChar w:fldCharType="end"/>
-            </w:r>
-          </w:hyperlink>
-        </w:p>
-        <w:p>
-          <w:pPr>
-            <w:pStyle w:val="31"/>
-            <w:tabs>
-              <w:tab w:val="right" w:leader="dot" w:pos="8494"/>
-            </w:tabs>
-            <w:rPr>
-              <w:rFonts w:cstheme="minorBidi"/>
-              <w:noProof/>
-              <w:kern w:val="2"/>
-              <w:szCs w:val="24"/>
-              <w14:ligatures w14:val="standardContextual"/>
-            </w:rPr>
-          </w:pPr>
-          <w:hyperlink w:anchor="_Toc216688306" w:history="1">
-            <w:r>
-              <w:rPr>
-                <w:rStyle w:val="af9"/>
-                <w:noProof/>
-              </w:rPr>
-              <w:t>2.5.3 예측 결과 분석</w:t>
-            </w:r>
-            <w:r>
-              <w:rPr>
-                <w:noProof/>
-                <w:webHidden/>
-              </w:rPr>
-              <w:tab/>
-            </w:r>
-            <w:r>
-              <w:rPr>
-                <w:noProof/>
-                <w:webHidden/>
-              </w:rPr>
-              <w:fldChar w:fldCharType="begin"/>
-            </w:r>
-            <w:r>
-              <w:rPr>
-                <w:noProof/>
-                <w:webHidden/>
-              </w:rPr>
-              <w:instrText xml:space="preserve"> PAGEREF _Toc216688306 \h </w:instrText>
-            </w:r>
-            <w:r>
-              <w:rPr>
-                <w:noProof/>
-                <w:webHidden/>
-              </w:rPr>
-            </w:r>
-            <w:r>
-              <w:rPr>
-                <w:noProof/>
-                <w:webHidden/>
-              </w:rPr>
-              <w:fldChar w:fldCharType="separate"/>
-            </w:r>
-            <w:r>
-              <w:rPr>
-                <w:noProof/>
-                <w:webHidden/>
-              </w:rPr>
-              <w:t>48</w:t>
-            </w:r>
-            <w:r>
-              <w:rPr>
-                <w:noProof/>
-                <w:webHidden/>
-              </w:rPr>
-              <w:fldChar w:fldCharType="end"/>
-            </w:r>
-          </w:hyperlink>
-        </w:p>
-        <w:p>
-          <w:pPr>
-            <w:pStyle w:val="31"/>
-            <w:tabs>
-              <w:tab w:val="right" w:leader="dot" w:pos="8494"/>
-            </w:tabs>
-            <w:rPr>
-              <w:rFonts w:cstheme="minorBidi"/>
-              <w:noProof/>
-              <w:kern w:val="2"/>
-              <w:szCs w:val="24"/>
-              <w14:ligatures w14:val="standardContextual"/>
-            </w:rPr>
-          </w:pPr>
-          <w:hyperlink w:anchor="_Toc216688307" w:history="1">
-            <w:r>
-              <w:rPr>
-                <w:rStyle w:val="af9"/>
-                <w:noProof/>
-              </w:rPr>
-              <w:t>2.5.4 모델 해석</w:t>
-            </w:r>
-            <w:r>
-              <w:rPr>
-                <w:noProof/>
-                <w:webHidden/>
-              </w:rPr>
-              <w:tab/>
-            </w:r>
-            <w:r>
-              <w:rPr>
-                <w:noProof/>
-                <w:webHidden/>
-              </w:rPr>
-              <w:fldChar w:fldCharType="begin"/>
-            </w:r>
-            <w:r>
-              <w:rPr>
-                <w:noProof/>
-                <w:webHidden/>
-              </w:rPr>
-              <w:instrText xml:space="preserve"> PAGEREF _Toc216688307 \h </w:instrText>
-            </w:r>
-            <w:r>
-              <w:rPr>
-                <w:noProof/>
-                <w:webHidden/>
-              </w:rPr>
-            </w:r>
-            <w:r>
-              <w:rPr>
-                <w:noProof/>
-                <w:webHidden/>
-              </w:rPr>
-              <w:fldChar w:fldCharType="separate"/>
-            </w:r>
-            <w:r>
-              <w:rPr>
-                <w:noProof/>
-                <w:webHidden/>
-              </w:rPr>
-              <w:t>51</w:t>
-            </w:r>
-            <w:r>
-              <w:rPr>
-                <w:noProof/>
-                <w:webHidden/>
-              </w:rPr>
-              <w:fldChar w:fldCharType="end"/>
-            </w:r>
-          </w:hyperlink>
-        </w:p>
-        <w:p>
-          <w:pPr>
-            <w:pStyle w:val="31"/>
-            <w:tabs>
-              <w:tab w:val="right" w:leader="dot" w:pos="8494"/>
-            </w:tabs>
-            <w:rPr>
-              <w:rFonts w:cstheme="minorBidi"/>
-              <w:noProof/>
-              <w:kern w:val="2"/>
-              <w:szCs w:val="24"/>
-              <w14:ligatures w14:val="standardContextual"/>
-            </w:rPr>
-          </w:pPr>
-          <w:hyperlink w:anchor="_Toc216688308" w:history="1">
-            <w:r>
-              <w:rPr>
-                <w:rStyle w:val="af9"/>
-                <w:iCs/>
-                <w:noProof/>
-              </w:rPr>
-              <w:t>2.5.4.2</w:t>
-            </w:r>
-            <w:r>
-              <w:rPr>
-                <w:noProof/>
-                <w:webHidden/>
-              </w:rPr>
-              <w:tab/>
-            </w:r>
-            <w:r>
-              <w:rPr>
-                <w:noProof/>
-                <w:webHidden/>
-              </w:rPr>
-              <w:fldChar w:fldCharType="begin"/>
-            </w:r>
-            <w:r>
-              <w:rPr>
-                <w:noProof/>
-                <w:webHidden/>
-              </w:rPr>
-              <w:instrText xml:space="preserve"> PAGEREF _Toc216688308 \h </w:instrText>
-            </w:r>
-            <w:r>
-              <w:rPr>
-                <w:noProof/>
-                <w:webHidden/>
-              </w:rPr>
-            </w:r>
-            <w:r>
-              <w:rPr>
-                <w:noProof/>
-                <w:webHidden/>
-              </w:rPr>
-              <w:fldChar w:fldCharType="separate"/>
-            </w:r>
-            <w:r>
-              <w:rPr>
-                <w:noProof/>
-                <w:webHidden/>
-              </w:rPr>
-              <w:t>53</w:t>
-            </w:r>
-            <w:r>
-              <w:rPr>
-                <w:noProof/>
-                <w:webHidden/>
-              </w:rPr>
-              <w:fldChar w:fldCharType="end"/>
-            </w:r>
-          </w:hyperlink>
-        </w:p>
-        <w:p>
-          <w:pPr>
-            <w:pStyle w:val="20"/>
-            <w:tabs>
-              <w:tab w:val="right" w:leader="dot" w:pos="8494"/>
-            </w:tabs>
-            <w:rPr>
-              <w:rFonts w:cstheme="minorBidi"/>
-              <w:noProof/>
-              <w:kern w:val="2"/>
-              <w:szCs w:val="24"/>
-              <w14:ligatures w14:val="standardContextual"/>
-            </w:rPr>
-          </w:pPr>
-          <w:hyperlink w:anchor="_Toc216688309" w:history="1">
-            <w:r>
-              <w:rPr>
-                <w:rStyle w:val="af9"/>
-                <w:noProof/>
-              </w:rPr>
-              <w:t>2.6 결론</w:t>
-            </w:r>
-            <w:r>
-              <w:rPr>
-                <w:noProof/>
-                <w:webHidden/>
-              </w:rPr>
-              <w:tab/>
-            </w:r>
-            <w:r>
-              <w:rPr>
-                <w:noProof/>
-                <w:webHidden/>
-              </w:rPr>
-              <w:fldChar w:fldCharType="begin"/>
-            </w:r>
-            <w:r>
-              <w:rPr>
-                <w:noProof/>
-                <w:webHidden/>
-              </w:rPr>
-              <w:instrText xml:space="preserve"> PAGEREF _Toc216688309 \h </w:instrText>
-            </w:r>
-            <w:r>
-              <w:rPr>
-                <w:noProof/>
-                <w:webHidden/>
-              </w:rPr>
-            </w:r>
-            <w:r>
-              <w:rPr>
-                <w:noProof/>
-                <w:webHidden/>
-              </w:rPr>
-              <w:fldChar w:fldCharType="separate"/>
-            </w:r>
-            <w:r>
-              <w:rPr>
-                <w:noProof/>
-                <w:webHidden/>
-              </w:rPr>
-              <w:t>57</w:t>
+              <w:t>60</w:t>
             </w:r>
             <w:r>
               <w:rPr>
@@ -3260,7 +3722,7 @@
       <w:pPr>
         <w:pStyle w:val="1"/>
       </w:pPr>
-      <w:bookmarkStart w:id="0" w:name="_Toc216688280"/>
+      <w:bookmarkStart w:id="0" w:name="_Toc216702254"/>
       <w:r>
         <w:rPr>
           <w:rFonts w:hint="eastAsia"/>
@@ -3300,7 +3762,7 @@
       <w:pPr>
         <w:pStyle w:val="2"/>
       </w:pPr>
-      <w:bookmarkStart w:id="1" w:name="_Toc216688281"/>
+      <w:bookmarkStart w:id="1" w:name="_Toc216702255"/>
       <w:r>
         <w:t>2.1 문제</w:t>
       </w:r>
@@ -3330,7 +3792,7 @@
         </w:numPr>
       </w:pPr>
       <w:bookmarkStart w:id="2" w:name="_heading=h.ysra2ob3tfl8" w:colFirst="0" w:colLast="0"/>
-      <w:bookmarkStart w:id="3" w:name="_Toc216688282"/>
+      <w:bookmarkStart w:id="3" w:name="_Toc216702256"/>
       <w:bookmarkEnd w:id="2"/>
       <w:r>
         <w:rPr>
@@ -5306,7 +5768,7 @@
         <w:spacing w:line="276" w:lineRule="auto"/>
       </w:pPr>
       <w:bookmarkStart w:id="13" w:name="_heading=h.tjnqrbf51rr1" w:colFirst="0" w:colLast="0"/>
-      <w:bookmarkStart w:id="14" w:name="_Toc216688283"/>
+      <w:bookmarkStart w:id="14" w:name="_Toc216702257"/>
       <w:bookmarkEnd w:id="13"/>
       <w:r>
         <w:lastRenderedPageBreak/>
@@ -9586,7 +10048,7 @@
         </w:rPr>
         <w:lastRenderedPageBreak/>
         <w:drawing>
-          <wp:inline distT="0" distB="0" distL="0" distR="0" wp14:anchorId="68019589" wp14:editId="69CDE1B7">
+          <wp:inline distT="0" distB="0" distL="0" distR="0" wp14:anchorId="68019589" wp14:editId="79469C9E">
             <wp:extent cx="4191000" cy="3952875"/>
             <wp:effectExtent l="0" t="0" r="0" b="9525"/>
             <wp:docPr id="1350368033" name="그림 16"/>
@@ -10022,7 +10484,7 @@
       <w:pPr>
         <w:pStyle w:val="2"/>
       </w:pPr>
-      <w:bookmarkStart w:id="16" w:name="_Toc216688284"/>
+      <w:bookmarkStart w:id="16" w:name="_Toc216702258"/>
       <w:r>
         <w:rPr>
           <w:rFonts w:hint="eastAsia"/>
@@ -10045,7 +10507,7 @@
           <w:iCs/>
         </w:rPr>
       </w:pPr>
-      <w:bookmarkStart w:id="17" w:name="_Toc216688285"/>
+      <w:bookmarkStart w:id="17" w:name="_Toc216702259"/>
       <w:r>
         <w:t>2.2.1 통계적 요약</w:t>
       </w:r>
@@ -10574,7 +11036,7 @@
       <w:pPr>
         <w:pStyle w:val="3"/>
       </w:pPr>
-      <w:bookmarkStart w:id="18" w:name="_Toc216688286"/>
+      <w:bookmarkStart w:id="18" w:name="_Toc216702260"/>
       <w:r>
         <w:rPr>
           <w:rFonts w:hint="eastAsia"/>
@@ -10711,7 +11173,7 @@
           <w:noProof/>
         </w:rPr>
         <w:drawing>
-          <wp:inline distT="0" distB="0" distL="0" distR="0" wp14:anchorId="2C5FBFF1" wp14:editId="652F7CA6">
+          <wp:inline distT="0" distB="0" distL="0" distR="0" wp14:anchorId="2C5FBFF1" wp14:editId="32F19750">
             <wp:extent cx="4634757" cy="4267200"/>
             <wp:effectExtent l="0" t="0" r="0" b="0"/>
             <wp:docPr id="1078468625" name="그림 67"/>
@@ -11001,7 +11463,7 @@
       <w:pPr>
         <w:pStyle w:val="3"/>
       </w:pPr>
-      <w:bookmarkStart w:id="19" w:name="_Toc216688287"/>
+      <w:bookmarkStart w:id="19" w:name="_Toc216702261"/>
       <w:r>
         <w:t xml:space="preserve">2.2.3 </w:t>
       </w:r>
@@ -11981,7 +12443,7 @@
       <w:pPr>
         <w:pStyle w:val="2"/>
       </w:pPr>
-      <w:bookmarkStart w:id="21" w:name="_Toc216688288"/>
+      <w:bookmarkStart w:id="21" w:name="_Toc216702262"/>
       <w:r>
         <w:lastRenderedPageBreak/>
         <w:t xml:space="preserve">2.3 </w:t>
@@ -13469,7 +13931,7 @@
       <w:pPr>
         <w:pStyle w:val="3"/>
       </w:pPr>
-      <w:bookmarkStart w:id="22" w:name="_Toc216688289"/>
+      <w:bookmarkStart w:id="22" w:name="_Toc216702263"/>
       <w:r>
         <w:t xml:space="preserve">2.3.1 </w:t>
       </w:r>
@@ -13766,7 +14228,7 @@
       <w:pPr>
         <w:pStyle w:val="3"/>
       </w:pPr>
-      <w:bookmarkStart w:id="23" w:name="_Toc216688290"/>
+      <w:bookmarkStart w:id="23" w:name="_Toc216702264"/>
       <w:r>
         <w:t xml:space="preserve">2.3.2 Zero </w:t>
       </w:r>
@@ -13989,7 +14451,7 @@
       <w:pPr>
         <w:pStyle w:val="3"/>
       </w:pPr>
-      <w:bookmarkStart w:id="25" w:name="_Toc216688291"/>
+      <w:bookmarkStart w:id="25" w:name="_Toc216702265"/>
       <w:r>
         <w:t xml:space="preserve">2.3.2 </w:t>
       </w:r>
@@ -15438,7 +15900,7 @@
       <w:pPr>
         <w:pStyle w:val="3"/>
       </w:pPr>
-      <w:bookmarkStart w:id="26" w:name="_Toc216688292"/>
+      <w:bookmarkStart w:id="26" w:name="_Toc216702266"/>
       <w:r>
         <w:t xml:space="preserve">2.3.3 </w:t>
       </w:r>
@@ -15590,7 +16052,7 @@
       <w:pPr>
         <w:pStyle w:val="3"/>
       </w:pPr>
-      <w:bookmarkStart w:id="28" w:name="_Toc216688293"/>
+      <w:bookmarkStart w:id="28" w:name="_Toc216702267"/>
       <w:r>
         <w:t xml:space="preserve">2.3.4 </w:t>
       </w:r>
@@ -15660,7 +16122,7 @@
       <w:pPr>
         <w:pStyle w:val="3"/>
       </w:pPr>
-      <w:bookmarkStart w:id="29" w:name="_Toc216688294"/>
+      <w:bookmarkStart w:id="29" w:name="_Toc216702268"/>
       <w:r>
         <w:t xml:space="preserve">2.3.5 </w:t>
       </w:r>
@@ -15684,7 +16146,7 @@
       <w:pPr>
         <w:pStyle w:val="3"/>
       </w:pPr>
-      <w:bookmarkStart w:id="30" w:name="_Toc216688295"/>
+      <w:bookmarkStart w:id="30" w:name="_Toc216702269"/>
       <w:r>
         <w:t xml:space="preserve">2.3.6 </w:t>
       </w:r>
@@ -15732,7 +16194,7 @@
       <w:pPr>
         <w:pStyle w:val="3"/>
       </w:pPr>
-      <w:bookmarkStart w:id="31" w:name="_Toc216688296"/>
+      <w:bookmarkStart w:id="31" w:name="_Toc216702270"/>
       <w:r>
         <w:t xml:space="preserve">2.3.8 </w:t>
       </w:r>
@@ -15805,7 +16267,7 @@
       <w:pPr>
         <w:pStyle w:val="2"/>
       </w:pPr>
-      <w:bookmarkStart w:id="32" w:name="_Toc216688297"/>
+      <w:bookmarkStart w:id="32" w:name="_Toc216702271"/>
       <w:r>
         <w:rPr>
           <w:rFonts w:hint="eastAsia"/>
@@ -15837,7 +16299,7 @@
       <w:pPr>
         <w:pStyle w:val="3"/>
       </w:pPr>
-      <w:bookmarkStart w:id="33" w:name="_Toc216688298"/>
+      <w:bookmarkStart w:id="33" w:name="_Toc216702272"/>
       <w:r>
         <w:rPr>
           <w:rFonts w:hint="eastAsia"/>
@@ -16938,7 +17400,7 @@
       <w:pPr>
         <w:pStyle w:val="3"/>
       </w:pPr>
-      <w:bookmarkStart w:id="35" w:name="_Toc216688299"/>
+      <w:bookmarkStart w:id="35" w:name="_Toc216702273"/>
       <w:r>
         <w:t>2.4.2 베이스라인 모델</w:t>
       </w:r>
@@ -18449,7 +18911,7 @@
       <w:pPr>
         <w:pStyle w:val="3"/>
       </w:pPr>
-      <w:bookmarkStart w:id="36" w:name="_Toc216688300"/>
+      <w:bookmarkStart w:id="36" w:name="_Toc216702274"/>
       <w:r>
         <w:t>2.4.3 모델 선정</w:t>
       </w:r>
@@ -18791,7 +19253,7 @@
       <w:pPr>
         <w:pStyle w:val="3"/>
       </w:pPr>
-      <w:bookmarkStart w:id="37" w:name="_Toc216688301"/>
+      <w:bookmarkStart w:id="37" w:name="_Toc216702275"/>
       <w:r>
         <w:t xml:space="preserve">2.4.4 </w:t>
       </w:r>
@@ -25471,7 +25933,7 @@
       <w:pPr>
         <w:pStyle w:val="3"/>
       </w:pPr>
-      <w:bookmarkStart w:id="39" w:name="_Toc216688302"/>
+      <w:bookmarkStart w:id="39" w:name="_Toc216702276"/>
       <w:r>
         <w:t>2.4.5 모델 성능 비교</w:t>
       </w:r>
@@ -26197,7 +26659,7 @@
       <w:pPr>
         <w:pStyle w:val="2"/>
       </w:pPr>
-      <w:bookmarkStart w:id="40" w:name="_Toc216688303"/>
+      <w:bookmarkStart w:id="40" w:name="_Toc216702277"/>
       <w:r>
         <w:rPr>
           <w:rFonts w:hint="eastAsia"/>
@@ -26229,7 +26691,7 @@
       <w:pPr>
         <w:pStyle w:val="3"/>
       </w:pPr>
-      <w:bookmarkStart w:id="41" w:name="_Toc216688304"/>
+      <w:bookmarkStart w:id="41" w:name="_Toc216702278"/>
       <w:r>
         <w:rPr>
           <w:rFonts w:hint="eastAsia"/>
@@ -30316,7 +30778,7 @@
       <w:pPr>
         <w:pStyle w:val="3"/>
       </w:pPr>
-      <w:bookmarkStart w:id="42" w:name="_Toc216688305"/>
+      <w:bookmarkStart w:id="42" w:name="_Toc216702279"/>
       <w:r>
         <w:rPr>
           <w:rFonts w:hint="eastAsia"/>
@@ -31468,7 +31930,7 @@
       <w:pPr>
         <w:pStyle w:val="3"/>
       </w:pPr>
-      <w:bookmarkStart w:id="43" w:name="_Toc216688306"/>
+      <w:bookmarkStart w:id="43" w:name="_Toc216702280"/>
       <w:r>
         <w:rPr>
           <w:rFonts w:hint="eastAsia"/>
@@ -34705,7 +35167,7 @@
       <w:pPr>
         <w:pStyle w:val="3"/>
       </w:pPr>
-      <w:bookmarkStart w:id="44" w:name="_Toc216688307"/>
+      <w:bookmarkStart w:id="44" w:name="_Toc216702281"/>
       <w:r>
         <w:rPr>
           <w:rFonts w:hint="eastAsia"/>
@@ -37916,7 +38378,7 @@
       <w:pPr>
         <w:pStyle w:val="4"/>
       </w:pPr>
-      <w:bookmarkStart w:id="45" w:name="_Toc216688308"/>
+      <w:bookmarkStart w:id="45" w:name="_Toc216702282"/>
       <w:r>
         <w:rPr>
           <w:rStyle w:val="3Char"/>
@@ -38914,7 +39376,7 @@
       <w:pPr>
         <w:pStyle w:val="2"/>
       </w:pPr>
-      <w:bookmarkStart w:id="46" w:name="_Toc216688309"/>
+      <w:bookmarkStart w:id="46" w:name="_Toc216702283"/>
       <w:r>
         <w:rPr>
           <w:rFonts w:hint="eastAsia"/>
@@ -38922,15 +39384,1592 @@
         <w:lastRenderedPageBreak/>
         <w:t>2.6 결론</w:t>
       </w:r>
+      <w:r>
+        <w:rPr>
+          <w:rFonts w:hint="eastAsia"/>
+        </w:rPr>
+        <w:t xml:space="preserve"> 및 시사점</w:t>
+      </w:r>
       <w:bookmarkEnd w:id="46"/>
     </w:p>
+    <w:p>
+      <w:pPr>
+        <w:pStyle w:val="3"/>
+      </w:pPr>
+      <w:bookmarkStart w:id="47" w:name="_Toc216702284"/>
+      <w:r>
+        <w:rPr>
+          <w:rFonts w:hint="eastAsia"/>
+        </w:rPr>
+        <w:t>2.6.1 결론</w:t>
+      </w:r>
+      <w:bookmarkEnd w:id="47"/>
+    </w:p>
+    <w:p>
+      <w:r>
+        <w:rPr>
+          <w:rFonts w:hint="eastAsia"/>
+        </w:rPr>
+        <w:t xml:space="preserve">본 </w:t>
+      </w:r>
+      <w:proofErr w:type="spellStart"/>
+      <w:r>
+        <w:rPr>
+          <w:rFonts w:hint="eastAsia"/>
+        </w:rPr>
+        <w:t>산탄데르</w:t>
+      </w:r>
+      <w:proofErr w:type="spellEnd"/>
+      <w:r>
+        <w:rPr>
+          <w:rFonts w:hint="eastAsia"/>
+        </w:rPr>
+        <w:t xml:space="preserve"> 고객만족 분석 프로젝트에서는 </w:t>
+      </w:r>
+      <w:proofErr w:type="spellStart"/>
+      <w:r>
+        <w:rPr>
+          <w:rFonts w:hint="eastAsia"/>
+          <w:b/>
+          <w:bCs/>
+        </w:rPr>
+        <w:t>RandomForest</w:t>
+      </w:r>
+      <w:proofErr w:type="spellEnd"/>
+      <w:r>
+        <w:rPr>
+          <w:rFonts w:hint="eastAsia"/>
+          <w:b/>
+          <w:bCs/>
+        </w:rPr>
+        <w:t xml:space="preserve">, </w:t>
+      </w:r>
+      <w:proofErr w:type="spellStart"/>
+      <w:r>
+        <w:rPr>
+          <w:rFonts w:hint="eastAsia"/>
+          <w:b/>
+          <w:bCs/>
+        </w:rPr>
+        <w:t>XGBoost</w:t>
+      </w:r>
+      <w:proofErr w:type="spellEnd"/>
+      <w:r>
+        <w:rPr>
+          <w:rFonts w:hint="eastAsia"/>
+          <w:b/>
+          <w:bCs/>
+        </w:rPr>
+        <w:t xml:space="preserve">, </w:t>
+      </w:r>
+      <w:proofErr w:type="spellStart"/>
+      <w:r>
+        <w:rPr>
+          <w:rFonts w:hint="eastAsia"/>
+          <w:b/>
+          <w:bCs/>
+        </w:rPr>
+        <w:t>LightGBM</w:t>
+      </w:r>
+      <w:proofErr w:type="spellEnd"/>
+      <w:r>
+        <w:rPr>
+          <w:rFonts w:hint="eastAsia"/>
+          <w:b/>
+          <w:bCs/>
+        </w:rPr>
+        <w:t>을 기반(base)모델</w:t>
+      </w:r>
+      <w:r>
+        <w:rPr>
+          <w:rFonts w:hint="eastAsia"/>
+        </w:rPr>
+        <w:t>로 하고</w:t>
+      </w:r>
+      <w:r>
+        <w:rPr>
+          <w:rFonts w:hint="eastAsia"/>
+          <w:b/>
+          <w:bCs/>
+        </w:rPr>
+        <w:t>, Logistic Regression을 메타 모델</w:t>
+      </w:r>
+      <w:r>
+        <w:rPr>
+          <w:rFonts w:hint="eastAsia"/>
+        </w:rPr>
+        <w:t xml:space="preserve">로 하는 </w:t>
+      </w:r>
+      <w:r>
+        <w:rPr>
+          <w:rFonts w:hint="eastAsia"/>
+          <w:b/>
+          <w:bCs/>
+        </w:rPr>
+        <w:t>Stacking 앙상블</w:t>
+      </w:r>
+      <w:r>
+        <w:rPr>
+          <w:rFonts w:hint="eastAsia"/>
+        </w:rPr>
+        <w:t>을 구성하였다. Stratified K-Fold 교차검증을 적용하여 불균형 데이터 문제를 완화하고, 각 모델의 기여도를 계수로 확인하였다.</w:t>
+      </w:r>
+    </w:p>
+    <w:p>
+      <w:pPr>
+        <w:spacing w:after="0"/>
+        <w:rPr>
+          <w:b/>
+          <w:bCs/>
+        </w:rPr>
+      </w:pPr>
+      <w:r>
+        <w:rPr>
+          <w:rFonts w:hint="eastAsia"/>
+          <w:b/>
+          <w:bCs/>
+        </w:rPr>
+        <w:t>모델 기여도</w:t>
+      </w:r>
+    </w:p>
+    <w:p>
+      <w:pPr>
+        <w:pStyle w:val="a8"/>
+        <w:numPr>
+          <w:ilvl w:val="0"/>
+          <w:numId w:val="47"/>
+        </w:numPr>
+        <w:spacing w:after="0"/>
+        <w:ind w:leftChars="0"/>
+      </w:pPr>
+      <w:proofErr w:type="spellStart"/>
+      <w:proofErr w:type="gramStart"/>
+      <w:r>
+        <w:rPr>
+          <w:rFonts w:hint="eastAsia"/>
+        </w:rPr>
+        <w:t>RandomForest</w:t>
+      </w:r>
+      <w:proofErr w:type="spellEnd"/>
+      <w:r>
+        <w:rPr>
+          <w:rFonts w:hint="eastAsia"/>
+        </w:rPr>
+        <w:t xml:space="preserve"> :</w:t>
+      </w:r>
+      <w:proofErr w:type="gramEnd"/>
+      <w:r>
+        <w:rPr>
+          <w:rFonts w:hint="eastAsia"/>
+        </w:rPr>
+        <w:t xml:space="preserve"> 1.85</w:t>
+      </w:r>
+    </w:p>
+    <w:p>
+      <w:pPr>
+        <w:pStyle w:val="a8"/>
+        <w:numPr>
+          <w:ilvl w:val="0"/>
+          <w:numId w:val="47"/>
+        </w:numPr>
+        <w:spacing w:after="0"/>
+        <w:ind w:leftChars="0"/>
+      </w:pPr>
+      <w:proofErr w:type="spellStart"/>
+      <w:proofErr w:type="gramStart"/>
+      <w:r>
+        <w:rPr>
+          <w:rFonts w:hint="eastAsia"/>
+        </w:rPr>
+        <w:t>XGBoost</w:t>
+      </w:r>
+      <w:proofErr w:type="spellEnd"/>
+      <w:r>
+        <w:rPr>
+          <w:rFonts w:hint="eastAsia"/>
+        </w:rPr>
+        <w:t xml:space="preserve"> :</w:t>
+      </w:r>
+      <w:proofErr w:type="gramEnd"/>
+      <w:r>
+        <w:rPr>
+          <w:rFonts w:hint="eastAsia"/>
+        </w:rPr>
+        <w:t xml:space="preserve"> -0.67</w:t>
+      </w:r>
+    </w:p>
+    <w:p>
+      <w:pPr>
+        <w:pStyle w:val="a8"/>
+        <w:numPr>
+          <w:ilvl w:val="0"/>
+          <w:numId w:val="47"/>
+        </w:numPr>
+        <w:spacing w:after="0" w:line="360" w:lineRule="auto"/>
+        <w:ind w:leftChars="0"/>
+      </w:pPr>
+      <w:proofErr w:type="spellStart"/>
+      <w:proofErr w:type="gramStart"/>
+      <w:r>
+        <w:rPr>
+          <w:rFonts w:hint="eastAsia"/>
+        </w:rPr>
+        <w:t>LightGBM</w:t>
+      </w:r>
+      <w:proofErr w:type="spellEnd"/>
+      <w:r>
+        <w:rPr>
+          <w:rFonts w:hint="eastAsia"/>
+        </w:rPr>
+        <w:t xml:space="preserve"> :</w:t>
+      </w:r>
+      <w:proofErr w:type="gramEnd"/>
+      <w:r>
+        <w:rPr>
+          <w:rFonts w:hint="eastAsia"/>
+        </w:rPr>
+        <w:t xml:space="preserve"> 4.81</w:t>
+      </w:r>
+    </w:p>
+    <w:p>
+      <w:pPr>
+        <w:spacing w:after="0" w:line="360" w:lineRule="auto"/>
+        <w:rPr>
+          <w:b/>
+          <w:bCs/>
+        </w:rPr>
+      </w:pPr>
+      <w:r>
+        <w:rPr>
+          <w:rFonts w:hint="eastAsia"/>
+          <w:b/>
+          <w:bCs/>
+        </w:rPr>
+        <w:t>성능 평가 (Train 데이터 기준)</w:t>
+      </w:r>
+    </w:p>
+    <w:p>
+      <w:pPr>
+        <w:pStyle w:val="a8"/>
+        <w:numPr>
+          <w:ilvl w:val="0"/>
+          <w:numId w:val="47"/>
+        </w:numPr>
+        <w:spacing w:after="0"/>
+        <w:ind w:leftChars="0"/>
+      </w:pPr>
+      <w:r>
+        <w:rPr>
+          <w:rFonts w:hint="eastAsia"/>
+        </w:rPr>
+        <w:t>ROC-</w:t>
+      </w:r>
+      <w:proofErr w:type="gramStart"/>
+      <w:r>
+        <w:rPr>
+          <w:rFonts w:hint="eastAsia"/>
+        </w:rPr>
+        <w:t>AUC :</w:t>
+      </w:r>
+      <w:proofErr w:type="gramEnd"/>
+      <w:r>
+        <w:rPr>
+          <w:rFonts w:hint="eastAsia"/>
+        </w:rPr>
+        <w:t xml:space="preserve"> 0.9300</w:t>
+      </w:r>
+    </w:p>
+    <w:p>
+      <w:pPr>
+        <w:pStyle w:val="a8"/>
+        <w:numPr>
+          <w:ilvl w:val="0"/>
+          <w:numId w:val="47"/>
+        </w:numPr>
+        <w:spacing w:after="0"/>
+        <w:ind w:leftChars="0"/>
+      </w:pPr>
+      <w:r>
+        <w:rPr>
+          <w:rFonts w:hint="eastAsia"/>
+        </w:rPr>
+        <w:t>F1-</w:t>
+      </w:r>
+      <w:proofErr w:type="gramStart"/>
+      <w:r>
+        <w:rPr>
+          <w:rFonts w:hint="eastAsia"/>
+        </w:rPr>
+        <w:t>Score :</w:t>
+      </w:r>
+      <w:proofErr w:type="gramEnd"/>
+      <w:r>
+        <w:rPr>
+          <w:rFonts w:hint="eastAsia"/>
+        </w:rPr>
+        <w:t xml:space="preserve"> 0.2934</w:t>
+      </w:r>
+    </w:p>
+    <w:p>
+      <w:pPr>
+        <w:pStyle w:val="a8"/>
+        <w:numPr>
+          <w:ilvl w:val="0"/>
+          <w:numId w:val="47"/>
+        </w:numPr>
+        <w:spacing w:after="0"/>
+        <w:ind w:leftChars="0"/>
+      </w:pPr>
+      <w:proofErr w:type="gramStart"/>
+      <w:r>
+        <w:rPr>
+          <w:rFonts w:hint="eastAsia"/>
+        </w:rPr>
+        <w:t>Recall :</w:t>
+      </w:r>
+      <w:proofErr w:type="gramEnd"/>
+      <w:r>
+        <w:rPr>
+          <w:rFonts w:hint="eastAsia"/>
+        </w:rPr>
+        <w:t xml:space="preserve"> 0.8856</w:t>
+      </w:r>
+    </w:p>
+    <w:p>
+      <w:r>
+        <w:rPr>
+          <w:rFonts w:hint="eastAsia"/>
+        </w:rPr>
+        <w:t>ROC-AUC는 높은 수준으로 모델의 분류 능력을 잘 보여주었으나, F1-Score는 낮게 나타나 Precision과 Recall 간 균형이 부족함을 확인하였다. 특히 Recall이 0.88로 매우 높아, 불만족 고객을 놓치지 않고 탐지하는데 강점을 가진다.</w:t>
+      </w:r>
+    </w:p>
+    <w:p>
+      <w:pPr>
+        <w:rPr>
+          <w:b/>
+          <w:bCs/>
+        </w:rPr>
+      </w:pPr>
+      <w:r>
+        <w:rPr>
+          <w:rFonts w:hint="eastAsia"/>
+          <w:b/>
+          <w:bCs/>
+        </w:rPr>
+        <w:t>Test 데이터 예측 결과</w:t>
+      </w:r>
+    </w:p>
+    <w:p>
+      <w:pPr>
+        <w:spacing w:after="0"/>
+      </w:pPr>
+      <w:r>
+        <w:rPr>
+          <w:rFonts w:hint="eastAsia"/>
+        </w:rPr>
+        <w:t>Stacking 모델을 활용하여 Test 데이터에 대해 예측을 수행하고, 결과를 제출 파일로 저장하였다.</w:t>
+      </w:r>
+    </w:p>
+    <w:p>
+      <w:pPr>
+        <w:spacing w:after="0"/>
+      </w:pPr>
+    </w:p>
+    <w:p>
+      <w:pPr>
+        <w:spacing w:after="0"/>
+        <w:rPr>
+          <w:b/>
+          <w:bCs/>
+        </w:rPr>
+      </w:pPr>
+      <w:r>
+        <w:rPr>
+          <w:rFonts w:hint="eastAsia"/>
+          <w:b/>
+          <w:bCs/>
+        </w:rPr>
+        <w:t>[표 threshold 변화에 따른 final Stacking 모델 불만족 고객 탐지 비율]</w:t>
+      </w:r>
+    </w:p>
+    <w:tbl>
+      <w:tblPr>
+        <w:tblStyle w:val="5-1"/>
+        <w:tblW w:w="0" w:type="auto"/>
+        <w:tblLook w:val="04A0" w:firstRow="1" w:lastRow="0" w:firstColumn="1" w:lastColumn="0" w:noHBand="0" w:noVBand="1"/>
+      </w:tblPr>
+      <w:tblGrid>
+        <w:gridCol w:w="2831"/>
+        <w:gridCol w:w="2831"/>
+        <w:gridCol w:w="2832"/>
+      </w:tblGrid>
+      <w:tr>
+        <w:trPr>
+          <w:cnfStyle w:val="100000000000" w:firstRow="1" w:lastRow="0" w:firstColumn="0" w:lastColumn="0" w:oddVBand="0" w:evenVBand="0" w:oddHBand="0" w:evenHBand="0" w:firstRowFirstColumn="0" w:firstRowLastColumn="0" w:lastRowFirstColumn="0" w:lastRowLastColumn="0"/>
+        </w:trPr>
+        <w:tc>
+          <w:tcPr>
+            <w:cnfStyle w:val="001000000000" w:firstRow="0" w:lastRow="0" w:firstColumn="1" w:lastColumn="0" w:oddVBand="0" w:evenVBand="0" w:oddHBand="0" w:evenHBand="0" w:firstRowFirstColumn="0" w:firstRowLastColumn="0" w:lastRowFirstColumn="0" w:lastRowLastColumn="0"/>
+            <w:tcW w:w="2831" w:type="dxa"/>
+          </w:tcPr>
+          <w:p>
+            <w:pPr>
+              <w:rPr>
+                <w:sz w:val="18"/>
+                <w:szCs w:val="18"/>
+              </w:rPr>
+            </w:pPr>
+            <w:r>
+              <w:rPr>
+                <w:rFonts w:hint="eastAsia"/>
+                <w:sz w:val="18"/>
+                <w:szCs w:val="18"/>
+              </w:rPr>
+              <w:t>적용 Threshold</w:t>
+            </w:r>
+          </w:p>
+        </w:tc>
+        <w:tc>
+          <w:tcPr>
+            <w:tcW w:w="2831" w:type="dxa"/>
+          </w:tcPr>
+          <w:p>
+            <w:pPr>
+              <w:cnfStyle w:val="100000000000" w:firstRow="1" w:lastRow="0" w:firstColumn="0" w:lastColumn="0" w:oddVBand="0" w:evenVBand="0" w:oddHBand="0" w:evenHBand="0" w:firstRowFirstColumn="0" w:firstRowLastColumn="0" w:lastRowFirstColumn="0" w:lastRowLastColumn="0"/>
+              <w:rPr>
+                <w:sz w:val="18"/>
+                <w:szCs w:val="18"/>
+              </w:rPr>
+            </w:pPr>
+            <w:r>
+              <w:rPr>
+                <w:rFonts w:hint="eastAsia"/>
+                <w:sz w:val="18"/>
+                <w:szCs w:val="18"/>
+              </w:rPr>
+              <w:t>Class0</w:t>
+            </w:r>
+          </w:p>
+        </w:tc>
+        <w:tc>
+          <w:tcPr>
+            <w:tcW w:w="2832" w:type="dxa"/>
+          </w:tcPr>
+          <w:p>
+            <w:pPr>
+              <w:cnfStyle w:val="100000000000" w:firstRow="1" w:lastRow="0" w:firstColumn="0" w:lastColumn="0" w:oddVBand="0" w:evenVBand="0" w:oddHBand="0" w:evenHBand="0" w:firstRowFirstColumn="0" w:firstRowLastColumn="0" w:lastRowFirstColumn="0" w:lastRowLastColumn="0"/>
+              <w:rPr>
+                <w:sz w:val="18"/>
+                <w:szCs w:val="18"/>
+              </w:rPr>
+            </w:pPr>
+            <w:r>
+              <w:rPr>
+                <w:rFonts w:hint="eastAsia"/>
+                <w:sz w:val="18"/>
+                <w:szCs w:val="18"/>
+              </w:rPr>
+              <w:t>Class1</w:t>
+            </w:r>
+          </w:p>
+        </w:tc>
+      </w:tr>
+      <w:tr>
+        <w:trPr>
+          <w:cnfStyle w:val="000000100000" w:firstRow="0" w:lastRow="0" w:firstColumn="0" w:lastColumn="0" w:oddVBand="0" w:evenVBand="0" w:oddHBand="1" w:evenHBand="0" w:firstRowFirstColumn="0" w:firstRowLastColumn="0" w:lastRowFirstColumn="0" w:lastRowLastColumn="0"/>
+        </w:trPr>
+        <w:tc>
+          <w:tcPr>
+            <w:cnfStyle w:val="001000000000" w:firstRow="0" w:lastRow="0" w:firstColumn="1" w:lastColumn="0" w:oddVBand="0" w:evenVBand="0" w:oddHBand="0" w:evenHBand="0" w:firstRowFirstColumn="0" w:firstRowLastColumn="0" w:lastRowFirstColumn="0" w:lastRowLastColumn="0"/>
+            <w:tcW w:w="2831" w:type="dxa"/>
+          </w:tcPr>
+          <w:p>
+            <w:pPr>
+              <w:rPr>
+                <w:sz w:val="18"/>
+                <w:szCs w:val="18"/>
+              </w:rPr>
+            </w:pPr>
+            <w:r>
+              <w:rPr>
+                <w:rFonts w:hint="eastAsia"/>
+                <w:sz w:val="18"/>
+                <w:szCs w:val="18"/>
+              </w:rPr>
+              <w:t>Threshold 0.9000</w:t>
+            </w:r>
+          </w:p>
+        </w:tc>
+        <w:tc>
+          <w:tcPr>
+            <w:tcW w:w="2831" w:type="dxa"/>
+          </w:tcPr>
+          <w:p>
+            <w:pPr>
+              <w:cnfStyle w:val="000000100000" w:firstRow="0" w:lastRow="0" w:firstColumn="0" w:lastColumn="0" w:oddVBand="0" w:evenVBand="0" w:oddHBand="1" w:evenHBand="0" w:firstRowFirstColumn="0" w:firstRowLastColumn="0" w:lastRowFirstColumn="0" w:lastRowLastColumn="0"/>
+              <w:rPr>
+                <w:sz w:val="18"/>
+                <w:szCs w:val="18"/>
+              </w:rPr>
+            </w:pPr>
+            <w:r>
+              <w:rPr>
+                <w:rFonts w:hint="eastAsia"/>
+                <w:sz w:val="18"/>
+                <w:szCs w:val="18"/>
+              </w:rPr>
+              <w:t>60,954(80.4%)</w:t>
+            </w:r>
+          </w:p>
+        </w:tc>
+        <w:tc>
+          <w:tcPr>
+            <w:tcW w:w="2832" w:type="dxa"/>
+          </w:tcPr>
+          <w:p>
+            <w:pPr>
+              <w:cnfStyle w:val="000000100000" w:firstRow="0" w:lastRow="0" w:firstColumn="0" w:lastColumn="0" w:oddVBand="0" w:evenVBand="0" w:oddHBand="1" w:evenHBand="0" w:firstRowFirstColumn="0" w:firstRowLastColumn="0" w:lastRowFirstColumn="0" w:lastRowLastColumn="0"/>
+              <w:rPr>
+                <w:sz w:val="18"/>
+                <w:szCs w:val="18"/>
+              </w:rPr>
+            </w:pPr>
+            <w:r>
+              <w:rPr>
+                <w:rFonts w:hint="eastAsia"/>
+                <w:sz w:val="18"/>
+                <w:szCs w:val="18"/>
+              </w:rPr>
+              <w:t>14,864(19.6%)</w:t>
+            </w:r>
+          </w:p>
+        </w:tc>
+      </w:tr>
+      <w:tr>
+        <w:tc>
+          <w:tcPr>
+            <w:cnfStyle w:val="001000000000" w:firstRow="0" w:lastRow="0" w:firstColumn="1" w:lastColumn="0" w:oddVBand="0" w:evenVBand="0" w:oddHBand="0" w:evenHBand="0" w:firstRowFirstColumn="0" w:firstRowLastColumn="0" w:lastRowFirstColumn="0" w:lastRowLastColumn="0"/>
+            <w:tcW w:w="2831" w:type="dxa"/>
+          </w:tcPr>
+          <w:p>
+            <w:pPr>
+              <w:rPr>
+                <w:sz w:val="18"/>
+                <w:szCs w:val="18"/>
+              </w:rPr>
+            </w:pPr>
+            <w:r>
+              <w:rPr>
+                <w:rFonts w:hint="eastAsia"/>
+                <w:sz w:val="18"/>
+                <w:szCs w:val="18"/>
+              </w:rPr>
+              <w:t>Threshold 0.9300</w:t>
+            </w:r>
+          </w:p>
+        </w:tc>
+        <w:tc>
+          <w:tcPr>
+            <w:tcW w:w="2831" w:type="dxa"/>
+          </w:tcPr>
+          <w:p>
+            <w:pPr>
+              <w:cnfStyle w:val="000000000000" w:firstRow="0" w:lastRow="0" w:firstColumn="0" w:lastColumn="0" w:oddVBand="0" w:evenVBand="0" w:oddHBand="0" w:evenHBand="0" w:firstRowFirstColumn="0" w:firstRowLastColumn="0" w:lastRowFirstColumn="0" w:lastRowLastColumn="0"/>
+              <w:rPr>
+                <w:sz w:val="18"/>
+                <w:szCs w:val="18"/>
+              </w:rPr>
+            </w:pPr>
+            <w:r>
+              <w:rPr>
+                <w:rFonts w:hint="eastAsia"/>
+                <w:sz w:val="18"/>
+                <w:szCs w:val="18"/>
+              </w:rPr>
+              <w:t>60,919(80.3%)</w:t>
+            </w:r>
+          </w:p>
+        </w:tc>
+        <w:tc>
+          <w:tcPr>
+            <w:tcW w:w="2832" w:type="dxa"/>
+          </w:tcPr>
+          <w:p>
+            <w:pPr>
+              <w:cnfStyle w:val="000000000000" w:firstRow="0" w:lastRow="0" w:firstColumn="0" w:lastColumn="0" w:oddVBand="0" w:evenVBand="0" w:oddHBand="0" w:evenHBand="0" w:firstRowFirstColumn="0" w:firstRowLastColumn="0" w:lastRowFirstColumn="0" w:lastRowLastColumn="0"/>
+              <w:rPr>
+                <w:sz w:val="18"/>
+                <w:szCs w:val="18"/>
+              </w:rPr>
+            </w:pPr>
+            <w:r>
+              <w:rPr>
+                <w:rFonts w:hint="eastAsia"/>
+                <w:sz w:val="18"/>
+                <w:szCs w:val="18"/>
+              </w:rPr>
+              <w:t>14,899(19.7%)</w:t>
+            </w:r>
+          </w:p>
+        </w:tc>
+      </w:tr>
+      <w:tr>
+        <w:trPr>
+          <w:cnfStyle w:val="000000100000" w:firstRow="0" w:lastRow="0" w:firstColumn="0" w:lastColumn="0" w:oddVBand="0" w:evenVBand="0" w:oddHBand="1" w:evenHBand="0" w:firstRowFirstColumn="0" w:firstRowLastColumn="0" w:lastRowFirstColumn="0" w:lastRowLastColumn="0"/>
+        </w:trPr>
+        <w:tc>
+          <w:tcPr>
+            <w:cnfStyle w:val="001000000000" w:firstRow="0" w:lastRow="0" w:firstColumn="1" w:lastColumn="0" w:oddVBand="0" w:evenVBand="0" w:oddHBand="0" w:evenHBand="0" w:firstRowFirstColumn="0" w:firstRowLastColumn="0" w:lastRowFirstColumn="0" w:lastRowLastColumn="0"/>
+            <w:tcW w:w="2831" w:type="dxa"/>
+          </w:tcPr>
+          <w:p>
+            <w:pPr>
+              <w:rPr>
+                <w:sz w:val="18"/>
+                <w:szCs w:val="18"/>
+              </w:rPr>
+            </w:pPr>
+            <w:r>
+              <w:rPr>
+                <w:rFonts w:hint="eastAsia"/>
+                <w:sz w:val="18"/>
+                <w:szCs w:val="18"/>
+              </w:rPr>
+              <w:t>Threshold 0.9416</w:t>
+            </w:r>
+          </w:p>
+        </w:tc>
+        <w:tc>
+          <w:tcPr>
+            <w:tcW w:w="2831" w:type="dxa"/>
+          </w:tcPr>
+          <w:p>
+            <w:pPr>
+              <w:cnfStyle w:val="000000100000" w:firstRow="0" w:lastRow="0" w:firstColumn="0" w:lastColumn="0" w:oddVBand="0" w:evenVBand="0" w:oddHBand="1" w:evenHBand="0" w:firstRowFirstColumn="0" w:firstRowLastColumn="0" w:lastRowFirstColumn="0" w:lastRowLastColumn="0"/>
+              <w:rPr>
+                <w:sz w:val="18"/>
+                <w:szCs w:val="18"/>
+              </w:rPr>
+            </w:pPr>
+            <w:r>
+              <w:rPr>
+                <w:rFonts w:hint="eastAsia"/>
+                <w:sz w:val="18"/>
+                <w:szCs w:val="18"/>
+              </w:rPr>
+              <w:t>75,818(100%)</w:t>
+            </w:r>
+          </w:p>
+        </w:tc>
+        <w:tc>
+          <w:tcPr>
+            <w:tcW w:w="2832" w:type="dxa"/>
+          </w:tcPr>
+          <w:p>
+            <w:pPr>
+              <w:cnfStyle w:val="000000100000" w:firstRow="0" w:lastRow="0" w:firstColumn="0" w:lastColumn="0" w:oddVBand="0" w:evenVBand="0" w:oddHBand="1" w:evenHBand="0" w:firstRowFirstColumn="0" w:firstRowLastColumn="0" w:lastRowFirstColumn="0" w:lastRowLastColumn="0"/>
+              <w:rPr>
+                <w:sz w:val="18"/>
+                <w:szCs w:val="18"/>
+              </w:rPr>
+            </w:pPr>
+            <w:r>
+              <w:rPr>
+                <w:rFonts w:hint="eastAsia"/>
+                <w:sz w:val="18"/>
+                <w:szCs w:val="18"/>
+              </w:rPr>
+              <w:t>0(0%)</w:t>
+            </w:r>
+          </w:p>
+        </w:tc>
+      </w:tr>
+    </w:tbl>
+    <w:p>
+      <w:pPr>
+        <w:spacing w:after="0"/>
+      </w:pPr>
+      <w:r>
+        <w:rPr>
+          <w:rFonts w:hint="eastAsia"/>
+        </w:rPr>
+        <w:t xml:space="preserve">Threshold 변화에 따라 불만족 고객(1)의 탐지 비율이 크게 달라짐을 확인할 수 있었다. 특히 0.9416에서는 모든 고객이 만족(0)으로 분류되어 Recall 은 0이 되는 문제를 </w:t>
+      </w:r>
+      <w:r>
+        <w:rPr>
+          <w:rFonts w:hint="eastAsia"/>
+        </w:rPr>
+        <w:lastRenderedPageBreak/>
+        <w:t xml:space="preserve">보여주었다. 따라서 </w:t>
+      </w:r>
+      <w:r>
+        <w:rPr>
+          <w:rFonts w:hint="eastAsia"/>
+          <w:b/>
+          <w:bCs/>
+        </w:rPr>
+        <w:t>Threshold 조정은 모델 성능 해석과 실제 비즈니스 적용에서 매우 중요한 요소</w:t>
+      </w:r>
+      <w:r>
+        <w:rPr>
+          <w:rFonts w:hint="eastAsia"/>
+        </w:rPr>
+        <w:t>임을 알 수 있었다.</w:t>
+      </w:r>
+    </w:p>
+    <w:p>
+      <w:pPr>
+        <w:spacing w:after="0"/>
+      </w:pPr>
+    </w:p>
+    <w:p>
+      <w:pPr>
+        <w:pStyle w:val="3"/>
+        <w:spacing w:line="360" w:lineRule="auto"/>
+      </w:pPr>
+      <w:bookmarkStart w:id="48" w:name="_Toc216702285"/>
+      <w:r>
+        <w:rPr>
+          <w:rFonts w:hint="eastAsia"/>
+        </w:rPr>
+        <w:t xml:space="preserve">2.6.2 </w:t>
+      </w:r>
+      <w:r>
+        <w:rPr>
+          <w:rFonts w:hint="eastAsia"/>
+        </w:rPr>
+        <w:t>최종결론</w:t>
+      </w:r>
+      <w:r>
+        <w:rPr>
+          <w:rFonts w:hint="eastAsia"/>
+        </w:rPr>
+        <w:t xml:space="preserve"> 정리</w:t>
+      </w:r>
+      <w:bookmarkEnd w:id="48"/>
+    </w:p>
+    <w:p>
+      <w:pPr>
+        <w:pStyle w:val="a8"/>
+        <w:numPr>
+          <w:ilvl w:val="0"/>
+          <w:numId w:val="49"/>
+        </w:numPr>
+        <w:spacing w:after="0" w:line="360" w:lineRule="auto"/>
+        <w:ind w:leftChars="0"/>
+      </w:pPr>
+      <w:r>
+        <w:rPr>
+          <w:rFonts w:hint="eastAsia"/>
+        </w:rPr>
+        <w:t>Stacking 앙상블은 단일 모델보다 안정적이고 높은 ROC-AUC를 달성하였다.</w:t>
+      </w:r>
+    </w:p>
+    <w:p>
+      <w:pPr>
+        <w:pStyle w:val="a8"/>
+        <w:numPr>
+          <w:ilvl w:val="0"/>
+          <w:numId w:val="49"/>
+        </w:numPr>
+        <w:spacing w:after="0" w:line="276" w:lineRule="auto"/>
+        <w:ind w:leftChars="0"/>
+        <w:rPr>
+          <w:w w:val="90"/>
+        </w:rPr>
+      </w:pPr>
+      <w:r>
+        <w:rPr>
+          <w:rFonts w:hint="eastAsia"/>
+          <w:w w:val="90"/>
+        </w:rPr>
+        <w:t>Recall 성능이 매우 높아 불만족 고객을 효과적으로 탐지할 수 있는 장점을 가진다.</w:t>
+      </w:r>
+    </w:p>
+    <w:p>
+      <w:pPr>
+        <w:pStyle w:val="a8"/>
+        <w:numPr>
+          <w:ilvl w:val="0"/>
+          <w:numId w:val="49"/>
+        </w:numPr>
+        <w:spacing w:after="0" w:line="276" w:lineRule="auto"/>
+        <w:ind w:leftChars="0"/>
+        <w:rPr>
+          <w:w w:val="90"/>
+        </w:rPr>
+      </w:pPr>
+      <w:r>
+        <w:rPr>
+          <w:rFonts w:hint="eastAsia"/>
+          <w:w w:val="90"/>
+        </w:rPr>
+        <w:t xml:space="preserve">다만 Precision이 낮아 F1-Score가 제한적이므로, 실제 비즈니스 적용에서는 </w:t>
+      </w:r>
+      <w:proofErr w:type="spellStart"/>
+      <w:r>
+        <w:rPr>
+          <w:rFonts w:hint="eastAsia"/>
+          <w:w w:val="90"/>
+        </w:rPr>
+        <w:t>오탐을</w:t>
+      </w:r>
+      <w:proofErr w:type="spellEnd"/>
+      <w:r>
+        <w:rPr>
+          <w:rFonts w:hint="eastAsia"/>
+          <w:w w:val="90"/>
+        </w:rPr>
+        <w:t xml:space="preserve"> 줄이는 추가적인 후처리(</w:t>
+      </w:r>
+      <w:proofErr w:type="spellStart"/>
+      <w:proofErr w:type="gramStart"/>
+      <w:r>
+        <w:rPr>
+          <w:rFonts w:hint="eastAsia"/>
+          <w:w w:val="90"/>
+        </w:rPr>
+        <w:t>e..g</w:t>
+      </w:r>
+      <w:proofErr w:type="spellEnd"/>
+      <w:r>
+        <w:rPr>
+          <w:rFonts w:hint="eastAsia"/>
+          <w:w w:val="90"/>
+        </w:rPr>
+        <w:t>.</w:t>
+      </w:r>
+      <w:proofErr w:type="gramEnd"/>
+      <w:r>
+        <w:rPr>
+          <w:rFonts w:hint="eastAsia"/>
+          <w:w w:val="90"/>
+        </w:rPr>
+        <w:t xml:space="preserve"> threshold 조정, 비용 민감 학습)가 필요하다.</w:t>
+      </w:r>
+    </w:p>
+    <w:p>
+      <w:pPr>
+        <w:pStyle w:val="a8"/>
+        <w:numPr>
+          <w:ilvl w:val="0"/>
+          <w:numId w:val="49"/>
+        </w:numPr>
+        <w:spacing w:after="0" w:line="276" w:lineRule="auto"/>
+        <w:ind w:leftChars="0"/>
+      </w:pPr>
+      <w:r>
+        <w:rPr>
+          <w:rFonts w:hint="eastAsia"/>
+        </w:rPr>
+        <w:t>Test 데이터 예측 결과에서도 Threshold 설정에 따라 불만족 고객 탐지 비율이 크게 달라지므로, Threshold 최적화 전략이 핵심과제로 남는다.</w:t>
+      </w:r>
+    </w:p>
+    <w:p>
+      <w:pPr>
+        <w:pStyle w:val="a8"/>
+        <w:numPr>
+          <w:ilvl w:val="0"/>
+          <w:numId w:val="49"/>
+        </w:numPr>
+        <w:spacing w:after="0" w:line="276" w:lineRule="auto"/>
+        <w:ind w:leftChars="0"/>
+      </w:pPr>
+      <w:r>
+        <w:rPr>
+          <w:rFonts w:hint="eastAsia"/>
+        </w:rPr>
+        <w:t>스케일링은 트리 기반 모델에서는 필수적이지 않으며, 교차검증을 통한 안정적 성능평가가 유효함을 확인하였다.</w:t>
+      </w:r>
+    </w:p>
+    <w:p>
+      <w:pPr>
+        <w:pStyle w:val="a8"/>
+        <w:ind w:leftChars="0" w:left="880"/>
+      </w:pPr>
+    </w:p>
+    <w:p>
+      <w:pPr>
+        <w:pStyle w:val="3"/>
+      </w:pPr>
+      <w:bookmarkStart w:id="49" w:name="_Toc216702286"/>
+      <w:r>
+        <w:rPr>
+          <w:rFonts w:hint="eastAsia"/>
+        </w:rPr>
+        <w:t>2.6.3 시사점</w:t>
+      </w:r>
+      <w:r>
+        <w:rPr>
+          <w:rFonts w:hint="eastAsia"/>
+        </w:rPr>
+        <w:t>과 한계점</w:t>
+      </w:r>
+      <w:r>
+        <w:rPr>
+          <w:rFonts w:hint="eastAsia"/>
+        </w:rPr>
+        <w:t xml:space="preserve"> 및 </w:t>
+      </w:r>
+      <w:r>
+        <w:rPr>
+          <w:rFonts w:hint="eastAsia"/>
+        </w:rPr>
+        <w:t>제언</w:t>
+      </w:r>
+      <w:bookmarkEnd w:id="49"/>
+    </w:p>
+    <w:p>
+      <w:pPr>
+        <w:pStyle w:val="4"/>
+      </w:pPr>
+      <w:r>
+        <w:rPr>
+          <w:rFonts w:hint="eastAsia"/>
+        </w:rPr>
+        <w:t>2.6.3.1 시사점</w:t>
+      </w:r>
+    </w:p>
+    <w:p>
+      <w:pPr>
+        <w:spacing w:after="0"/>
+        <w:rPr>
+          <w:b/>
+          <w:bCs/>
+        </w:rPr>
+      </w:pPr>
+      <w:r>
+        <w:rPr>
+          <w:rFonts w:hint="eastAsia"/>
+          <w:b/>
+          <w:bCs/>
+        </w:rPr>
+        <w:t>모델 성능 관점</w:t>
+      </w:r>
+    </w:p>
+    <w:p>
+      <w:pPr>
+        <w:spacing w:after="0"/>
+      </w:pPr>
+      <w:r>
+        <w:rPr>
+          <w:rFonts w:hint="eastAsia"/>
+        </w:rPr>
+        <w:t xml:space="preserve">높은 </w:t>
+      </w:r>
+      <w:r>
+        <w:rPr>
+          <w:rFonts w:hint="eastAsia"/>
+        </w:rPr>
+        <w:t xml:space="preserve">Recall을 가지면 불만족 고객을 놓치지 않고 탐지 가능한 반면, 낮은 </w:t>
+      </w:r>
+      <w:proofErr w:type="gramStart"/>
+      <w:r>
+        <w:rPr>
+          <w:rFonts w:hint="eastAsia"/>
+        </w:rPr>
+        <w:t>Precision 을</w:t>
+      </w:r>
+      <w:proofErr w:type="gramEnd"/>
+      <w:r>
+        <w:rPr>
+          <w:rFonts w:hint="eastAsia"/>
+        </w:rPr>
+        <w:t xml:space="preserve"> 가지면 불필요한 고객을 불만족으로 잘못 분류할 위험이 존재했다는 것을 학습 결과를 통해 보여주었다.</w:t>
+      </w:r>
+    </w:p>
+    <w:p>
+      <w:pPr>
+        <w:spacing w:after="0"/>
+        <w:rPr>
+          <w:b/>
+          <w:bCs/>
+        </w:rPr>
+      </w:pPr>
+      <w:r>
+        <w:rPr>
+          <w:rFonts w:hint="eastAsia"/>
+          <w:b/>
+          <w:bCs/>
+        </w:rPr>
+        <w:t>비즈니스 관점</w:t>
+      </w:r>
+    </w:p>
+    <w:p>
+      <w:pPr>
+        <w:spacing w:after="0"/>
+      </w:pPr>
+      <w:r>
+        <w:rPr>
+          <w:rFonts w:hint="eastAsia"/>
+        </w:rPr>
+        <w:t xml:space="preserve">고객만족 프로젝트 실습을 통해 불만족 고객을 조기에 파악해 대응할 수 있었지만, </w:t>
+      </w:r>
+      <w:proofErr w:type="spellStart"/>
+      <w:r>
+        <w:rPr>
+          <w:rFonts w:hint="eastAsia"/>
+        </w:rPr>
+        <w:t>오탐이</w:t>
+      </w:r>
+      <w:proofErr w:type="spellEnd"/>
+      <w:r>
+        <w:rPr>
+          <w:rFonts w:hint="eastAsia"/>
+        </w:rPr>
+        <w:t xml:space="preserve"> 많으면 자원 낭비 및 고객 경험 악화 가능성이 있다는 것을 다시 확인했다</w:t>
+      </w:r>
+      <w:r>
+        <w:rPr>
+          <w:rFonts w:hint="eastAsia"/>
+        </w:rPr>
+        <w:t>.</w:t>
+      </w:r>
+    </w:p>
+    <w:p>
+      <w:pPr>
+        <w:spacing w:after="0"/>
+        <w:rPr>
+          <w:b/>
+          <w:bCs/>
+        </w:rPr>
+      </w:pPr>
+      <w:r>
+        <w:rPr>
+          <w:rFonts w:hint="eastAsia"/>
+          <w:b/>
+          <w:bCs/>
+        </w:rPr>
+        <w:t>핵심 발견사항</w:t>
+      </w:r>
+    </w:p>
+    <w:p>
+      <w:pPr>
+        <w:spacing w:after="0"/>
+        <w:rPr>
+          <w:rFonts w:hint="eastAsia"/>
+        </w:rPr>
+      </w:pPr>
+      <w:r>
+        <w:rPr>
+          <w:rFonts w:hint="eastAsia"/>
+        </w:rPr>
+        <w:t xml:space="preserve">학습결과에 따른 피처 주요 분석을 통해var38(주거래 상품잔액)과 var15(나이)가 가장 중요한 피처로 확인되었고, </w:t>
+      </w:r>
+      <w:r>
+        <w:rPr>
+          <w:rFonts w:hint="eastAsia"/>
+          <w:b/>
+          <w:bCs/>
+        </w:rPr>
+        <w:t>젊은 고객층에서 불만족 비율이 상대적으로 높은 것</w:t>
+      </w:r>
+      <w:r>
+        <w:rPr>
+          <w:rFonts w:hint="eastAsia"/>
+        </w:rPr>
+        <w:t>을 확인했다. 또한, 은행 서비스 활동성(0값의 개수)도 불만족 여부를 설명하는 유의미한 지표로 작용했다.</w:t>
+      </w:r>
+    </w:p>
+    <w:p>
+      <w:pPr>
+        <w:pStyle w:val="4"/>
+      </w:pPr>
+      <w:r>
+        <w:rPr>
+          <w:rFonts w:hint="eastAsia"/>
+        </w:rPr>
+        <w:lastRenderedPageBreak/>
+        <w:t xml:space="preserve">2.6.3.2 </w:t>
+      </w:r>
+      <w:r>
+        <w:rPr>
+          <w:rFonts w:hint="eastAsia"/>
+        </w:rPr>
+        <w:t>한계점 및 제언</w:t>
+      </w:r>
+    </w:p>
+    <w:p>
+      <w:r>
+        <w:rPr>
+          <w:rFonts w:hint="eastAsia"/>
+        </w:rPr>
+        <w:t xml:space="preserve">데이터 측면적 한계점으로 피처명이 익명화 되어있어 도메인 지식 활용이 어려운 부분이 있었고, 불균형 데이터로 인해 </w:t>
+      </w:r>
+      <w:proofErr w:type="spellStart"/>
+      <w:r>
+        <w:rPr>
+          <w:rFonts w:hint="eastAsia"/>
+        </w:rPr>
+        <w:t>재현율</w:t>
+      </w:r>
+      <w:proofErr w:type="spellEnd"/>
+      <w:r>
+        <w:rPr>
+          <w:rFonts w:hint="eastAsia"/>
+        </w:rPr>
+        <w:t>(Recall)편향 발생 가능성이 있었다. 또, 데이터 양 부족으로 일반화 성능에 제약이 존재하였다.</w:t>
+      </w:r>
+    </w:p>
+    <w:p>
+      <w:pPr>
+        <w:rPr>
+          <w:rFonts w:hint="eastAsia"/>
+        </w:rPr>
+      </w:pPr>
+      <w:r>
+        <w:rPr>
+          <w:rFonts w:hint="eastAsia"/>
+        </w:rPr>
+        <w:t xml:space="preserve">모델 측면 한계점으로는 트리 계열 모델의 해석 가능성 한계점이 존재했고, </w:t>
+      </w:r>
+      <w:proofErr w:type="spellStart"/>
+      <w:r>
+        <w:rPr>
+          <w:rFonts w:hint="eastAsia"/>
+        </w:rPr>
+        <w:t>피처수</w:t>
+      </w:r>
+      <w:proofErr w:type="spellEnd"/>
+      <w:r>
+        <w:rPr>
+          <w:rFonts w:hint="eastAsia"/>
+        </w:rPr>
+        <w:t xml:space="preserve">(370개)에 비해 샘플 수가 적어 </w:t>
+      </w:r>
+      <w:proofErr w:type="spellStart"/>
+      <w:r>
+        <w:rPr>
+          <w:rFonts w:hint="eastAsia"/>
+        </w:rPr>
+        <w:t>과적합</w:t>
+      </w:r>
+      <w:proofErr w:type="spellEnd"/>
+      <w:r>
+        <w:rPr>
+          <w:rFonts w:hint="eastAsia"/>
+        </w:rPr>
+        <w:t xml:space="preserve"> 위험이 존재하였다. 뿐만 아니라, 시간적 변화(고객 행동 패턴의 시계열적 변화)고려가 부족하였고, 외부 데이터 즉 경제지표, 경쟁사 정보 결합이 </w:t>
+      </w:r>
+      <w:proofErr w:type="spellStart"/>
+      <w:r>
+        <w:rPr>
+          <w:rFonts w:hint="eastAsia"/>
+        </w:rPr>
+        <w:t>필요해보였다</w:t>
+      </w:r>
+      <w:proofErr w:type="spellEnd"/>
+      <w:r>
+        <w:rPr>
+          <w:rFonts w:hint="eastAsia"/>
+        </w:rPr>
+        <w:t>.</w:t>
+      </w:r>
+    </w:p>
+    <w:p>
+      <w:r>
+        <w:rPr>
+          <w:rFonts w:hint="eastAsia"/>
+        </w:rPr>
+        <w:t xml:space="preserve">추가적인 모델 개선 방향으로 앙상블에 다른 유형의 모델 </w:t>
+      </w:r>
+      <w:r>
+        <w:rPr>
+          <w:rFonts w:hint="eastAsia"/>
+        </w:rPr>
+        <w:t xml:space="preserve">중 신경망, 또는 </w:t>
+      </w:r>
+      <w:proofErr w:type="gramStart"/>
+      <w:r>
+        <w:rPr>
+          <w:rFonts w:hint="eastAsia"/>
+        </w:rPr>
+        <w:t xml:space="preserve">SVM </w:t>
+      </w:r>
+      <w:r>
+        <w:t>을</w:t>
+      </w:r>
+      <w:proofErr w:type="gramEnd"/>
+      <w:r>
+        <w:rPr>
+          <w:rFonts w:hint="eastAsia"/>
+        </w:rPr>
+        <w:t xml:space="preserve"> 추가해 다양성을 확보해볼 수 있다. 또한 실무 적용으로 불만족 고객 예측 결과를 CRM 시스템과 연계해 </w:t>
+      </w:r>
+      <w:r>
+        <w:rPr>
+          <w:rFonts w:hint="eastAsia"/>
+          <w:b/>
+          <w:bCs/>
+        </w:rPr>
+        <w:t>선제적 대응 프로세스를 구축</w:t>
+      </w:r>
+      <w:r>
+        <w:rPr>
+          <w:rFonts w:hint="eastAsia"/>
+        </w:rPr>
+        <w:t xml:space="preserve">하여, 모델 결과를 단순히 예측에 그치지 않고, </w:t>
+      </w:r>
+      <w:r>
+        <w:rPr>
+          <w:rFonts w:hint="eastAsia"/>
+          <w:b/>
+          <w:bCs/>
+        </w:rPr>
+        <w:t>고객 유지 전략</w:t>
+      </w:r>
+      <w:r>
+        <w:rPr>
+          <w:rFonts w:hint="eastAsia"/>
+        </w:rPr>
+        <w:t xml:space="preserve">과 연결이 </w:t>
+      </w:r>
+      <w:proofErr w:type="spellStart"/>
+      <w:r>
+        <w:rPr>
+          <w:rFonts w:hint="eastAsia"/>
+        </w:rPr>
+        <w:t>필요해보였다</w:t>
+      </w:r>
+      <w:proofErr w:type="spellEnd"/>
+      <w:r>
+        <w:rPr>
+          <w:rFonts w:hint="eastAsia"/>
+        </w:rPr>
+        <w:t>.</w:t>
+      </w:r>
+    </w:p>
+    <w:p>
+      <w:r>
+        <w:br w:type="page"/>
+      </w:r>
+    </w:p>
+    <w:p>
+      <w:pPr>
+        <w:pStyle w:val="2"/>
+      </w:pPr>
+      <w:bookmarkStart w:id="50" w:name="_Toc216702287"/>
+      <w:r>
+        <w:rPr>
+          <w:rFonts w:hint="eastAsia"/>
+        </w:rPr>
+        <w:lastRenderedPageBreak/>
+        <w:t>2.7 부록</w:t>
+      </w:r>
+      <w:bookmarkEnd w:id="50"/>
+    </w:p>
+    <w:p>
+      <w:pPr>
+        <w:pStyle w:val="3"/>
+      </w:pPr>
+      <w:bookmarkStart w:id="51" w:name="_Toc216702288"/>
+      <w:r>
+        <w:rPr>
+          <w:rFonts w:hint="eastAsia"/>
+        </w:rPr>
+        <w:t>2.7.1 코드 저장소</w:t>
+      </w:r>
+      <w:bookmarkEnd w:id="51"/>
+    </w:p>
+    <w:p>
+      <w:pPr>
+        <w:pStyle w:val="4"/>
+      </w:pPr>
+      <w:r>
+        <w:rPr>
+          <w:rFonts w:hint="eastAsia"/>
+        </w:rPr>
+        <w:t xml:space="preserve">2.7.1.1 </w:t>
+      </w:r>
+      <w:proofErr w:type="spellStart"/>
+      <w:r>
+        <w:rPr>
+          <w:rFonts w:hint="eastAsia"/>
+        </w:rPr>
+        <w:t>Github</w:t>
+      </w:r>
+      <w:proofErr w:type="spellEnd"/>
+      <w:r>
+        <w:rPr>
+          <w:rFonts w:hint="eastAsia"/>
+        </w:rPr>
+        <w:t xml:space="preserve"> 링크</w:t>
+      </w:r>
+    </w:p>
+    <w:p>
+      <w:pPr>
+        <w:rPr>
+          <w:rFonts w:hint="eastAsia"/>
+        </w:rPr>
+      </w:pPr>
+      <w:hyperlink r:id="rId36" w:history="1">
+        <w:r>
+          <w:rPr>
+            <w:rStyle w:val="af9"/>
+          </w:rPr>
+          <w:t>https://github.com/jaemin1020/big20-ML-project2-team3.git</w:t>
+        </w:r>
+      </w:hyperlink>
+    </w:p>
+    <w:p>
+      <w:pPr>
+        <w:pStyle w:val="4"/>
+      </w:pPr>
+      <w:r>
+        <w:rPr>
+          <w:rFonts w:hint="eastAsia"/>
+        </w:rPr>
+        <w:t>2.7.1.2 주요 파일 설명</w:t>
+      </w:r>
+    </w:p>
+    <w:p>
+      <w:pPr>
+        <w:pStyle w:val="a8"/>
+        <w:numPr>
+          <w:ilvl w:val="0"/>
+          <w:numId w:val="51"/>
+        </w:numPr>
+        <w:ind w:leftChars="0"/>
+      </w:pPr>
+      <w:proofErr w:type="gramStart"/>
+      <w:r>
+        <w:rPr>
+          <w:rFonts w:hint="eastAsia"/>
+        </w:rPr>
+        <w:t>feature_engineering.py :</w:t>
+      </w:r>
+      <w:proofErr w:type="gramEnd"/>
+      <w:r>
+        <w:rPr>
+          <w:rFonts w:hint="eastAsia"/>
+        </w:rPr>
+        <w:t xml:space="preserve"> 피처 엔지니어링</w:t>
+      </w:r>
+    </w:p>
+    <w:p>
+      <w:pPr>
+        <w:pStyle w:val="a8"/>
+        <w:numPr>
+          <w:ilvl w:val="0"/>
+          <w:numId w:val="51"/>
+        </w:numPr>
+        <w:ind w:leftChars="0"/>
+        <w:rPr>
+          <w:rFonts w:hint="eastAsia"/>
+        </w:rPr>
+      </w:pPr>
+      <w:proofErr w:type="gramStart"/>
+      <w:r>
+        <w:rPr>
+          <w:rFonts w:hint="eastAsia"/>
+        </w:rPr>
+        <w:t>preprocessing.py :</w:t>
+      </w:r>
+      <w:proofErr w:type="gramEnd"/>
+      <w:r>
+        <w:rPr>
+          <w:rFonts w:hint="eastAsia"/>
+        </w:rPr>
+        <w:t xml:space="preserve"> 데이터 </w:t>
+      </w:r>
+      <w:proofErr w:type="spellStart"/>
+      <w:r>
+        <w:rPr>
+          <w:rFonts w:hint="eastAsia"/>
+        </w:rPr>
+        <w:t>전처리</w:t>
+      </w:r>
+      <w:proofErr w:type="spellEnd"/>
+    </w:p>
+    <w:p>
+      <w:pPr>
+        <w:pStyle w:val="a8"/>
+        <w:numPr>
+          <w:ilvl w:val="0"/>
+          <w:numId w:val="51"/>
+        </w:numPr>
+        <w:ind w:leftChars="0"/>
+      </w:pPr>
+      <w:proofErr w:type="gramStart"/>
+      <w:r>
+        <w:rPr>
+          <w:rFonts w:hint="eastAsia"/>
+        </w:rPr>
+        <w:t>model_utils.py :</w:t>
+      </w:r>
+      <w:proofErr w:type="gramEnd"/>
+      <w:r>
+        <w:rPr>
+          <w:rFonts w:hint="eastAsia"/>
+        </w:rPr>
+        <w:t xml:space="preserve"> 모델 저장 및 불러오기 유틸리티</w:t>
+      </w:r>
+    </w:p>
+    <w:p>
+      <w:pPr>
+        <w:pStyle w:val="a8"/>
+        <w:numPr>
+          <w:ilvl w:val="0"/>
+          <w:numId w:val="51"/>
+        </w:numPr>
+        <w:ind w:leftChars="0"/>
+        <w:rPr>
+          <w:rFonts w:hint="eastAsia"/>
+        </w:rPr>
+      </w:pPr>
+      <w:proofErr w:type="gramStart"/>
+      <w:r>
+        <w:rPr>
+          <w:rFonts w:hint="eastAsia"/>
+        </w:rPr>
+        <w:t>user_utils.py :</w:t>
+      </w:r>
+      <w:proofErr w:type="gramEnd"/>
+      <w:r>
+        <w:rPr>
+          <w:rFonts w:hint="eastAsia"/>
+        </w:rPr>
+        <w:t xml:space="preserve"> 분류 모델 평가 지표 계산 후 결과 파일로 저장</w:t>
+      </w:r>
+    </w:p>
+    <w:p>
+      <w:pPr>
+        <w:pStyle w:val="a8"/>
+        <w:numPr>
+          <w:ilvl w:val="0"/>
+          <w:numId w:val="51"/>
+        </w:numPr>
+        <w:ind w:leftChars="0"/>
+      </w:pPr>
+      <w:proofErr w:type="gramStart"/>
+      <w:r>
+        <w:rPr>
+          <w:rFonts w:hint="eastAsia"/>
+        </w:rPr>
+        <w:t>modeling.py :</w:t>
+      </w:r>
+      <w:proofErr w:type="gramEnd"/>
+      <w:r>
+        <w:rPr>
+          <w:rFonts w:hint="eastAsia"/>
+        </w:rPr>
+        <w:t xml:space="preserve"> 베이스 모델 및 </w:t>
+      </w:r>
+      <w:proofErr w:type="spellStart"/>
+      <w:r>
+        <w:rPr>
+          <w:rFonts w:hint="eastAsia"/>
+        </w:rPr>
+        <w:t>스태킹</w:t>
+      </w:r>
+      <w:proofErr w:type="spellEnd"/>
+      <w:r>
+        <w:rPr>
+          <w:rFonts w:hint="eastAsia"/>
+        </w:rPr>
+        <w:t xml:space="preserve"> 앙상블 모델 파라미터 설정</w:t>
+      </w:r>
+    </w:p>
+    <w:p>
+      <w:pPr>
+        <w:rPr>
+          <w:rFonts w:hint="eastAsia"/>
+        </w:rPr>
+      </w:pPr>
+    </w:p>
+    <w:p>
+      <w:pPr>
+        <w:pStyle w:val="3"/>
+      </w:pPr>
+      <w:bookmarkStart w:id="52" w:name="_Toc216702289"/>
+      <w:r>
+        <w:rPr>
+          <w:rFonts w:hint="eastAsia"/>
+        </w:rPr>
+        <w:t>2.7.2 실행 환경</w:t>
+      </w:r>
+      <w:bookmarkEnd w:id="52"/>
+    </w:p>
+    <w:p>
+      <w:r>
+        <w:rPr>
+          <w:rFonts w:hint="eastAsia"/>
+        </w:rPr>
+        <w:t xml:space="preserve">가상환경 </w:t>
+      </w:r>
+      <w:proofErr w:type="spellStart"/>
+      <w:r>
+        <w:rPr>
+          <w:rFonts w:hint="eastAsia"/>
+          <w:b/>
+          <w:bCs/>
+        </w:rPr>
+        <w:t>ml_dev</w:t>
+      </w:r>
+      <w:proofErr w:type="spellEnd"/>
+      <w:r>
+        <w:rPr>
+          <w:rFonts w:hint="eastAsia"/>
+          <w:b/>
+          <w:bCs/>
+        </w:rPr>
+        <w:t xml:space="preserve"> env</w:t>
+      </w:r>
+      <w:r>
+        <w:rPr>
+          <w:rFonts w:hint="eastAsia"/>
+          <w:b/>
+          <w:bCs/>
+        </w:rPr>
+        <w:t>(python 3.11.14)</w:t>
+      </w:r>
+      <w:r>
+        <w:rPr>
+          <w:rFonts w:hint="eastAsia"/>
+        </w:rPr>
+        <w:t xml:space="preserve"> 적용</w:t>
+      </w:r>
+    </w:p>
+    <w:p>
+      <w:pPr>
+        <w:pStyle w:val="a8"/>
+        <w:numPr>
+          <w:ilvl w:val="0"/>
+          <w:numId w:val="50"/>
+        </w:numPr>
+        <w:ind w:leftChars="0"/>
+        <w:rPr>
+          <w:rFonts w:hint="eastAsia"/>
+        </w:rPr>
+      </w:pPr>
+      <w:r>
+        <w:rPr>
+          <w:rFonts w:hint="eastAsia"/>
+        </w:rPr>
+        <w:t xml:space="preserve">수업시간에 사용했던 </w:t>
+      </w:r>
+      <w:proofErr w:type="spellStart"/>
+      <w:r>
+        <w:rPr>
+          <w:rFonts w:hint="eastAsia"/>
+        </w:rPr>
+        <w:t>ml_dev</w:t>
+      </w:r>
+      <w:proofErr w:type="spellEnd"/>
+      <w:r>
+        <w:rPr>
+          <w:rFonts w:hint="eastAsia"/>
+        </w:rPr>
+        <w:t xml:space="preserve"> 와 동일환경 구성으로 작업 진행</w:t>
+      </w:r>
+    </w:p>
     <w:sectPr>
-      <w:headerReference w:type="even" r:id="rId36"/>
-      <w:headerReference w:type="default" r:id="rId37"/>
-      <w:footerReference w:type="even" r:id="rId38"/>
-      <w:footerReference w:type="default" r:id="rId39"/>
-      <w:headerReference w:type="first" r:id="rId40"/>
-      <w:footerReference w:type="first" r:id="rId41"/>
+      <w:headerReference w:type="even" r:id="rId37"/>
+      <w:headerReference w:type="default" r:id="rId38"/>
+      <w:footerReference w:type="even" r:id="rId39"/>
+      <w:footerReference w:type="default" r:id="rId40"/>
+      <w:headerReference w:type="first" r:id="rId41"/>
+      <w:footerReference w:type="first" r:id="rId42"/>
       <w:pgSz w:w="11906" w:h="16838"/>
       <w:pgMar w:top="1985" w:right="1701" w:bottom="1701" w:left="1701" w:header="567" w:footer="170" w:gutter="0"/>
       <w:pgNumType w:start="0"/>
@@ -40539,6 +42578,118 @@
     </w:lvl>
   </w:abstractNum>
   <w:abstractNum w:abstractNumId="10" w15:restartNumberingAfterBreak="0">
+    <w:nsid w:val="1AEC75BE"/>
+    <w:multiLevelType w:val="hybridMultilevel"/>
+    <w:tmpl w:val="967CBCE6"/>
+    <w:lvl w:ilvl="0" w:tplc="2F80C92C">
+      <w:numFmt w:val="bullet"/>
+      <w:lvlText w:val=""/>
+      <w:lvlJc w:val="left"/>
+      <w:pPr>
+        <w:ind w:left="880" w:hanging="440"/>
+      </w:pPr>
+      <w:rPr>
+        <w:rFonts w:ascii="Wingdings" w:eastAsia="맑은 고딕" w:hAnsi="Wingdings" w:cs="맑은 고딕" w:hint="default"/>
+      </w:rPr>
+    </w:lvl>
+    <w:lvl w:ilvl="1" w:tplc="04090003" w:tentative="1">
+      <w:start w:val="1"/>
+      <w:numFmt w:val="bullet"/>
+      <w:lvlText w:val=""/>
+      <w:lvlJc w:val="left"/>
+      <w:pPr>
+        <w:ind w:left="1320" w:hanging="440"/>
+      </w:pPr>
+      <w:rPr>
+        <w:rFonts w:ascii="Wingdings" w:hAnsi="Wingdings" w:hint="default"/>
+      </w:rPr>
+    </w:lvl>
+    <w:lvl w:ilvl="2" w:tplc="04090005" w:tentative="1">
+      <w:start w:val="1"/>
+      <w:numFmt w:val="bullet"/>
+      <w:lvlText w:val=""/>
+      <w:lvlJc w:val="left"/>
+      <w:pPr>
+        <w:ind w:left="1760" w:hanging="440"/>
+      </w:pPr>
+      <w:rPr>
+        <w:rFonts w:ascii="Wingdings" w:hAnsi="Wingdings" w:hint="default"/>
+      </w:rPr>
+    </w:lvl>
+    <w:lvl w:ilvl="3" w:tplc="04090001" w:tentative="1">
+      <w:start w:val="1"/>
+      <w:numFmt w:val="bullet"/>
+      <w:lvlText w:val=""/>
+      <w:lvlJc w:val="left"/>
+      <w:pPr>
+        <w:ind w:left="2200" w:hanging="440"/>
+      </w:pPr>
+      <w:rPr>
+        <w:rFonts w:ascii="Wingdings" w:hAnsi="Wingdings" w:hint="default"/>
+      </w:rPr>
+    </w:lvl>
+    <w:lvl w:ilvl="4" w:tplc="04090003" w:tentative="1">
+      <w:start w:val="1"/>
+      <w:numFmt w:val="bullet"/>
+      <w:lvlText w:val=""/>
+      <w:lvlJc w:val="left"/>
+      <w:pPr>
+        <w:ind w:left="2640" w:hanging="440"/>
+      </w:pPr>
+      <w:rPr>
+        <w:rFonts w:ascii="Wingdings" w:hAnsi="Wingdings" w:hint="default"/>
+      </w:rPr>
+    </w:lvl>
+    <w:lvl w:ilvl="5" w:tplc="04090005" w:tentative="1">
+      <w:start w:val="1"/>
+      <w:numFmt w:val="bullet"/>
+      <w:lvlText w:val=""/>
+      <w:lvlJc w:val="left"/>
+      <w:pPr>
+        <w:ind w:left="3080" w:hanging="440"/>
+      </w:pPr>
+      <w:rPr>
+        <w:rFonts w:ascii="Wingdings" w:hAnsi="Wingdings" w:hint="default"/>
+      </w:rPr>
+    </w:lvl>
+    <w:lvl w:ilvl="6" w:tplc="04090001" w:tentative="1">
+      <w:start w:val="1"/>
+      <w:numFmt w:val="bullet"/>
+      <w:lvlText w:val=""/>
+      <w:lvlJc w:val="left"/>
+      <w:pPr>
+        <w:ind w:left="3520" w:hanging="440"/>
+      </w:pPr>
+      <w:rPr>
+        <w:rFonts w:ascii="Wingdings" w:hAnsi="Wingdings" w:hint="default"/>
+      </w:rPr>
+    </w:lvl>
+    <w:lvl w:ilvl="7" w:tplc="04090003" w:tentative="1">
+      <w:start w:val="1"/>
+      <w:numFmt w:val="bullet"/>
+      <w:lvlText w:val=""/>
+      <w:lvlJc w:val="left"/>
+      <w:pPr>
+        <w:ind w:left="3960" w:hanging="440"/>
+      </w:pPr>
+      <w:rPr>
+        <w:rFonts w:ascii="Wingdings" w:hAnsi="Wingdings" w:hint="default"/>
+      </w:rPr>
+    </w:lvl>
+    <w:lvl w:ilvl="8" w:tplc="04090005" w:tentative="1">
+      <w:start w:val="1"/>
+      <w:numFmt w:val="bullet"/>
+      <w:lvlText w:val=""/>
+      <w:lvlJc w:val="left"/>
+      <w:pPr>
+        <w:ind w:left="4400" w:hanging="440"/>
+      </w:pPr>
+      <w:rPr>
+        <w:rFonts w:ascii="Wingdings" w:hAnsi="Wingdings" w:hint="default"/>
+      </w:rPr>
+    </w:lvl>
+  </w:abstractNum>
+  <w:abstractNum w:abstractNumId="11" w15:restartNumberingAfterBreak="0">
     <w:nsid w:val="22B9453A"/>
     <w:multiLevelType w:val="multilevel"/>
     <w:tmpl w:val="E4B6BDEA"/>
@@ -40687,7 +42838,7 @@
       </w:rPr>
     </w:lvl>
   </w:abstractNum>
-  <w:abstractNum w:abstractNumId="11" w15:restartNumberingAfterBreak="0">
+  <w:abstractNum w:abstractNumId="12" w15:restartNumberingAfterBreak="0">
     <w:nsid w:val="23792015"/>
     <w:multiLevelType w:val="multilevel"/>
     <w:tmpl w:val="D8A852B2"/>
@@ -40836,7 +42987,7 @@
       </w:rPr>
     </w:lvl>
   </w:abstractNum>
-  <w:abstractNum w:abstractNumId="12" w15:restartNumberingAfterBreak="0">
+  <w:abstractNum w:abstractNumId="13" w15:restartNumberingAfterBreak="0">
     <w:nsid w:val="263333DA"/>
     <w:multiLevelType w:val="multilevel"/>
     <w:tmpl w:val="DC6CDD88"/>
@@ -40985,7 +43136,7 @@
       </w:rPr>
     </w:lvl>
   </w:abstractNum>
-  <w:abstractNum w:abstractNumId="13" w15:restartNumberingAfterBreak="0">
+  <w:abstractNum w:abstractNumId="14" w15:restartNumberingAfterBreak="0">
     <w:nsid w:val="273D13CB"/>
     <w:multiLevelType w:val="multilevel"/>
     <w:tmpl w:val="F488AB40"/>
@@ -41098,7 +43249,7 @@
       </w:rPr>
     </w:lvl>
   </w:abstractNum>
-  <w:abstractNum w:abstractNumId="14" w15:restartNumberingAfterBreak="0">
+  <w:abstractNum w:abstractNumId="15" w15:restartNumberingAfterBreak="0">
     <w:nsid w:val="27EC4425"/>
     <w:multiLevelType w:val="hybridMultilevel"/>
     <w:tmpl w:val="E200B93A"/>
@@ -41211,7 +43362,7 @@
       </w:rPr>
     </w:lvl>
   </w:abstractNum>
-  <w:abstractNum w:abstractNumId="15" w15:restartNumberingAfterBreak="0">
+  <w:abstractNum w:abstractNumId="16" w15:restartNumberingAfterBreak="0">
     <w:nsid w:val="2AEE1A31"/>
     <w:multiLevelType w:val="hybridMultilevel"/>
     <w:tmpl w:val="F96EA03C"/>
@@ -41325,7 +43476,7 @@
       </w:rPr>
     </w:lvl>
   </w:abstractNum>
-  <w:abstractNum w:abstractNumId="16" w15:restartNumberingAfterBreak="0">
+  <w:abstractNum w:abstractNumId="17" w15:restartNumberingAfterBreak="0">
     <w:nsid w:val="32867B29"/>
     <w:multiLevelType w:val="multilevel"/>
     <w:tmpl w:val="2C7CE5FA"/>
@@ -41438,7 +43589,7 @@
       </w:rPr>
     </w:lvl>
   </w:abstractNum>
-  <w:abstractNum w:abstractNumId="17" w15:restartNumberingAfterBreak="0">
+  <w:abstractNum w:abstractNumId="18" w15:restartNumberingAfterBreak="0">
     <w:nsid w:val="331C70D2"/>
     <w:multiLevelType w:val="multilevel"/>
     <w:tmpl w:val="F6ACD3EE"/>
@@ -41587,7 +43738,7 @@
       </w:rPr>
     </w:lvl>
   </w:abstractNum>
-  <w:abstractNum w:abstractNumId="18" w15:restartNumberingAfterBreak="0">
+  <w:abstractNum w:abstractNumId="19" w15:restartNumberingAfterBreak="0">
     <w:nsid w:val="33550C0B"/>
     <w:multiLevelType w:val="multilevel"/>
     <w:tmpl w:val="7480EAB8"/>
@@ -41736,7 +43887,7 @@
       </w:rPr>
     </w:lvl>
   </w:abstractNum>
-  <w:abstractNum w:abstractNumId="19" w15:restartNumberingAfterBreak="0">
+  <w:abstractNum w:abstractNumId="20" w15:restartNumberingAfterBreak="0">
     <w:nsid w:val="34F31194"/>
     <w:multiLevelType w:val="multilevel"/>
     <w:tmpl w:val="38047D00"/>
@@ -41849,7 +44000,120 @@
       </w:rPr>
     </w:lvl>
   </w:abstractNum>
-  <w:abstractNum w:abstractNumId="20" w15:restartNumberingAfterBreak="0">
+  <w:abstractNum w:abstractNumId="21" w15:restartNumberingAfterBreak="0">
+    <w:nsid w:val="36A751C8"/>
+    <w:multiLevelType w:val="hybridMultilevel"/>
+    <w:tmpl w:val="4F7CAC80"/>
+    <w:lvl w:ilvl="0" w:tplc="04090001">
+      <w:start w:val="1"/>
+      <w:numFmt w:val="bullet"/>
+      <w:lvlText w:val=""/>
+      <w:lvlJc w:val="left"/>
+      <w:pPr>
+        <w:ind w:left="880" w:hanging="440"/>
+      </w:pPr>
+      <w:rPr>
+        <w:rFonts w:ascii="Wingdings" w:hAnsi="Wingdings" w:hint="default"/>
+      </w:rPr>
+    </w:lvl>
+    <w:lvl w:ilvl="1" w:tplc="04090003" w:tentative="1">
+      <w:start w:val="1"/>
+      <w:numFmt w:val="bullet"/>
+      <w:lvlText w:val=""/>
+      <w:lvlJc w:val="left"/>
+      <w:pPr>
+        <w:ind w:left="1320" w:hanging="440"/>
+      </w:pPr>
+      <w:rPr>
+        <w:rFonts w:ascii="Wingdings" w:hAnsi="Wingdings" w:hint="default"/>
+      </w:rPr>
+    </w:lvl>
+    <w:lvl w:ilvl="2" w:tplc="04090005" w:tentative="1">
+      <w:start w:val="1"/>
+      <w:numFmt w:val="bullet"/>
+      <w:lvlText w:val=""/>
+      <w:lvlJc w:val="left"/>
+      <w:pPr>
+        <w:ind w:left="1760" w:hanging="440"/>
+      </w:pPr>
+      <w:rPr>
+        <w:rFonts w:ascii="Wingdings" w:hAnsi="Wingdings" w:hint="default"/>
+      </w:rPr>
+    </w:lvl>
+    <w:lvl w:ilvl="3" w:tplc="04090001" w:tentative="1">
+      <w:start w:val="1"/>
+      <w:numFmt w:val="bullet"/>
+      <w:lvlText w:val=""/>
+      <w:lvlJc w:val="left"/>
+      <w:pPr>
+        <w:ind w:left="2200" w:hanging="440"/>
+      </w:pPr>
+      <w:rPr>
+        <w:rFonts w:ascii="Wingdings" w:hAnsi="Wingdings" w:hint="default"/>
+      </w:rPr>
+    </w:lvl>
+    <w:lvl w:ilvl="4" w:tplc="04090003" w:tentative="1">
+      <w:start w:val="1"/>
+      <w:numFmt w:val="bullet"/>
+      <w:lvlText w:val=""/>
+      <w:lvlJc w:val="left"/>
+      <w:pPr>
+        <w:ind w:left="2640" w:hanging="440"/>
+      </w:pPr>
+      <w:rPr>
+        <w:rFonts w:ascii="Wingdings" w:hAnsi="Wingdings" w:hint="default"/>
+      </w:rPr>
+    </w:lvl>
+    <w:lvl w:ilvl="5" w:tplc="04090005" w:tentative="1">
+      <w:start w:val="1"/>
+      <w:numFmt w:val="bullet"/>
+      <w:lvlText w:val=""/>
+      <w:lvlJc w:val="left"/>
+      <w:pPr>
+        <w:ind w:left="3080" w:hanging="440"/>
+      </w:pPr>
+      <w:rPr>
+        <w:rFonts w:ascii="Wingdings" w:hAnsi="Wingdings" w:hint="default"/>
+      </w:rPr>
+    </w:lvl>
+    <w:lvl w:ilvl="6" w:tplc="04090001" w:tentative="1">
+      <w:start w:val="1"/>
+      <w:numFmt w:val="bullet"/>
+      <w:lvlText w:val=""/>
+      <w:lvlJc w:val="left"/>
+      <w:pPr>
+        <w:ind w:left="3520" w:hanging="440"/>
+      </w:pPr>
+      <w:rPr>
+        <w:rFonts w:ascii="Wingdings" w:hAnsi="Wingdings" w:hint="default"/>
+      </w:rPr>
+    </w:lvl>
+    <w:lvl w:ilvl="7" w:tplc="04090003" w:tentative="1">
+      <w:start w:val="1"/>
+      <w:numFmt w:val="bullet"/>
+      <w:lvlText w:val=""/>
+      <w:lvlJc w:val="left"/>
+      <w:pPr>
+        <w:ind w:left="3960" w:hanging="440"/>
+      </w:pPr>
+      <w:rPr>
+        <w:rFonts w:ascii="Wingdings" w:hAnsi="Wingdings" w:hint="default"/>
+      </w:rPr>
+    </w:lvl>
+    <w:lvl w:ilvl="8" w:tplc="04090005" w:tentative="1">
+      <w:start w:val="1"/>
+      <w:numFmt w:val="bullet"/>
+      <w:lvlText w:val=""/>
+      <w:lvlJc w:val="left"/>
+      <w:pPr>
+        <w:ind w:left="4400" w:hanging="440"/>
+      </w:pPr>
+      <w:rPr>
+        <w:rFonts w:ascii="Wingdings" w:hAnsi="Wingdings" w:hint="default"/>
+      </w:rPr>
+    </w:lvl>
+  </w:abstractNum>
+  <w:abstractNum w:abstractNumId="22" w15:restartNumberingAfterBreak="0">
     <w:nsid w:val="37AA2DF6"/>
     <w:multiLevelType w:val="multilevel"/>
     <w:tmpl w:val="090C6C56"/>
@@ -41998,7 +44262,7 @@
       </w:rPr>
     </w:lvl>
   </w:abstractNum>
-  <w:abstractNum w:abstractNumId="21" w15:restartNumberingAfterBreak="0">
+  <w:abstractNum w:abstractNumId="23" w15:restartNumberingAfterBreak="0">
     <w:nsid w:val="3E3A6625"/>
     <w:multiLevelType w:val="multilevel"/>
     <w:tmpl w:val="B0BC8F86"/>
@@ -42147,7 +44411,7 @@
       </w:rPr>
     </w:lvl>
   </w:abstractNum>
-  <w:abstractNum w:abstractNumId="22" w15:restartNumberingAfterBreak="0">
+  <w:abstractNum w:abstractNumId="24" w15:restartNumberingAfterBreak="0">
     <w:nsid w:val="401D51D0"/>
     <w:multiLevelType w:val="multilevel"/>
     <w:tmpl w:val="42F4D71A"/>
@@ -42262,7 +44526,7 @@
       </w:rPr>
     </w:lvl>
   </w:abstractNum>
-  <w:abstractNum w:abstractNumId="23" w15:restartNumberingAfterBreak="0">
+  <w:abstractNum w:abstractNumId="25" w15:restartNumberingAfterBreak="0">
     <w:nsid w:val="43BF2A17"/>
     <w:multiLevelType w:val="hybridMultilevel"/>
     <w:tmpl w:val="C8AE676A"/>
@@ -42375,7 +44639,7 @@
       </w:rPr>
     </w:lvl>
   </w:abstractNum>
-  <w:abstractNum w:abstractNumId="24" w15:restartNumberingAfterBreak="0">
+  <w:abstractNum w:abstractNumId="26" w15:restartNumberingAfterBreak="0">
     <w:nsid w:val="461E1FBC"/>
     <w:multiLevelType w:val="hybridMultilevel"/>
     <w:tmpl w:val="66BEEA9A"/>
@@ -42488,7 +44752,119 @@
       </w:rPr>
     </w:lvl>
   </w:abstractNum>
-  <w:abstractNum w:abstractNumId="25" w15:restartNumberingAfterBreak="0">
+  <w:abstractNum w:abstractNumId="27" w15:restartNumberingAfterBreak="0">
+    <w:nsid w:val="491E4F67"/>
+    <w:multiLevelType w:val="hybridMultilevel"/>
+    <w:tmpl w:val="25D8351E"/>
+    <w:lvl w:ilvl="0" w:tplc="2F80C92C">
+      <w:numFmt w:val="bullet"/>
+      <w:lvlText w:val=""/>
+      <w:lvlJc w:val="left"/>
+      <w:pPr>
+        <w:ind w:left="880" w:hanging="440"/>
+      </w:pPr>
+      <w:rPr>
+        <w:rFonts w:ascii="Wingdings" w:eastAsia="맑은 고딕" w:hAnsi="Wingdings" w:cs="맑은 고딕" w:hint="default"/>
+      </w:rPr>
+    </w:lvl>
+    <w:lvl w:ilvl="1" w:tplc="FFFFFFFF" w:tentative="1">
+      <w:start w:val="1"/>
+      <w:numFmt w:val="bullet"/>
+      <w:lvlText w:val=""/>
+      <w:lvlJc w:val="left"/>
+      <w:pPr>
+        <w:ind w:left="1320" w:hanging="440"/>
+      </w:pPr>
+      <w:rPr>
+        <w:rFonts w:ascii="Wingdings" w:hAnsi="Wingdings" w:hint="default"/>
+      </w:rPr>
+    </w:lvl>
+    <w:lvl w:ilvl="2" w:tplc="FFFFFFFF" w:tentative="1">
+      <w:start w:val="1"/>
+      <w:numFmt w:val="bullet"/>
+      <w:lvlText w:val=""/>
+      <w:lvlJc w:val="left"/>
+      <w:pPr>
+        <w:ind w:left="1760" w:hanging="440"/>
+      </w:pPr>
+      <w:rPr>
+        <w:rFonts w:ascii="Wingdings" w:hAnsi="Wingdings" w:hint="default"/>
+      </w:rPr>
+    </w:lvl>
+    <w:lvl w:ilvl="3" w:tplc="FFFFFFFF" w:tentative="1">
+      <w:start w:val="1"/>
+      <w:numFmt w:val="bullet"/>
+      <w:lvlText w:val=""/>
+      <w:lvlJc w:val="left"/>
+      <w:pPr>
+        <w:ind w:left="2200" w:hanging="440"/>
+      </w:pPr>
+      <w:rPr>
+        <w:rFonts w:ascii="Wingdings" w:hAnsi="Wingdings" w:hint="default"/>
+      </w:rPr>
+    </w:lvl>
+    <w:lvl w:ilvl="4" w:tplc="FFFFFFFF" w:tentative="1">
+      <w:start w:val="1"/>
+      <w:numFmt w:val="bullet"/>
+      <w:lvlText w:val=""/>
+      <w:lvlJc w:val="left"/>
+      <w:pPr>
+        <w:ind w:left="2640" w:hanging="440"/>
+      </w:pPr>
+      <w:rPr>
+        <w:rFonts w:ascii="Wingdings" w:hAnsi="Wingdings" w:hint="default"/>
+      </w:rPr>
+    </w:lvl>
+    <w:lvl w:ilvl="5" w:tplc="FFFFFFFF" w:tentative="1">
+      <w:start w:val="1"/>
+      <w:numFmt w:val="bullet"/>
+      <w:lvlText w:val=""/>
+      <w:lvlJc w:val="left"/>
+      <w:pPr>
+        <w:ind w:left="3080" w:hanging="440"/>
+      </w:pPr>
+      <w:rPr>
+        <w:rFonts w:ascii="Wingdings" w:hAnsi="Wingdings" w:hint="default"/>
+      </w:rPr>
+    </w:lvl>
+    <w:lvl w:ilvl="6" w:tplc="FFFFFFFF" w:tentative="1">
+      <w:start w:val="1"/>
+      <w:numFmt w:val="bullet"/>
+      <w:lvlText w:val=""/>
+      <w:lvlJc w:val="left"/>
+      <w:pPr>
+        <w:ind w:left="3520" w:hanging="440"/>
+      </w:pPr>
+      <w:rPr>
+        <w:rFonts w:ascii="Wingdings" w:hAnsi="Wingdings" w:hint="default"/>
+      </w:rPr>
+    </w:lvl>
+    <w:lvl w:ilvl="7" w:tplc="FFFFFFFF" w:tentative="1">
+      <w:start w:val="1"/>
+      <w:numFmt w:val="bullet"/>
+      <w:lvlText w:val=""/>
+      <w:lvlJc w:val="left"/>
+      <w:pPr>
+        <w:ind w:left="3960" w:hanging="440"/>
+      </w:pPr>
+      <w:rPr>
+        <w:rFonts w:ascii="Wingdings" w:hAnsi="Wingdings" w:hint="default"/>
+      </w:rPr>
+    </w:lvl>
+    <w:lvl w:ilvl="8" w:tplc="FFFFFFFF" w:tentative="1">
+      <w:start w:val="1"/>
+      <w:numFmt w:val="bullet"/>
+      <w:lvlText w:val=""/>
+      <w:lvlJc w:val="left"/>
+      <w:pPr>
+        <w:ind w:left="4400" w:hanging="440"/>
+      </w:pPr>
+      <w:rPr>
+        <w:rFonts w:ascii="Wingdings" w:hAnsi="Wingdings" w:hint="default"/>
+      </w:rPr>
+    </w:lvl>
+  </w:abstractNum>
+  <w:abstractNum w:abstractNumId="28" w15:restartNumberingAfterBreak="0">
     <w:nsid w:val="495464D1"/>
     <w:multiLevelType w:val="multilevel"/>
     <w:tmpl w:val="0A5E022A"/>
@@ -42601,7 +44977,7 @@
       </w:rPr>
     </w:lvl>
   </w:abstractNum>
-  <w:abstractNum w:abstractNumId="26" w15:restartNumberingAfterBreak="0">
+  <w:abstractNum w:abstractNumId="29" w15:restartNumberingAfterBreak="0">
     <w:nsid w:val="49697246"/>
     <w:multiLevelType w:val="hybridMultilevel"/>
     <w:tmpl w:val="608EA182"/>
@@ -42714,7 +45090,7 @@
       </w:rPr>
     </w:lvl>
   </w:abstractNum>
-  <w:abstractNum w:abstractNumId="27" w15:restartNumberingAfterBreak="0">
+  <w:abstractNum w:abstractNumId="30" w15:restartNumberingAfterBreak="0">
     <w:nsid w:val="49B264F0"/>
     <w:multiLevelType w:val="multilevel"/>
     <w:tmpl w:val="2BD056B2"/>
@@ -42828,7 +45204,7 @@
       </w:rPr>
     </w:lvl>
   </w:abstractNum>
-  <w:abstractNum w:abstractNumId="28" w15:restartNumberingAfterBreak="0">
+  <w:abstractNum w:abstractNumId="31" w15:restartNumberingAfterBreak="0">
     <w:nsid w:val="4EFD06EA"/>
     <w:multiLevelType w:val="multilevel"/>
     <w:tmpl w:val="02A27608"/>
@@ -42977,7 +45353,7 @@
       </w:rPr>
     </w:lvl>
   </w:abstractNum>
-  <w:abstractNum w:abstractNumId="29" w15:restartNumberingAfterBreak="0">
+  <w:abstractNum w:abstractNumId="32" w15:restartNumberingAfterBreak="0">
     <w:nsid w:val="51060D89"/>
     <w:multiLevelType w:val="hybridMultilevel"/>
     <w:tmpl w:val="AC84D342"/>
@@ -43089,7 +45465,7 @@
       </w:rPr>
     </w:lvl>
   </w:abstractNum>
-  <w:abstractNum w:abstractNumId="30" w15:restartNumberingAfterBreak="0">
+  <w:abstractNum w:abstractNumId="33" w15:restartNumberingAfterBreak="0">
     <w:nsid w:val="544478F6"/>
     <w:multiLevelType w:val="multilevel"/>
     <w:tmpl w:val="E746EF28"/>
@@ -43238,7 +45614,7 @@
       </w:rPr>
     </w:lvl>
   </w:abstractNum>
-  <w:abstractNum w:abstractNumId="31" w15:restartNumberingAfterBreak="0">
+  <w:abstractNum w:abstractNumId="34" w15:restartNumberingAfterBreak="0">
     <w:nsid w:val="555A2BEC"/>
     <w:multiLevelType w:val="multilevel"/>
     <w:tmpl w:val="8722B004"/>
@@ -43387,7 +45763,7 @@
       </w:rPr>
     </w:lvl>
   </w:abstractNum>
-  <w:abstractNum w:abstractNumId="32" w15:restartNumberingAfterBreak="0">
+  <w:abstractNum w:abstractNumId="35" w15:restartNumberingAfterBreak="0">
     <w:nsid w:val="56344ADB"/>
     <w:multiLevelType w:val="multilevel"/>
     <w:tmpl w:val="0198A63A"/>
@@ -43536,7 +45912,119 @@
       </w:rPr>
     </w:lvl>
   </w:abstractNum>
-  <w:abstractNum w:abstractNumId="33" w15:restartNumberingAfterBreak="0">
+  <w:abstractNum w:abstractNumId="36" w15:restartNumberingAfterBreak="0">
+    <w:nsid w:val="585A3FB8"/>
+    <w:multiLevelType w:val="hybridMultilevel"/>
+    <w:tmpl w:val="A404DB44"/>
+    <w:lvl w:ilvl="0" w:tplc="2F80C92C">
+      <w:numFmt w:val="bullet"/>
+      <w:lvlText w:val=""/>
+      <w:lvlJc w:val="left"/>
+      <w:pPr>
+        <w:ind w:left="880" w:hanging="440"/>
+      </w:pPr>
+      <w:rPr>
+        <w:rFonts w:ascii="Wingdings" w:eastAsia="맑은 고딕" w:hAnsi="Wingdings" w:cs="맑은 고딕" w:hint="default"/>
+      </w:rPr>
+    </w:lvl>
+    <w:lvl w:ilvl="1" w:tplc="FFFFFFFF" w:tentative="1">
+      <w:start w:val="1"/>
+      <w:numFmt w:val="bullet"/>
+      <w:lvlText w:val=""/>
+      <w:lvlJc w:val="left"/>
+      <w:pPr>
+        <w:ind w:left="1320" w:hanging="440"/>
+      </w:pPr>
+      <w:rPr>
+        <w:rFonts w:ascii="Wingdings" w:hAnsi="Wingdings" w:hint="default"/>
+      </w:rPr>
+    </w:lvl>
+    <w:lvl w:ilvl="2" w:tplc="FFFFFFFF" w:tentative="1">
+      <w:start w:val="1"/>
+      <w:numFmt w:val="bullet"/>
+      <w:lvlText w:val=""/>
+      <w:lvlJc w:val="left"/>
+      <w:pPr>
+        <w:ind w:left="1760" w:hanging="440"/>
+      </w:pPr>
+      <w:rPr>
+        <w:rFonts w:ascii="Wingdings" w:hAnsi="Wingdings" w:hint="default"/>
+      </w:rPr>
+    </w:lvl>
+    <w:lvl w:ilvl="3" w:tplc="FFFFFFFF" w:tentative="1">
+      <w:start w:val="1"/>
+      <w:numFmt w:val="bullet"/>
+      <w:lvlText w:val=""/>
+      <w:lvlJc w:val="left"/>
+      <w:pPr>
+        <w:ind w:left="2200" w:hanging="440"/>
+      </w:pPr>
+      <w:rPr>
+        <w:rFonts w:ascii="Wingdings" w:hAnsi="Wingdings" w:hint="default"/>
+      </w:rPr>
+    </w:lvl>
+    <w:lvl w:ilvl="4" w:tplc="FFFFFFFF" w:tentative="1">
+      <w:start w:val="1"/>
+      <w:numFmt w:val="bullet"/>
+      <w:lvlText w:val=""/>
+      <w:lvlJc w:val="left"/>
+      <w:pPr>
+        <w:ind w:left="2640" w:hanging="440"/>
+      </w:pPr>
+      <w:rPr>
+        <w:rFonts w:ascii="Wingdings" w:hAnsi="Wingdings" w:hint="default"/>
+      </w:rPr>
+    </w:lvl>
+    <w:lvl w:ilvl="5" w:tplc="FFFFFFFF" w:tentative="1">
+      <w:start w:val="1"/>
+      <w:numFmt w:val="bullet"/>
+      <w:lvlText w:val=""/>
+      <w:lvlJc w:val="left"/>
+      <w:pPr>
+        <w:ind w:left="3080" w:hanging="440"/>
+      </w:pPr>
+      <w:rPr>
+        <w:rFonts w:ascii="Wingdings" w:hAnsi="Wingdings" w:hint="default"/>
+      </w:rPr>
+    </w:lvl>
+    <w:lvl w:ilvl="6" w:tplc="FFFFFFFF" w:tentative="1">
+      <w:start w:val="1"/>
+      <w:numFmt w:val="bullet"/>
+      <w:lvlText w:val=""/>
+      <w:lvlJc w:val="left"/>
+      <w:pPr>
+        <w:ind w:left="3520" w:hanging="440"/>
+      </w:pPr>
+      <w:rPr>
+        <w:rFonts w:ascii="Wingdings" w:hAnsi="Wingdings" w:hint="default"/>
+      </w:rPr>
+    </w:lvl>
+    <w:lvl w:ilvl="7" w:tplc="FFFFFFFF" w:tentative="1">
+      <w:start w:val="1"/>
+      <w:numFmt w:val="bullet"/>
+      <w:lvlText w:val=""/>
+      <w:lvlJc w:val="left"/>
+      <w:pPr>
+        <w:ind w:left="3960" w:hanging="440"/>
+      </w:pPr>
+      <w:rPr>
+        <w:rFonts w:ascii="Wingdings" w:hAnsi="Wingdings" w:hint="default"/>
+      </w:rPr>
+    </w:lvl>
+    <w:lvl w:ilvl="8" w:tplc="FFFFFFFF" w:tentative="1">
+      <w:start w:val="1"/>
+      <w:numFmt w:val="bullet"/>
+      <w:lvlText w:val=""/>
+      <w:lvlJc w:val="left"/>
+      <w:pPr>
+        <w:ind w:left="4400" w:hanging="440"/>
+      </w:pPr>
+      <w:rPr>
+        <w:rFonts w:ascii="Wingdings" w:hAnsi="Wingdings" w:hint="default"/>
+      </w:rPr>
+    </w:lvl>
+  </w:abstractNum>
+  <w:abstractNum w:abstractNumId="37" w15:restartNumberingAfterBreak="0">
     <w:nsid w:val="593B6BA6"/>
     <w:multiLevelType w:val="hybridMultilevel"/>
     <w:tmpl w:val="2270AAF4"/>
@@ -43626,7 +46114,7 @@
       </w:pPr>
     </w:lvl>
   </w:abstractNum>
-  <w:abstractNum w:abstractNumId="34" w15:restartNumberingAfterBreak="0">
+  <w:abstractNum w:abstractNumId="38" w15:restartNumberingAfterBreak="0">
     <w:nsid w:val="60A32288"/>
     <w:multiLevelType w:val="hybridMultilevel"/>
     <w:tmpl w:val="122A53A6"/>
@@ -43739,7 +46227,120 @@
       </w:rPr>
     </w:lvl>
   </w:abstractNum>
-  <w:abstractNum w:abstractNumId="35" w15:restartNumberingAfterBreak="0">
+  <w:abstractNum w:abstractNumId="39" w15:restartNumberingAfterBreak="0">
+    <w:nsid w:val="64DC259C"/>
+    <w:multiLevelType w:val="hybridMultilevel"/>
+    <w:tmpl w:val="0C5A48EE"/>
+    <w:lvl w:ilvl="0" w:tplc="533E0BCA">
+      <w:start w:val="2"/>
+      <w:numFmt w:val="bullet"/>
+      <w:lvlText w:val="-"/>
+      <w:lvlJc w:val="left"/>
+      <w:pPr>
+        <w:ind w:left="880" w:hanging="440"/>
+      </w:pPr>
+      <w:rPr>
+        <w:rFonts w:ascii="맑은 고딕" w:eastAsia="맑은 고딕" w:hAnsi="맑은 고딕" w:cs="맑은 고딕" w:hint="eastAsia"/>
+      </w:rPr>
+    </w:lvl>
+    <w:lvl w:ilvl="1" w:tplc="04090003" w:tentative="1">
+      <w:start w:val="1"/>
+      <w:numFmt w:val="bullet"/>
+      <w:lvlText w:val=""/>
+      <w:lvlJc w:val="left"/>
+      <w:pPr>
+        <w:ind w:left="1320" w:hanging="440"/>
+      </w:pPr>
+      <w:rPr>
+        <w:rFonts w:ascii="Wingdings" w:hAnsi="Wingdings" w:hint="default"/>
+      </w:rPr>
+    </w:lvl>
+    <w:lvl w:ilvl="2" w:tplc="04090005" w:tentative="1">
+      <w:start w:val="1"/>
+      <w:numFmt w:val="bullet"/>
+      <w:lvlText w:val=""/>
+      <w:lvlJc w:val="left"/>
+      <w:pPr>
+        <w:ind w:left="1760" w:hanging="440"/>
+      </w:pPr>
+      <w:rPr>
+        <w:rFonts w:ascii="Wingdings" w:hAnsi="Wingdings" w:hint="default"/>
+      </w:rPr>
+    </w:lvl>
+    <w:lvl w:ilvl="3" w:tplc="04090001" w:tentative="1">
+      <w:start w:val="1"/>
+      <w:numFmt w:val="bullet"/>
+      <w:lvlText w:val=""/>
+      <w:lvlJc w:val="left"/>
+      <w:pPr>
+        <w:ind w:left="2200" w:hanging="440"/>
+      </w:pPr>
+      <w:rPr>
+        <w:rFonts w:ascii="Wingdings" w:hAnsi="Wingdings" w:hint="default"/>
+      </w:rPr>
+    </w:lvl>
+    <w:lvl w:ilvl="4" w:tplc="04090003" w:tentative="1">
+      <w:start w:val="1"/>
+      <w:numFmt w:val="bullet"/>
+      <w:lvlText w:val=""/>
+      <w:lvlJc w:val="left"/>
+      <w:pPr>
+        <w:ind w:left="2640" w:hanging="440"/>
+      </w:pPr>
+      <w:rPr>
+        <w:rFonts w:ascii="Wingdings" w:hAnsi="Wingdings" w:hint="default"/>
+      </w:rPr>
+    </w:lvl>
+    <w:lvl w:ilvl="5" w:tplc="04090005" w:tentative="1">
+      <w:start w:val="1"/>
+      <w:numFmt w:val="bullet"/>
+      <w:lvlText w:val=""/>
+      <w:lvlJc w:val="left"/>
+      <w:pPr>
+        <w:ind w:left="3080" w:hanging="440"/>
+      </w:pPr>
+      <w:rPr>
+        <w:rFonts w:ascii="Wingdings" w:hAnsi="Wingdings" w:hint="default"/>
+      </w:rPr>
+    </w:lvl>
+    <w:lvl w:ilvl="6" w:tplc="04090001" w:tentative="1">
+      <w:start w:val="1"/>
+      <w:numFmt w:val="bullet"/>
+      <w:lvlText w:val=""/>
+      <w:lvlJc w:val="left"/>
+      <w:pPr>
+        <w:ind w:left="3520" w:hanging="440"/>
+      </w:pPr>
+      <w:rPr>
+        <w:rFonts w:ascii="Wingdings" w:hAnsi="Wingdings" w:hint="default"/>
+      </w:rPr>
+    </w:lvl>
+    <w:lvl w:ilvl="7" w:tplc="04090003" w:tentative="1">
+      <w:start w:val="1"/>
+      <w:numFmt w:val="bullet"/>
+      <w:lvlText w:val=""/>
+      <w:lvlJc w:val="left"/>
+      <w:pPr>
+        <w:ind w:left="3960" w:hanging="440"/>
+      </w:pPr>
+      <w:rPr>
+        <w:rFonts w:ascii="Wingdings" w:hAnsi="Wingdings" w:hint="default"/>
+      </w:rPr>
+    </w:lvl>
+    <w:lvl w:ilvl="8" w:tplc="04090005" w:tentative="1">
+      <w:start w:val="1"/>
+      <w:numFmt w:val="bullet"/>
+      <w:lvlText w:val=""/>
+      <w:lvlJc w:val="left"/>
+      <w:pPr>
+        <w:ind w:left="4400" w:hanging="440"/>
+      </w:pPr>
+      <w:rPr>
+        <w:rFonts w:ascii="Wingdings" w:hAnsi="Wingdings" w:hint="default"/>
+      </w:rPr>
+    </w:lvl>
+  </w:abstractNum>
+  <w:abstractNum w:abstractNumId="40" w15:restartNumberingAfterBreak="0">
     <w:nsid w:val="66F87DF9"/>
     <w:multiLevelType w:val="hybridMultilevel"/>
     <w:tmpl w:val="57E09204"/>
@@ -43829,7 +46430,7 @@
       </w:pPr>
     </w:lvl>
   </w:abstractNum>
-  <w:abstractNum w:abstractNumId="36" w15:restartNumberingAfterBreak="0">
+  <w:abstractNum w:abstractNumId="41" w15:restartNumberingAfterBreak="0">
     <w:nsid w:val="680131B0"/>
     <w:multiLevelType w:val="hybridMultilevel"/>
     <w:tmpl w:val="ABEE4094"/>
@@ -43942,7 +46543,7 @@
       </w:rPr>
     </w:lvl>
   </w:abstractNum>
-  <w:abstractNum w:abstractNumId="37" w15:restartNumberingAfterBreak="0">
+  <w:abstractNum w:abstractNumId="42" w15:restartNumberingAfterBreak="0">
     <w:nsid w:val="6A685EBC"/>
     <w:multiLevelType w:val="multilevel"/>
     <w:tmpl w:val="41027DCA"/>
@@ -44091,7 +46692,7 @@
       </w:rPr>
     </w:lvl>
   </w:abstractNum>
-  <w:abstractNum w:abstractNumId="38" w15:restartNumberingAfterBreak="0">
+  <w:abstractNum w:abstractNumId="43" w15:restartNumberingAfterBreak="0">
     <w:nsid w:val="6C3D2E92"/>
     <w:multiLevelType w:val="multilevel"/>
     <w:tmpl w:val="C7246C78"/>
@@ -44240,7 +46841,7 @@
       </w:rPr>
     </w:lvl>
   </w:abstractNum>
-  <w:abstractNum w:abstractNumId="39" w15:restartNumberingAfterBreak="0">
+  <w:abstractNum w:abstractNumId="44" w15:restartNumberingAfterBreak="0">
     <w:nsid w:val="6F780B73"/>
     <w:multiLevelType w:val="multilevel"/>
     <w:tmpl w:val="E9A287FE"/>
@@ -44389,7 +46990,7 @@
       </w:rPr>
     </w:lvl>
   </w:abstractNum>
-  <w:abstractNum w:abstractNumId="40" w15:restartNumberingAfterBreak="0">
+  <w:abstractNum w:abstractNumId="45" w15:restartNumberingAfterBreak="0">
     <w:nsid w:val="723E73D5"/>
     <w:multiLevelType w:val="hybridMultilevel"/>
     <w:tmpl w:val="1488E474"/>
@@ -44502,7 +47103,7 @@
       </w:rPr>
     </w:lvl>
   </w:abstractNum>
-  <w:abstractNum w:abstractNumId="41" w15:restartNumberingAfterBreak="0">
+  <w:abstractNum w:abstractNumId="46" w15:restartNumberingAfterBreak="0">
     <w:nsid w:val="72F02C36"/>
     <w:multiLevelType w:val="hybridMultilevel"/>
     <w:tmpl w:val="F33E1CBC"/>
@@ -44615,7 +47216,119 @@
       </w:rPr>
     </w:lvl>
   </w:abstractNum>
-  <w:abstractNum w:abstractNumId="42" w15:restartNumberingAfterBreak="0">
+  <w:abstractNum w:abstractNumId="47" w15:restartNumberingAfterBreak="0">
+    <w:nsid w:val="748C6B6C"/>
+    <w:multiLevelType w:val="hybridMultilevel"/>
+    <w:tmpl w:val="AAB6991C"/>
+    <w:lvl w:ilvl="0" w:tplc="2F80C92C">
+      <w:numFmt w:val="bullet"/>
+      <w:lvlText w:val=""/>
+      <w:lvlJc w:val="left"/>
+      <w:pPr>
+        <w:ind w:left="880" w:hanging="440"/>
+      </w:pPr>
+      <w:rPr>
+        <w:rFonts w:ascii="Wingdings" w:eastAsia="맑은 고딕" w:hAnsi="Wingdings" w:cs="맑은 고딕" w:hint="default"/>
+      </w:rPr>
+    </w:lvl>
+    <w:lvl w:ilvl="1" w:tplc="04090003" w:tentative="1">
+      <w:start w:val="1"/>
+      <w:numFmt w:val="bullet"/>
+      <w:lvlText w:val=""/>
+      <w:lvlJc w:val="left"/>
+      <w:pPr>
+        <w:ind w:left="1320" w:hanging="440"/>
+      </w:pPr>
+      <w:rPr>
+        <w:rFonts w:ascii="Wingdings" w:hAnsi="Wingdings" w:hint="default"/>
+      </w:rPr>
+    </w:lvl>
+    <w:lvl w:ilvl="2" w:tplc="04090005" w:tentative="1">
+      <w:start w:val="1"/>
+      <w:numFmt w:val="bullet"/>
+      <w:lvlText w:val=""/>
+      <w:lvlJc w:val="left"/>
+      <w:pPr>
+        <w:ind w:left="1760" w:hanging="440"/>
+      </w:pPr>
+      <w:rPr>
+        <w:rFonts w:ascii="Wingdings" w:hAnsi="Wingdings" w:hint="default"/>
+      </w:rPr>
+    </w:lvl>
+    <w:lvl w:ilvl="3" w:tplc="04090001" w:tentative="1">
+      <w:start w:val="1"/>
+      <w:numFmt w:val="bullet"/>
+      <w:lvlText w:val=""/>
+      <w:lvlJc w:val="left"/>
+      <w:pPr>
+        <w:ind w:left="2200" w:hanging="440"/>
+      </w:pPr>
+      <w:rPr>
+        <w:rFonts w:ascii="Wingdings" w:hAnsi="Wingdings" w:hint="default"/>
+      </w:rPr>
+    </w:lvl>
+    <w:lvl w:ilvl="4" w:tplc="04090003" w:tentative="1">
+      <w:start w:val="1"/>
+      <w:numFmt w:val="bullet"/>
+      <w:lvlText w:val=""/>
+      <w:lvlJc w:val="left"/>
+      <w:pPr>
+        <w:ind w:left="2640" w:hanging="440"/>
+      </w:pPr>
+      <w:rPr>
+        <w:rFonts w:ascii="Wingdings" w:hAnsi="Wingdings" w:hint="default"/>
+      </w:rPr>
+    </w:lvl>
+    <w:lvl w:ilvl="5" w:tplc="04090005" w:tentative="1">
+      <w:start w:val="1"/>
+      <w:numFmt w:val="bullet"/>
+      <w:lvlText w:val=""/>
+      <w:lvlJc w:val="left"/>
+      <w:pPr>
+        <w:ind w:left="3080" w:hanging="440"/>
+      </w:pPr>
+      <w:rPr>
+        <w:rFonts w:ascii="Wingdings" w:hAnsi="Wingdings" w:hint="default"/>
+      </w:rPr>
+    </w:lvl>
+    <w:lvl w:ilvl="6" w:tplc="04090001" w:tentative="1">
+      <w:start w:val="1"/>
+      <w:numFmt w:val="bullet"/>
+      <w:lvlText w:val=""/>
+      <w:lvlJc w:val="left"/>
+      <w:pPr>
+        <w:ind w:left="3520" w:hanging="440"/>
+      </w:pPr>
+      <w:rPr>
+        <w:rFonts w:ascii="Wingdings" w:hAnsi="Wingdings" w:hint="default"/>
+      </w:rPr>
+    </w:lvl>
+    <w:lvl w:ilvl="7" w:tplc="04090003" w:tentative="1">
+      <w:start w:val="1"/>
+      <w:numFmt w:val="bullet"/>
+      <w:lvlText w:val=""/>
+      <w:lvlJc w:val="left"/>
+      <w:pPr>
+        <w:ind w:left="3960" w:hanging="440"/>
+      </w:pPr>
+      <w:rPr>
+        <w:rFonts w:ascii="Wingdings" w:hAnsi="Wingdings" w:hint="default"/>
+      </w:rPr>
+    </w:lvl>
+    <w:lvl w:ilvl="8" w:tplc="04090005" w:tentative="1">
+      <w:start w:val="1"/>
+      <w:numFmt w:val="bullet"/>
+      <w:lvlText w:val=""/>
+      <w:lvlJc w:val="left"/>
+      <w:pPr>
+        <w:ind w:left="4400" w:hanging="440"/>
+      </w:pPr>
+      <w:rPr>
+        <w:rFonts w:ascii="Wingdings" w:hAnsi="Wingdings" w:hint="default"/>
+      </w:rPr>
+    </w:lvl>
+  </w:abstractNum>
+  <w:abstractNum w:abstractNumId="48" w15:restartNumberingAfterBreak="0">
     <w:nsid w:val="74A77349"/>
     <w:multiLevelType w:val="multilevel"/>
     <w:tmpl w:val="ED58DF3A"/>
@@ -44764,7 +47477,7 @@
       </w:rPr>
     </w:lvl>
   </w:abstractNum>
-  <w:abstractNum w:abstractNumId="43" w15:restartNumberingAfterBreak="0">
+  <w:abstractNum w:abstractNumId="49" w15:restartNumberingAfterBreak="0">
     <w:nsid w:val="7A821BC5"/>
     <w:multiLevelType w:val="hybridMultilevel"/>
     <w:tmpl w:val="552601EA"/>
@@ -44880,16 +47593,16 @@
     <w:abstractNumId w:val="5"/>
   </w:num>
   <w:num w:numId="2" w16cid:durableId="1747190048">
-    <w:abstractNumId w:val="27"/>
+    <w:abstractNumId w:val="30"/>
   </w:num>
   <w:num w:numId="3" w16cid:durableId="1409618731">
-    <w:abstractNumId w:val="22"/>
+    <w:abstractNumId w:val="24"/>
   </w:num>
   <w:num w:numId="4" w16cid:durableId="2098020672">
-    <w:abstractNumId w:val="43"/>
+    <w:abstractNumId w:val="49"/>
   </w:num>
   <w:num w:numId="5" w16cid:durableId="404381106">
-    <w:abstractNumId w:val="29"/>
+    <w:abstractNumId w:val="32"/>
   </w:num>
   <w:num w:numId="6" w16cid:durableId="1076974604">
     <w:abstractNumId w:val="2"/>
@@ -44901,10 +47614,10 @@
     <w:abstractNumId w:val="9"/>
   </w:num>
   <w:num w:numId="9" w16cid:durableId="1878394289">
-    <w:abstractNumId w:val="34"/>
+    <w:abstractNumId w:val="38"/>
   </w:num>
   <w:num w:numId="10" w16cid:durableId="1374769572">
-    <w:abstractNumId w:val="20"/>
+    <w:abstractNumId w:val="22"/>
     <w:lvlOverride w:ilvl="1">
       <w:lvl w:ilvl="1">
         <w:numFmt w:val="bullet"/>
@@ -44924,7 +47637,7 @@
     </w:lvlOverride>
   </w:num>
   <w:num w:numId="11" w16cid:durableId="1318142997">
-    <w:abstractNumId w:val="20"/>
+    <w:abstractNumId w:val="22"/>
     <w:lvlOverride w:ilvl="1">
       <w:lvl w:ilvl="1">
         <w:numFmt w:val="bullet"/>
@@ -44944,13 +47657,13 @@
     </w:lvlOverride>
   </w:num>
   <w:num w:numId="12" w16cid:durableId="191843057">
-    <w:abstractNumId w:val="18"/>
+    <w:abstractNumId w:val="19"/>
   </w:num>
   <w:num w:numId="13" w16cid:durableId="642930451">
-    <w:abstractNumId w:val="12"/>
+    <w:abstractNumId w:val="13"/>
   </w:num>
   <w:num w:numId="14" w16cid:durableId="647247601">
-    <w:abstractNumId w:val="37"/>
+    <w:abstractNumId w:val="42"/>
   </w:num>
   <w:num w:numId="15" w16cid:durableId="1971324544">
     <w:abstractNumId w:val="1"/>
@@ -44959,91 +47672,109 @@
     <w:abstractNumId w:val="4"/>
   </w:num>
   <w:num w:numId="17" w16cid:durableId="157692222">
-    <w:abstractNumId w:val="31"/>
+    <w:abstractNumId w:val="34"/>
   </w:num>
   <w:num w:numId="18" w16cid:durableId="2136556006">
-    <w:abstractNumId w:val="33"/>
+    <w:abstractNumId w:val="37"/>
   </w:num>
   <w:num w:numId="19" w16cid:durableId="426854034">
-    <w:abstractNumId w:val="35"/>
+    <w:abstractNumId w:val="40"/>
   </w:num>
   <w:num w:numId="20" w16cid:durableId="939145149">
-    <w:abstractNumId w:val="25"/>
+    <w:abstractNumId w:val="28"/>
   </w:num>
   <w:num w:numId="21" w16cid:durableId="1994915861">
-    <w:abstractNumId w:val="36"/>
+    <w:abstractNumId w:val="41"/>
   </w:num>
   <w:num w:numId="22" w16cid:durableId="1541438052">
     <w:abstractNumId w:val="8"/>
   </w:num>
   <w:num w:numId="23" w16cid:durableId="1742941765">
-    <w:abstractNumId w:val="19"/>
+    <w:abstractNumId w:val="20"/>
   </w:num>
   <w:num w:numId="24" w16cid:durableId="782530867">
-    <w:abstractNumId w:val="13"/>
+    <w:abstractNumId w:val="14"/>
   </w:num>
   <w:num w:numId="25" w16cid:durableId="166138141">
     <w:abstractNumId w:val="0"/>
   </w:num>
   <w:num w:numId="26" w16cid:durableId="1405102049">
-    <w:abstractNumId w:val="14"/>
+    <w:abstractNumId w:val="15"/>
   </w:num>
   <w:num w:numId="27" w16cid:durableId="1488353846">
-    <w:abstractNumId w:val="26"/>
+    <w:abstractNumId w:val="29"/>
   </w:num>
   <w:num w:numId="28" w16cid:durableId="44647831">
-    <w:abstractNumId w:val="41"/>
+    <w:abstractNumId w:val="46"/>
   </w:num>
   <w:num w:numId="29" w16cid:durableId="483930087">
-    <w:abstractNumId w:val="40"/>
+    <w:abstractNumId w:val="45"/>
   </w:num>
   <w:num w:numId="30" w16cid:durableId="965234581">
-    <w:abstractNumId w:val="24"/>
+    <w:abstractNumId w:val="26"/>
   </w:num>
   <w:num w:numId="31" w16cid:durableId="1362512055">
     <w:abstractNumId w:val="7"/>
   </w:num>
   <w:num w:numId="32" w16cid:durableId="886255239">
-    <w:abstractNumId w:val="21"/>
+    <w:abstractNumId w:val="23"/>
   </w:num>
   <w:num w:numId="33" w16cid:durableId="1694376994">
-    <w:abstractNumId w:val="17"/>
+    <w:abstractNumId w:val="18"/>
   </w:num>
   <w:num w:numId="34" w16cid:durableId="1323896147">
-    <w:abstractNumId w:val="39"/>
+    <w:abstractNumId w:val="44"/>
   </w:num>
   <w:num w:numId="35" w16cid:durableId="1111626971">
     <w:abstractNumId w:val="6"/>
   </w:num>
   <w:num w:numId="36" w16cid:durableId="1201164508">
-    <w:abstractNumId w:val="28"/>
+    <w:abstractNumId w:val="31"/>
   </w:num>
   <w:num w:numId="37" w16cid:durableId="1052537446">
-    <w:abstractNumId w:val="32"/>
+    <w:abstractNumId w:val="35"/>
   </w:num>
   <w:num w:numId="38" w16cid:durableId="654337380">
-    <w:abstractNumId w:val="42"/>
+    <w:abstractNumId w:val="48"/>
   </w:num>
   <w:num w:numId="39" w16cid:durableId="1344434706">
-    <w:abstractNumId w:val="38"/>
+    <w:abstractNumId w:val="43"/>
   </w:num>
   <w:num w:numId="40" w16cid:durableId="38014917">
-    <w:abstractNumId w:val="15"/>
+    <w:abstractNumId w:val="16"/>
   </w:num>
   <w:num w:numId="41" w16cid:durableId="2096054186">
+    <w:abstractNumId w:val="12"/>
+  </w:num>
+  <w:num w:numId="42" w16cid:durableId="757752258">
     <w:abstractNumId w:val="11"/>
   </w:num>
-  <w:num w:numId="42" w16cid:durableId="757752258">
+  <w:num w:numId="43" w16cid:durableId="458500696">
+    <w:abstractNumId w:val="17"/>
+  </w:num>
+  <w:num w:numId="44" w16cid:durableId="1540892919">
+    <w:abstractNumId w:val="33"/>
+  </w:num>
+  <w:num w:numId="45" w16cid:durableId="451021542">
+    <w:abstractNumId w:val="25"/>
+  </w:num>
+  <w:num w:numId="46" w16cid:durableId="546264280">
+    <w:abstractNumId w:val="21"/>
+  </w:num>
+  <w:num w:numId="47" w16cid:durableId="1712221915">
+    <w:abstractNumId w:val="27"/>
+  </w:num>
+  <w:num w:numId="48" w16cid:durableId="1415517829">
     <w:abstractNumId w:val="10"/>
   </w:num>
-  <w:num w:numId="43" w16cid:durableId="458500696">
-    <w:abstractNumId w:val="16"/>
+  <w:num w:numId="49" w16cid:durableId="960384593">
+    <w:abstractNumId w:val="36"/>
   </w:num>
-  <w:num w:numId="44" w16cid:durableId="1540892919">
-    <w:abstractNumId w:val="30"/>
+  <w:num w:numId="50" w16cid:durableId="412241076">
+    <w:abstractNumId w:val="39"/>
   </w:num>
-  <w:num w:numId="45" w16cid:durableId="451021542">
-    <w:abstractNumId w:val="23"/>
+  <w:num w:numId="51" w16cid:durableId="1056702726">
+    <w:abstractNumId w:val="47"/>
   </w:num>
   <w:numIdMacAtCleanup w:val="42"/>
 </w:numbering>
@@ -46684,6 +49415,18 @@
     <w:uiPriority w:val="1"/>
     <w:rsid w:val="00E8704A"/>
   </w:style>
+  <w:style w:type="character" w:styleId="afa">
+    <w:name w:val="Unresolved Mention"/>
+    <w:basedOn w:val="a2"/>
+    <w:uiPriority w:val="99"/>
+    <w:semiHidden/>
+    <w:unhideWhenUsed/>
+    <w:rsid w:val="009D4DDB"/>
+    <w:rPr>
+      <w:color w:val="605E5C"/>
+      <w:shd w:val="clear" w:color="auto" w:fill="E1DFDD"/>
+    </w:rPr>
+  </w:style>
 </w:styles>
 </file>
 
@@ -46985,7 +49728,7 @@
 <file path=customXml/item1.xml><?xml version="1.0" encoding="utf-8"?>
 <CoverPageProperties xmlns="http://schemas.microsoft.com/office/2006/coverPageProps">
   <PublishDate>2025</PublishDate>
-  <Abstract>Santander 데이터는 비교적 완만한 불균형 구조를 가지며 전반적인 분류 성능 향상이 중요했다. 이를 통해 분류 문제에서는 데이터 특성에 따라 평가 지표 선택과 임계 값 설정 전략이 달라져야 함을 확인하였다.</Abstract>
+  <Abstract>Santander 데이터는 비교적 완만한 불균형 구조를 가지며 전반적인 분류 성능 향상이 중요했다. 평가 지표 선택과 임계 값 설정 전략에 따른 다양한 모델 앙상블과 교차검증을 통해 높은 ROC-AUC와 Recall을 달성하여 불만족 고객을 조기에 식별할 수 있는 가능성을 확인하고, 고객 유지 전략에 활용할 수 있는 근거를 제시했다.</Abstract>
   <CompanyAddress/>
   <CompanyPhone/>
   <CompanyFax/>

--- a/0.report/빅데이터20기_3조_세미프로젝트_보고서_2장.docx
+++ b/0.report/빅데이터20기_3조_세미프로젝트_보고서_2장.docx
@@ -771,6 +771,11 @@
     <w:sdt>
       <w:sdtPr>
         <w:rPr>
+          <w:rFonts w:asciiTheme="minorHAnsi" w:eastAsiaTheme="minorEastAsia" w:hAnsiTheme="minorHAnsi" w:cstheme="minorBidi"/>
+          <w:b w:val="0"/>
+          <w:color w:val="auto"/>
+          <w:sz w:val="21"/>
+          <w:szCs w:val="21"/>
           <w:lang w:val="ko-KR"/>
         </w:rPr>
         <w:id w:val="2123264846"/>
@@ -781,11 +786,7 @@
       </w:sdtPr>
       <w:sdtEndPr>
         <w:rPr>
-          <w:rFonts w:asciiTheme="minorHAnsi" w:eastAsiaTheme="minorEastAsia" w:hAnsiTheme="minorHAnsi" w:cstheme="minorBidi"/>
           <w:bCs/>
-          <w:color w:val="auto"/>
-          <w:sz w:val="21"/>
-          <w:szCs w:val="21"/>
         </w:rPr>
       </w:sdtEndPr>
       <w:sdtContent>
@@ -10046,7 +10047,7 @@
         </w:rPr>
         <w:lastRenderedPageBreak/>
         <w:drawing>
-          <wp:inline distT="0" distB="0" distL="0" distR="0" wp14:anchorId="68019589" wp14:editId="23316E15">
+          <wp:inline distT="0" distB="0" distL="0" distR="0" wp14:anchorId="68019589" wp14:editId="699CCE81">
             <wp:extent cx="4191000" cy="3952875"/>
             <wp:effectExtent l="0" t="0" r="0" b="9525"/>
             <wp:docPr id="1350368033" name="그림 16"/>
@@ -11171,7 +11172,7 @@
           <w:noProof/>
         </w:rPr>
         <w:drawing>
-          <wp:inline distT="0" distB="0" distL="0" distR="0" wp14:anchorId="2C5FBFF1" wp14:editId="706664AF">
+          <wp:inline distT="0" distB="0" distL="0" distR="0" wp14:anchorId="2C5FBFF1" wp14:editId="0D64A864">
             <wp:extent cx="4634757" cy="4267200"/>
             <wp:effectExtent l="0" t="0" r="0" b="0"/>
             <wp:docPr id="1078468625" name="그림 67"/>
@@ -40939,7 +40940,6 @@
       <w:pgMar w:top="1985" w:right="1701" w:bottom="1701" w:left="1701" w:header="567" w:footer="454" w:gutter="0"/>
       <w:pgNumType w:start="1"/>
       <w:cols w:space="425"/>
-      <w:titlePg/>
       <w:docGrid w:linePitch="360"/>
     </w:sectPr>
   </w:body>
@@ -41307,7 +41307,7 @@
       <mc:AlternateContent>
         <mc:Choice Requires="wps">
           <w:drawing>
-            <wp:anchor distT="0" distB="0" distL="114300" distR="114300" simplePos="0" relativeHeight="251660288" behindDoc="0" locked="0" layoutInCell="0" allowOverlap="1" wp14:anchorId="511C433A" wp14:editId="444BE9A1">
+            <wp:anchor distT="0" distB="0" distL="114300" distR="114300" simplePos="0" relativeHeight="251666432" behindDoc="0" locked="0" layoutInCell="0" allowOverlap="1" wp14:anchorId="0AF1FDF1" wp14:editId="00A7B8FB">
               <wp:simplePos x="0" y="0"/>
               <wp:positionH relativeFrom="margin">
                 <wp:align>left</wp:align>
@@ -41364,10 +41364,6 @@
                       <w:txbxContent>
                         <w:sdt>
                           <w:sdtPr>
-                            <w:rPr>
-                              <w:sz w:val="18"/>
-                              <w:szCs w:val="18"/>
-                            </w:rPr>
                             <w:alias w:val="제목"/>
                             <w:id w:val="78679243"/>
                             <w:dataBinding w:prefixMappings="xmlns:ns0='http://schemas.openxmlformats.org/package/2006/metadata/core-properties' xmlns:ns1='http://purl.org/dc/elements/1.1/'" w:xpath="/ns0:coreProperties[1]/ns1:title[1]" w:storeItemID="{6C3C8BC8-F283-45AE-878A-BAB7291924A1}"/>
@@ -41377,32 +41373,16 @@
                             <w:p>
                               <w:pPr>
                                 <w:spacing w:after="0" w:line="240" w:lineRule="auto"/>
-                                <w:rPr>
-                                  <w:sz w:val="18"/>
-                                  <w:szCs w:val="18"/>
-                                </w:rPr>
                               </w:pPr>
                               <w:r>
-                                <w:rPr>
-                                  <w:sz w:val="18"/>
-                                  <w:szCs w:val="18"/>
-                                </w:rPr>
                                 <w:t xml:space="preserve">제2장 </w:t>
                               </w:r>
                               <w:proofErr w:type="spellStart"/>
                               <w:r>
-                                <w:rPr>
-                                  <w:sz w:val="18"/>
-                                  <w:szCs w:val="18"/>
-                                </w:rPr>
                                 <w:t>산탄데르</w:t>
                               </w:r>
                               <w:proofErr w:type="spellEnd"/>
                               <w:r>
-                                <w:rPr>
-                                  <w:sz w:val="18"/>
-                                  <w:szCs w:val="18"/>
-                                </w:rPr>
                                 <w:t xml:space="preserve"> 은행 고객 만족 평가</w:t>
                               </w:r>
                             </w:p>
@@ -41427,19 +41407,15 @@
         </mc:Choice>
         <mc:Fallback>
           <w:pict>
-            <v:shapetype w14:anchorId="511C433A" id="_x0000_t202" coordsize="21600,21600" o:spt="202" path="m,l,21600r21600,l21600,xe">
+            <v:shapetype w14:anchorId="0AF1FDF1" id="_x0000_t202" coordsize="21600,21600" o:spt="202" path="m,l,21600r21600,l21600,xe">
               <v:stroke joinstyle="miter"/>
               <v:path gradientshapeok="t" o:connecttype="rect"/>
             </v:shapetype>
-            <v:shape id="텍스트 상자 218" o:spid="_x0000_s1029" type="#_x0000_t202" style="position:absolute;margin-left:0;margin-top:0;width:468pt;height:13.45pt;z-index:251660288;visibility:visible;mso-wrap-style:square;mso-width-percent:1000;mso-height-percent:0;mso-wrap-distance-left:9pt;mso-wrap-distance-top:0;mso-wrap-distance-right:9pt;mso-wrap-distance-bottom:0;mso-position-horizontal:left;mso-position-horizontal-relative:margin;mso-position-vertical:center;mso-position-vertical-relative:top-margin-area;mso-width-percent:1000;mso-height-percent:0;mso-width-relative:margin;mso-height-relative:page;v-text-anchor:middle" o:gfxdata="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" o:allowincell="f" filled="f" stroked="f">
+            <v:shape id="텍스트 상자 218" o:spid="_x0000_s1029" type="#_x0000_t202" style="position:absolute;margin-left:0;margin-top:0;width:468pt;height:13.45pt;z-index:251666432;visibility:visible;mso-wrap-style:square;mso-width-percent:1000;mso-height-percent:0;mso-wrap-distance-left:9pt;mso-wrap-distance-top:0;mso-wrap-distance-right:9pt;mso-wrap-distance-bottom:0;mso-position-horizontal:left;mso-position-horizontal-relative:margin;mso-position-vertical:center;mso-position-vertical-relative:top-margin-area;mso-width-percent:1000;mso-height-percent:0;mso-width-relative:margin;mso-height-relative:page;v-text-anchor:middle" o:gfxdata="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" o:allowincell="f" filled="f" stroked="f">
               <v:textbox style="mso-fit-shape-to-text:t" inset=",0,,0">
                 <w:txbxContent>
                   <w:sdt>
                     <w:sdtPr>
-                      <w:rPr>
-                        <w:sz w:val="18"/>
-                        <w:szCs w:val="18"/>
-                      </w:rPr>
                       <w:alias w:val="제목"/>
                       <w:id w:val="78679243"/>
                       <w:dataBinding w:prefixMappings="xmlns:ns0='http://schemas.openxmlformats.org/package/2006/metadata/core-properties' xmlns:ns1='http://purl.org/dc/elements/1.1/'" w:xpath="/ns0:coreProperties[1]/ns1:title[1]" w:storeItemID="{6C3C8BC8-F283-45AE-878A-BAB7291924A1}"/>
@@ -41449,32 +41425,16 @@
                       <w:p>
                         <w:pPr>
                           <w:spacing w:after="0" w:line="240" w:lineRule="auto"/>
-                          <w:rPr>
-                            <w:sz w:val="18"/>
-                            <w:szCs w:val="18"/>
-                          </w:rPr>
                         </w:pPr>
                         <w:r>
-                          <w:rPr>
-                            <w:sz w:val="18"/>
-                            <w:szCs w:val="18"/>
-                          </w:rPr>
                           <w:t xml:space="preserve">제2장 </w:t>
                         </w:r>
                         <w:proofErr w:type="spellStart"/>
                         <w:r>
-                          <w:rPr>
-                            <w:sz w:val="18"/>
-                            <w:szCs w:val="18"/>
-                          </w:rPr>
                           <w:t>산탄데르</w:t>
                         </w:r>
                         <w:proofErr w:type="spellEnd"/>
                         <w:r>
-                          <w:rPr>
-                            <w:sz w:val="18"/>
-                            <w:szCs w:val="18"/>
-                          </w:rPr>
                           <w:t xml:space="preserve"> 은행 고객 만족 평가</w:t>
                         </w:r>
                       </w:p>
@@ -41495,7 +41455,7 @@
       <mc:AlternateContent>
         <mc:Choice Requires="wps">
           <w:drawing>
-            <wp:anchor distT="0" distB="0" distL="114300" distR="114300" simplePos="0" relativeHeight="251659264" behindDoc="0" locked="0" layoutInCell="0" allowOverlap="1" wp14:anchorId="2F4E8BFF" wp14:editId="09618F86">
+            <wp:anchor distT="0" distB="0" distL="114300" distR="114300" simplePos="0" relativeHeight="251665408" behindDoc="0" locked="0" layoutInCell="0" allowOverlap="1" wp14:anchorId="3D703207" wp14:editId="3FE34897">
               <wp:simplePos x="0" y="0"/>
               <wp:positionH relativeFrom="page">
                 <wp:align>left</wp:align>
@@ -41538,6 +41498,7 @@
                             <w:spacing w:after="0" w:line="240" w:lineRule="auto"/>
                             <w:jc w:val="right"/>
                             <w:rPr>
+                              <w:rFonts w:hint="eastAsia"/>
                               <w:color w:val="FFFFFF" w:themeColor="background1"/>
                             </w:rPr>
                           </w:pPr>
@@ -41545,13 +41506,7 @@
                             <w:rPr>
                               <w:rFonts w:hint="eastAsia"/>
                             </w:rPr>
-                            <w:t>3</w:t>
-                          </w:r>
-                          <w:r>
-                            <w:rPr>
-                              <w:rFonts w:hint="eastAsia"/>
-                            </w:rPr>
-                            <w:t>조</w:t>
+                            <w:t>3조</w:t>
                           </w:r>
                         </w:p>
                       </w:txbxContent>
@@ -41573,7 +41528,7 @@
         </mc:Choice>
         <mc:Fallback>
           <w:pict>
-            <v:shape w14:anchorId="2F4E8BFF" id="텍스트 상자 219" o:spid="_x0000_s1030" type="#_x0000_t202" style="position:absolute;margin-left:0;margin-top:0;width:1in;height:13.45pt;z-index:251659264;visibility:visible;mso-wrap-style:square;mso-width-percent:1000;mso-height-percent:0;mso-wrap-distance-left:9pt;mso-wrap-distance-top:0;mso-wrap-distance-right:9pt;mso-wrap-distance-bottom:0;mso-position-horizontal:left;mso-position-horizontal-relative:page;mso-position-vertical:center;mso-position-vertical-relative:top-margin-area;mso-width-percent:1000;mso-height-percent:0;mso-width-relative:left-margin-area;mso-height-relative:page;v-text-anchor:middle" o:gfxdata="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" o:allowincell="f" fillcolor="#c00000" stroked="f">
+            <v:shape w14:anchorId="3D703207" id="텍스트 상자 219" o:spid="_x0000_s1030" type="#_x0000_t202" style="position:absolute;margin-left:0;margin-top:0;width:1in;height:13.45pt;z-index:251665408;visibility:visible;mso-wrap-style:square;mso-width-percent:1000;mso-height-percent:0;mso-wrap-distance-left:9pt;mso-wrap-distance-top:0;mso-wrap-distance-right:9pt;mso-wrap-distance-bottom:0;mso-position-horizontal:left;mso-position-horizontal-relative:page;mso-position-vertical:center;mso-position-vertical-relative:top-margin-area;mso-width-percent:1000;mso-height-percent:0;mso-width-relative:left-margin-area;mso-height-relative:page;v-text-anchor:middle" o:gfxdata="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" o:allowincell="f" fillcolor="#c00000" stroked="f">
               <v:textbox style="mso-fit-shape-to-text:t" inset=",0,,0">
                 <w:txbxContent>
                   <w:p>
@@ -41581,6 +41536,7 @@
                       <w:spacing w:after="0" w:line="240" w:lineRule="auto"/>
                       <w:jc w:val="right"/>
                       <w:rPr>
+                        <w:rFonts w:hint="eastAsia"/>
                         <w:color w:val="FFFFFF" w:themeColor="background1"/>
                       </w:rPr>
                     </w:pPr>
@@ -41588,13 +41544,7 @@
                       <w:rPr>
                         <w:rFonts w:hint="eastAsia"/>
                       </w:rPr>
-                      <w:t>3</w:t>
-                    </w:r>
-                    <w:r>
-                      <w:rPr>
-                        <w:rFonts w:hint="eastAsia"/>
-                      </w:rPr>
-                      <w:t>조</w:t>
+                      <w:t>3조</w:t>
                     </w:r>
                   </w:p>
                 </w:txbxContent>

--- a/0.report/빅데이터20기_3조_세미프로젝트_보고서_2장.docx
+++ b/0.report/빅데이터20기_3조_세미프로젝트_보고서_2장.docx
@@ -8835,7 +8835,7 @@
         </w:rPr>
         <w:lastRenderedPageBreak/>
         <w:drawing>
-          <wp:inline distT="0" distB="0" distL="0" distR="0" wp14:anchorId="68019589" wp14:editId="1A223611">
+          <wp:inline distT="0" distB="0" distL="0" distR="0" wp14:anchorId="68019589" wp14:editId="38AEDB76">
             <wp:extent cx="4191000" cy="3952875"/>
             <wp:effectExtent l="0" t="0" r="0" b="9525"/>
             <wp:docPr id="1350368033" name="그림 16"/>
@@ -9762,7 +9762,7 @@
           <w:noProof/>
         </w:rPr>
         <w:drawing>
-          <wp:inline distT="0" distB="0" distL="0" distR="0" wp14:anchorId="2C5FBFF1" wp14:editId="5AC6DD3C">
+          <wp:inline distT="0" distB="0" distL="0" distR="0" wp14:anchorId="2C5FBFF1" wp14:editId="2BAD76AF">
             <wp:extent cx="4634757" cy="4267200"/>
             <wp:effectExtent l="0" t="0" r="0" b="0"/>
             <wp:docPr id="1078468625" name="그림 67"/>
@@ -20317,7 +20317,19 @@
         <w:rPr>
           <w:rFonts w:hint="eastAsia"/>
         </w:rPr>
-        <w:t>추가적인 전처리로 상관관계 비율이 0.95이하인 피처 삭제, 행 전체가 0인피처 삭제를 진행했다</w:t>
+        <w:t>추가적인 전처리로 상관관계 비율이 0.95이</w:t>
+      </w:r>
+      <w:r>
+        <w:rPr>
+          <w:rFonts w:hint="eastAsia"/>
+        </w:rPr>
+        <w:t>상</w:t>
+      </w:r>
+      <w:r>
+        <w:rPr>
+          <w:rFonts w:hint="eastAsia"/>
+        </w:rPr>
+        <w:t>인 피처 삭제, 행 전체가 0인피처 삭제를 진행했다</w:t>
       </w:r>
     </w:p>
     <w:p>
@@ -20572,7 +20584,24 @@
                 <w:sz w:val="18"/>
                 <w:szCs w:val="18"/>
               </w:rPr>
-              <w:t>행전체가 0인 피처 삭제, corr 비율 0.95이하인 피처 삭제</w:t>
+              <w:t>행전체가 0인 피처 삭제, corr 비율 0.95이</w:t>
+            </w:r>
+            <w:r>
+              <w:rPr>
+                <w:rFonts w:ascii="맑은 고딕" w:eastAsia="맑은 고딕" w:hAnsi="맑은 고딕" w:cs="굴림" w:hint="eastAsia"/>
+                <w:sz w:val="18"/>
+                <w:szCs w:val="18"/>
+                <w:lang w:eastAsia="ko-KR"/>
+              </w:rPr>
+              <w:t>상</w:t>
+            </w:r>
+            <w:r>
+              <w:rPr>
+                <w:rFonts w:ascii="맑은 고딕" w:eastAsia="맑은 고딕" w:hAnsi="맑은 고딕" w:cs="굴림" w:hint="eastAsia"/>
+                <w:sz w:val="18"/>
+                <w:szCs w:val="18"/>
+              </w:rPr>
+              <w:t>인 피처 삭제</w:t>
             </w:r>
           </w:p>
         </w:tc>
@@ -20750,7 +20779,24 @@
                 <w:sz w:val="18"/>
                 <w:szCs w:val="18"/>
               </w:rPr>
-              <w:t>행전체가 0인 피처 삭제, corr 비율 0.95이하인 피처 삭제</w:t>
+              <w:t>행전체가 0인 피처 삭제, corr 비율 0.95이</w:t>
+            </w:r>
+            <w:r>
+              <w:rPr>
+                <w:rFonts w:ascii="맑은 고딕" w:eastAsia="맑은 고딕" w:hAnsi="맑은 고딕" w:cs="굴림" w:hint="eastAsia"/>
+                <w:sz w:val="18"/>
+                <w:szCs w:val="18"/>
+                <w:lang w:eastAsia="ko-KR"/>
+              </w:rPr>
+              <w:t>상</w:t>
+            </w:r>
+            <w:r>
+              <w:rPr>
+                <w:rFonts w:ascii="맑은 고딕" w:eastAsia="맑은 고딕" w:hAnsi="맑은 고딕" w:cs="굴림" w:hint="eastAsia"/>
+                <w:sz w:val="18"/>
+                <w:szCs w:val="18"/>
+              </w:rPr>
+              <w:t>인 피처 삭제</w:t>
             </w:r>
           </w:p>
         </w:tc>
@@ -20925,7 +20971,24 @@
                 <w:sz w:val="18"/>
                 <w:szCs w:val="18"/>
               </w:rPr>
-              <w:t>행전체가 0인 피처 삭제, corr 비율 0.95이하인 피처 삭제</w:t>
+              <w:t>행전체가 0인 피처 삭제, corr 비율 0.95이</w:t>
+            </w:r>
+            <w:r>
+              <w:rPr>
+                <w:rFonts w:ascii="맑은 고딕" w:eastAsia="맑은 고딕" w:hAnsi="맑은 고딕" w:cs="굴림" w:hint="eastAsia"/>
+                <w:sz w:val="18"/>
+                <w:szCs w:val="18"/>
+                <w:lang w:eastAsia="ko-KR"/>
+              </w:rPr>
+              <w:t>상</w:t>
+            </w:r>
+            <w:r>
+              <w:rPr>
+                <w:rFonts w:ascii="맑은 고딕" w:eastAsia="맑은 고딕" w:hAnsi="맑은 고딕" w:cs="굴림" w:hint="eastAsia"/>
+                <w:sz w:val="18"/>
+                <w:szCs w:val="18"/>
+              </w:rPr>
+              <w:t>인 피처 삭제</w:t>
             </w:r>
           </w:p>
         </w:tc>
@@ -21100,7 +21163,24 @@
                 <w:sz w:val="18"/>
                 <w:szCs w:val="18"/>
               </w:rPr>
-              <w:t>행전체가 0인 피처 삭제, corr 비율 0.95이하인 피처 삭제</w:t>
+              <w:t>행전체가 0인 피처 삭제, corr 비율 0.95이</w:t>
+            </w:r>
+            <w:r>
+              <w:rPr>
+                <w:rFonts w:ascii="맑은 고딕" w:eastAsia="맑은 고딕" w:hAnsi="맑은 고딕" w:cs="굴림" w:hint="eastAsia"/>
+                <w:sz w:val="18"/>
+                <w:szCs w:val="18"/>
+                <w:lang w:eastAsia="ko-KR"/>
+              </w:rPr>
+              <w:t>상</w:t>
+            </w:r>
+            <w:r>
+              <w:rPr>
+                <w:rFonts w:ascii="맑은 고딕" w:eastAsia="맑은 고딕" w:hAnsi="맑은 고딕" w:cs="굴림" w:hint="eastAsia"/>
+                <w:sz w:val="18"/>
+                <w:szCs w:val="18"/>
+              </w:rPr>
+              <w:t>인 피처 삭제</w:t>
             </w:r>
           </w:p>
         </w:tc>
@@ -30132,12 +30212,8 @@
       </w:r>
     </w:p>
     <w:sectPr>
-      <w:headerReference w:type="even" r:id="rId37"/>
-      <w:headerReference w:type="default" r:id="rId38"/>
-      <w:footerReference w:type="even" r:id="rId39"/>
-      <w:footerReference w:type="default" r:id="rId40"/>
-      <w:headerReference w:type="first" r:id="rId41"/>
-      <w:footerReference w:type="first" r:id="rId42"/>
+      <w:headerReference w:type="default" r:id="rId37"/>
+      <w:footerReference w:type="default" r:id="rId38"/>
       <w:pgSz w:w="11906" w:h="16838"/>
       <w:pgMar w:top="1985" w:right="1701" w:bottom="1701" w:left="1701" w:header="567" w:footer="170" w:gutter="0"/>
       <w:pgNumType w:start="0"/>
@@ -30175,16 +30251,6 @@
 </file>
 
 <file path=word/footer1.xml><?xml version="1.0" encoding="utf-8"?>
-<w:ftr xmlns:wpc="http://schemas.microsoft.com/office/word/2010/wordprocessingCanvas" xmlns:cx="http://schemas.microsoft.com/office/drawing/2014/chartex" xmlns:cx1="http://schemas.microsoft.com/office/drawing/2015/9/8/chartex" xmlns:cx2="http://schemas.microsoft.com/office/drawing/2015/10/21/chartex" xmlns:cx3="http://schemas.microsoft.com/office/drawing/2016/5/9/chartex" xmlns:cx4="http://schemas.microsoft.com/office/drawing/2016/5/10/chartex" xmlns:cx5="http://schemas.microsoft.com/office/drawing/2016/5/11/chartex" xmlns:cx6="http://schemas.microsoft.com/office/drawing/2016/5/12/chartex" xmlns:cx7="http://schemas.microsoft.com/office/drawing/2016/5/13/chartex" xmlns:cx8="http://schemas.microsoft.com/office/drawing/2016/5/14/chartex" xmlns:mc="http://schemas.openxmlformats.org/markup-compatibility/2006" xmlns:aink="http://schemas.microsoft.com/office/drawing/2016/ink" xmlns:am3d="http://schemas.microsoft.com/office/drawing/2017/model3d" xmlns:o="urn:schemas-microsoft-com:office:office" xmlns:oel="http://schemas.microsoft.com/office/2019/extlst" xmlns:r="http://schemas.openxmlformats.org/officeDocument/2006/relationships" xmlns:m="http://schemas.openxmlformats.org/officeDocument/2006/math" xmlns:v="urn:schemas-microsoft-com:vml" xmlns:wp14="http://schemas.microsoft.com/office/word/2010/wordprocessingDrawing" xmlns:wp="http://schemas.openxmlformats.org/drawingml/2006/wordprocessingDrawing" xmlns:w10="urn:schemas-microsoft-com:office:word" xmlns:w="http://schemas.openxmlformats.org/wordprocessingml/2006/main" xmlns:w14="http://schemas.microsoft.com/office/word/2010/wordml" xmlns:w15="http://schemas.microsoft.com/office/word/2012/wordml" xmlns:w16cex="http://schemas.microsoft.com/office/word/2018/wordml/cex" xmlns:w16cid="http://schemas.microsoft.com/office/word/2016/wordml/cid" xmlns:w16="http://schemas.microsoft.com/office/word/2018/wordml" xmlns:w16du="http://schemas.microsoft.com/office/word/2023/wordml/word16du" xmlns:w16sdtdh="http://schemas.microsoft.com/office/word/2020/wordml/sdtdatahash" xmlns:w16sdtfl="http://schemas.microsoft.com/office/word/2024/wordml/sdtformatlock" xmlns:w16se="http://schemas.microsoft.com/office/word/2015/wordml/symex" xmlns:wpg="http://schemas.microsoft.com/office/word/2010/wordprocessingGroup" xmlns:wpi="http://schemas.microsoft.com/office/word/2010/wordprocessingInk" xmlns:wne="http://schemas.microsoft.com/office/word/2006/wordml" xmlns:wps="http://schemas.microsoft.com/office/word/2010/wordprocessingShape" mc:Ignorable="w14 w15 w16se w16cid w16 w16cex w16sdtdh w16sdtfl w16du wp14">
-  <w:p>
-    <w:pPr>
-      <w:pStyle w:val="ad"/>
-    </w:pPr>
-  </w:p>
-</w:ftr>
-</file>
-
-<file path=word/footer2.xml><?xml version="1.0" encoding="utf-8"?>
 <w:ftr xmlns:wpc="http://schemas.microsoft.com/office/word/2010/wordprocessingCanvas" xmlns:cx="http://schemas.microsoft.com/office/drawing/2014/chartex" xmlns:cx1="http://schemas.microsoft.com/office/drawing/2015/9/8/chartex" xmlns:cx2="http://schemas.microsoft.com/office/drawing/2015/10/21/chartex" xmlns:cx3="http://schemas.microsoft.com/office/drawing/2016/5/9/chartex" xmlns:cx4="http://schemas.microsoft.com/office/drawing/2016/5/10/chartex" xmlns:cx5="http://schemas.microsoft.com/office/drawing/2016/5/11/chartex" xmlns:cx6="http://schemas.microsoft.com/office/drawing/2016/5/12/chartex" xmlns:cx7="http://schemas.microsoft.com/office/drawing/2016/5/13/chartex" xmlns:cx8="http://schemas.microsoft.com/office/drawing/2016/5/14/chartex" xmlns:mc="http://schemas.openxmlformats.org/markup-compatibility/2006" xmlns:aink="http://schemas.microsoft.com/office/drawing/2016/ink" xmlns:am3d="http://schemas.microsoft.com/office/drawing/2017/model3d" xmlns:o="urn:schemas-microsoft-com:office:office" xmlns:oel="http://schemas.microsoft.com/office/2019/extlst" xmlns:r="http://schemas.openxmlformats.org/officeDocument/2006/relationships" xmlns:m="http://schemas.openxmlformats.org/officeDocument/2006/math" xmlns:v="urn:schemas-microsoft-com:vml" xmlns:wp14="http://schemas.microsoft.com/office/word/2010/wordprocessingDrawing" xmlns:wp="http://schemas.openxmlformats.org/drawingml/2006/wordprocessingDrawing" xmlns:w10="urn:schemas-microsoft-com:office:word" xmlns:w="http://schemas.openxmlformats.org/wordprocessingml/2006/main" xmlns:w14="http://schemas.microsoft.com/office/word/2010/wordml" xmlns:w15="http://schemas.microsoft.com/office/word/2012/wordml" xmlns:w16cex="http://schemas.microsoft.com/office/word/2018/wordml/cex" xmlns:w16cid="http://schemas.microsoft.com/office/word/2016/wordml/cid" xmlns:w16="http://schemas.microsoft.com/office/word/2018/wordml" xmlns:w16du="http://schemas.microsoft.com/office/word/2023/wordml/word16du" xmlns:w16sdtdh="http://schemas.microsoft.com/office/word/2020/wordml/sdtdatahash" xmlns:w16sdtfl="http://schemas.microsoft.com/office/word/2024/wordml/sdtformatlock" xmlns:w16se="http://schemas.microsoft.com/office/word/2015/wordml/symex" xmlns:wpg="http://schemas.microsoft.com/office/word/2010/wordprocessingGroup" xmlns:wpi="http://schemas.microsoft.com/office/word/2010/wordprocessingInk" xmlns:wne="http://schemas.microsoft.com/office/word/2006/wordml" xmlns:wps="http://schemas.microsoft.com/office/word/2010/wordprocessingShape" mc:Ignorable="w14 w15 w16se w16cid w16 w16cex w16sdtdh w16sdtfl w16du wp14">
   <w:sdt>
     <w:sdtPr>
@@ -30229,16 +30295,6 @@
 </w:ftr>
 </file>
 
-<file path=word/footer3.xml><?xml version="1.0" encoding="utf-8"?>
-<w:ftr xmlns:wpc="http://schemas.microsoft.com/office/word/2010/wordprocessingCanvas" xmlns:cx="http://schemas.microsoft.com/office/drawing/2014/chartex" xmlns:cx1="http://schemas.microsoft.com/office/drawing/2015/9/8/chartex" xmlns:cx2="http://schemas.microsoft.com/office/drawing/2015/10/21/chartex" xmlns:cx3="http://schemas.microsoft.com/office/drawing/2016/5/9/chartex" xmlns:cx4="http://schemas.microsoft.com/office/drawing/2016/5/10/chartex" xmlns:cx5="http://schemas.microsoft.com/office/drawing/2016/5/11/chartex" xmlns:cx6="http://schemas.microsoft.com/office/drawing/2016/5/12/chartex" xmlns:cx7="http://schemas.microsoft.com/office/drawing/2016/5/13/chartex" xmlns:cx8="http://schemas.microsoft.com/office/drawing/2016/5/14/chartex" xmlns:mc="http://schemas.openxmlformats.org/markup-compatibility/2006" xmlns:aink="http://schemas.microsoft.com/office/drawing/2016/ink" xmlns:am3d="http://schemas.microsoft.com/office/drawing/2017/model3d" xmlns:o="urn:schemas-microsoft-com:office:office" xmlns:oel="http://schemas.microsoft.com/office/2019/extlst" xmlns:r="http://schemas.openxmlformats.org/officeDocument/2006/relationships" xmlns:m="http://schemas.openxmlformats.org/officeDocument/2006/math" xmlns:v="urn:schemas-microsoft-com:vml" xmlns:wp14="http://schemas.microsoft.com/office/word/2010/wordprocessingDrawing" xmlns:wp="http://schemas.openxmlformats.org/drawingml/2006/wordprocessingDrawing" xmlns:w10="urn:schemas-microsoft-com:office:word" xmlns:w="http://schemas.openxmlformats.org/wordprocessingml/2006/main" xmlns:w14="http://schemas.microsoft.com/office/word/2010/wordml" xmlns:w15="http://schemas.microsoft.com/office/word/2012/wordml" xmlns:w16cex="http://schemas.microsoft.com/office/word/2018/wordml/cex" xmlns:w16cid="http://schemas.microsoft.com/office/word/2016/wordml/cid" xmlns:w16="http://schemas.microsoft.com/office/word/2018/wordml" xmlns:w16du="http://schemas.microsoft.com/office/word/2023/wordml/word16du" xmlns:w16sdtdh="http://schemas.microsoft.com/office/word/2020/wordml/sdtdatahash" xmlns:w16sdtfl="http://schemas.microsoft.com/office/word/2024/wordml/sdtformatlock" xmlns:w16se="http://schemas.microsoft.com/office/word/2015/wordml/symex" xmlns:wpg="http://schemas.microsoft.com/office/word/2010/wordprocessingGroup" xmlns:wpi="http://schemas.microsoft.com/office/word/2010/wordprocessingInk" xmlns:wne="http://schemas.microsoft.com/office/word/2006/wordml" xmlns:wps="http://schemas.microsoft.com/office/word/2010/wordprocessingShape" mc:Ignorable="w14 w15 w16se w16cid w16 w16cex w16sdtdh w16sdtfl w16du wp14">
-  <w:p>
-    <w:pPr>
-      <w:pStyle w:val="ad"/>
-    </w:pPr>
-  </w:p>
-</w:ftr>
-</file>
-
 <file path=word/footnotes.xml><?xml version="1.0" encoding="utf-8"?>
 <w:footnotes xmlns:wpc="http://schemas.microsoft.com/office/word/2010/wordprocessingCanvas" xmlns:cx="http://schemas.microsoft.com/office/drawing/2014/chartex" xmlns:cx1="http://schemas.microsoft.com/office/drawing/2015/9/8/chartex" xmlns:cx2="http://schemas.microsoft.com/office/drawing/2015/10/21/chartex" xmlns:cx3="http://schemas.microsoft.com/office/drawing/2016/5/9/chartex" xmlns:cx4="http://schemas.microsoft.com/office/drawing/2016/5/10/chartex" xmlns:cx5="http://schemas.microsoft.com/office/drawing/2016/5/11/chartex" xmlns:cx6="http://schemas.microsoft.com/office/drawing/2016/5/12/chartex" xmlns:cx7="http://schemas.microsoft.com/office/drawing/2016/5/13/chartex" xmlns:cx8="http://schemas.microsoft.com/office/drawing/2016/5/14/chartex" xmlns:mc="http://schemas.openxmlformats.org/markup-compatibility/2006" xmlns:aink="http://schemas.microsoft.com/office/drawing/2016/ink" xmlns:am3d="http://schemas.microsoft.com/office/drawing/2017/model3d" xmlns:o="urn:schemas-microsoft-com:office:office" xmlns:oel="http://schemas.microsoft.com/office/2019/extlst" xmlns:r="http://schemas.openxmlformats.org/officeDocument/2006/relationships" xmlns:m="http://schemas.openxmlformats.org/officeDocument/2006/math" xmlns:v="urn:schemas-microsoft-com:vml" xmlns:wp14="http://schemas.microsoft.com/office/word/2010/wordprocessingDrawing" xmlns:wp="http://schemas.openxmlformats.org/drawingml/2006/wordprocessingDrawing" xmlns:w10="urn:schemas-microsoft-com:office:word" xmlns:w="http://schemas.openxmlformats.org/wordprocessingml/2006/main" xmlns:w14="http://schemas.microsoft.com/office/word/2010/wordml" xmlns:w15="http://schemas.microsoft.com/office/word/2012/wordml" xmlns:w16cex="http://schemas.microsoft.com/office/word/2018/wordml/cex" xmlns:w16cid="http://schemas.microsoft.com/office/word/2016/wordml/cid" xmlns:w16="http://schemas.microsoft.com/office/word/2018/wordml" xmlns:w16du="http://schemas.microsoft.com/office/word/2023/wordml/word16du" xmlns:w16sdtdh="http://schemas.microsoft.com/office/word/2020/wordml/sdtdatahash" xmlns:w16sdtfl="http://schemas.microsoft.com/office/word/2024/wordml/sdtformatlock" xmlns:w16se="http://schemas.microsoft.com/office/word/2015/wordml/symex" xmlns:wpg="http://schemas.microsoft.com/office/word/2010/wordprocessingGroup" xmlns:wpi="http://schemas.microsoft.com/office/word/2010/wordprocessingInk" xmlns:wne="http://schemas.microsoft.com/office/word/2006/wordml" xmlns:wps="http://schemas.microsoft.com/office/word/2010/wordprocessingShape" mc:Ignorable="w14 w15 w16se w16cid w16 w16cex w16sdtdh w16sdtfl w16du wp14">
   <w:footnote w:type="separator" w:id="-1">
@@ -30265,16 +30321,6 @@
 </file>
 
 <file path=word/header1.xml><?xml version="1.0" encoding="utf-8"?>
-<w:hdr xmlns:wpc="http://schemas.microsoft.com/office/word/2010/wordprocessingCanvas" xmlns:cx="http://schemas.microsoft.com/office/drawing/2014/chartex" xmlns:cx1="http://schemas.microsoft.com/office/drawing/2015/9/8/chartex" xmlns:cx2="http://schemas.microsoft.com/office/drawing/2015/10/21/chartex" xmlns:cx3="http://schemas.microsoft.com/office/drawing/2016/5/9/chartex" xmlns:cx4="http://schemas.microsoft.com/office/drawing/2016/5/10/chartex" xmlns:cx5="http://schemas.microsoft.com/office/drawing/2016/5/11/chartex" xmlns:cx6="http://schemas.microsoft.com/office/drawing/2016/5/12/chartex" xmlns:cx7="http://schemas.microsoft.com/office/drawing/2016/5/13/chartex" xmlns:cx8="http://schemas.microsoft.com/office/drawing/2016/5/14/chartex" xmlns:mc="http://schemas.openxmlformats.org/markup-compatibility/2006" xmlns:aink="http://schemas.microsoft.com/office/drawing/2016/ink" xmlns:am3d="http://schemas.microsoft.com/office/drawing/2017/model3d" xmlns:o="urn:schemas-microsoft-com:office:office" xmlns:oel="http://schemas.microsoft.com/office/2019/extlst" xmlns:r="http://schemas.openxmlformats.org/officeDocument/2006/relationships" xmlns:m="http://schemas.openxmlformats.org/officeDocument/2006/math" xmlns:v="urn:schemas-microsoft-com:vml" xmlns:wp14="http://schemas.microsoft.com/office/word/2010/wordprocessingDrawing" xmlns:wp="http://schemas.openxmlformats.org/drawingml/2006/wordprocessingDrawing" xmlns:w10="urn:schemas-microsoft-com:office:word" xmlns:w="http://schemas.openxmlformats.org/wordprocessingml/2006/main" xmlns:w14="http://schemas.microsoft.com/office/word/2010/wordml" xmlns:w15="http://schemas.microsoft.com/office/word/2012/wordml" xmlns:w16cex="http://schemas.microsoft.com/office/word/2018/wordml/cex" xmlns:w16cid="http://schemas.microsoft.com/office/word/2016/wordml/cid" xmlns:w16="http://schemas.microsoft.com/office/word/2018/wordml" xmlns:w16du="http://schemas.microsoft.com/office/word/2023/wordml/word16du" xmlns:w16sdtdh="http://schemas.microsoft.com/office/word/2020/wordml/sdtdatahash" xmlns:w16sdtfl="http://schemas.microsoft.com/office/word/2024/wordml/sdtformatlock" xmlns:w16se="http://schemas.microsoft.com/office/word/2015/wordml/symex" xmlns:wpg="http://schemas.microsoft.com/office/word/2010/wordprocessingGroup" xmlns:wpi="http://schemas.microsoft.com/office/word/2010/wordprocessingInk" xmlns:wne="http://schemas.microsoft.com/office/word/2006/wordml" xmlns:wps="http://schemas.microsoft.com/office/word/2010/wordprocessingShape" mc:Ignorable="w14 w15 w16se w16cid w16 w16cex w16sdtdh w16sdtfl w16du wp14">
-  <w:p>
-    <w:pPr>
-      <w:pStyle w:val="ac"/>
-    </w:pPr>
-  </w:p>
-</w:hdr>
-</file>
-
-<file path=word/header2.xml><?xml version="1.0" encoding="utf-8"?>
 <w:hdr xmlns:wpc="http://schemas.microsoft.com/office/word/2010/wordprocessingCanvas" xmlns:cx="http://schemas.microsoft.com/office/drawing/2014/chartex" xmlns:cx1="http://schemas.microsoft.com/office/drawing/2015/9/8/chartex" xmlns:cx2="http://schemas.microsoft.com/office/drawing/2015/10/21/chartex" xmlns:cx3="http://schemas.microsoft.com/office/drawing/2016/5/9/chartex" xmlns:cx4="http://schemas.microsoft.com/office/drawing/2016/5/10/chartex" xmlns:cx5="http://schemas.microsoft.com/office/drawing/2016/5/11/chartex" xmlns:cx6="http://schemas.microsoft.com/office/drawing/2016/5/12/chartex" xmlns:cx7="http://schemas.microsoft.com/office/drawing/2016/5/13/chartex" xmlns:cx8="http://schemas.microsoft.com/office/drawing/2016/5/14/chartex" xmlns:mc="http://schemas.openxmlformats.org/markup-compatibility/2006" xmlns:aink="http://schemas.microsoft.com/office/drawing/2016/ink" xmlns:am3d="http://schemas.microsoft.com/office/drawing/2017/model3d" xmlns:o="urn:schemas-microsoft-com:office:office" xmlns:oel="http://schemas.microsoft.com/office/2019/extlst" xmlns:r="http://schemas.openxmlformats.org/officeDocument/2006/relationships" xmlns:m="http://schemas.openxmlformats.org/officeDocument/2006/math" xmlns:v="urn:schemas-microsoft-com:vml" xmlns:wp14="http://schemas.microsoft.com/office/word/2010/wordprocessingDrawing" xmlns:wp="http://schemas.openxmlformats.org/drawingml/2006/wordprocessingDrawing" xmlns:w10="urn:schemas-microsoft-com:office:word" xmlns:w="http://schemas.openxmlformats.org/wordprocessingml/2006/main" xmlns:w14="http://schemas.microsoft.com/office/word/2010/wordml" xmlns:w15="http://schemas.microsoft.com/office/word/2012/wordml" xmlns:w16cex="http://schemas.microsoft.com/office/word/2018/wordml/cex" xmlns:w16cid="http://schemas.microsoft.com/office/word/2016/wordml/cid" xmlns:w16="http://schemas.microsoft.com/office/word/2018/wordml" xmlns:w16du="http://schemas.microsoft.com/office/word/2023/wordml/word16du" xmlns:w16sdtdh="http://schemas.microsoft.com/office/word/2020/wordml/sdtdatahash" xmlns:w16sdtfl="http://schemas.microsoft.com/office/word/2024/wordml/sdtformatlock" xmlns:w16se="http://schemas.microsoft.com/office/word/2015/wordml/symex" xmlns:wpg="http://schemas.microsoft.com/office/word/2010/wordprocessingGroup" xmlns:wpi="http://schemas.microsoft.com/office/word/2010/wordprocessingInk" xmlns:wne="http://schemas.microsoft.com/office/word/2006/wordml" xmlns:wps="http://schemas.microsoft.com/office/word/2010/wordprocessingShape" mc:Ignorable="w14 w15 w16se w16cid w16 w16cex w16sdtdh w16sdtfl w16du wp14">
   <w:p>
     <w:pPr>
@@ -30571,16 +30617,6 @@
         </mc:Fallback>
       </mc:AlternateContent>
     </w:r>
-  </w:p>
-</w:hdr>
-</file>
-
-<file path=word/header3.xml><?xml version="1.0" encoding="utf-8"?>
-<w:hdr xmlns:wpc="http://schemas.microsoft.com/office/word/2010/wordprocessingCanvas" xmlns:cx="http://schemas.microsoft.com/office/drawing/2014/chartex" xmlns:cx1="http://schemas.microsoft.com/office/drawing/2015/9/8/chartex" xmlns:cx2="http://schemas.microsoft.com/office/drawing/2015/10/21/chartex" xmlns:cx3="http://schemas.microsoft.com/office/drawing/2016/5/9/chartex" xmlns:cx4="http://schemas.microsoft.com/office/drawing/2016/5/10/chartex" xmlns:cx5="http://schemas.microsoft.com/office/drawing/2016/5/11/chartex" xmlns:cx6="http://schemas.microsoft.com/office/drawing/2016/5/12/chartex" xmlns:cx7="http://schemas.microsoft.com/office/drawing/2016/5/13/chartex" xmlns:cx8="http://schemas.microsoft.com/office/drawing/2016/5/14/chartex" xmlns:mc="http://schemas.openxmlformats.org/markup-compatibility/2006" xmlns:aink="http://schemas.microsoft.com/office/drawing/2016/ink" xmlns:am3d="http://schemas.microsoft.com/office/drawing/2017/model3d" xmlns:o="urn:schemas-microsoft-com:office:office" xmlns:oel="http://schemas.microsoft.com/office/2019/extlst" xmlns:r="http://schemas.openxmlformats.org/officeDocument/2006/relationships" xmlns:m="http://schemas.openxmlformats.org/officeDocument/2006/math" xmlns:v="urn:schemas-microsoft-com:vml" xmlns:wp14="http://schemas.microsoft.com/office/word/2010/wordprocessingDrawing" xmlns:wp="http://schemas.openxmlformats.org/drawingml/2006/wordprocessingDrawing" xmlns:w10="urn:schemas-microsoft-com:office:word" xmlns:w="http://schemas.openxmlformats.org/wordprocessingml/2006/main" xmlns:w14="http://schemas.microsoft.com/office/word/2010/wordml" xmlns:w15="http://schemas.microsoft.com/office/word/2012/wordml" xmlns:w16cex="http://schemas.microsoft.com/office/word/2018/wordml/cex" xmlns:w16cid="http://schemas.microsoft.com/office/word/2016/wordml/cid" xmlns:w16="http://schemas.microsoft.com/office/word/2018/wordml" xmlns:w16du="http://schemas.microsoft.com/office/word/2023/wordml/word16du" xmlns:w16sdtdh="http://schemas.microsoft.com/office/word/2020/wordml/sdtdatahash" xmlns:w16sdtfl="http://schemas.microsoft.com/office/word/2024/wordml/sdtformatlock" xmlns:w16se="http://schemas.microsoft.com/office/word/2015/wordml/symex" xmlns:wpg="http://schemas.microsoft.com/office/word/2010/wordprocessingGroup" xmlns:wpi="http://schemas.microsoft.com/office/word/2010/wordprocessingInk" xmlns:wne="http://schemas.microsoft.com/office/word/2006/wordml" xmlns:wps="http://schemas.microsoft.com/office/word/2010/wordprocessingShape" mc:Ignorable="w14 w15 w16se w16cid w16 w16cex w16sdtdh w16sdtfl w16du wp14">
-  <w:p>
-    <w:pPr>
-      <w:pStyle w:val="ac"/>
-    </w:pPr>
   </w:p>
 </w:hdr>
 </file>
